--- a/TP3b/BigData_TP3_Grupo#4 .docx
+++ b/TP3b/BigData_TP3_Grupo#4 .docx
@@ -1,6 +1,6 @@
 
 <file path=word/document.xml><?xml version="1.0" encoding="utf-8"?>
-<w:document xmlns:wpc="http://schemas.microsoft.com/office/word/2010/wordprocessingCanvas" xmlns:cx="http://schemas.microsoft.com/office/drawing/2014/chartex" xmlns:cx1="http://schemas.microsoft.com/office/drawing/2015/9/8/chartex" xmlns:cx2="http://schemas.microsoft.com/office/drawing/2015/10/21/chartex" xmlns:cx3="http://schemas.microsoft.com/office/drawing/2016/5/9/chartex" xmlns:cx4="http://schemas.microsoft.com/office/drawing/2016/5/10/chartex" xmlns:cx5="http://schemas.microsoft.com/office/drawing/2016/5/11/chartex" xmlns:cx6="http://schemas.microsoft.com/office/drawing/2016/5/12/chartex" xmlns:cx7="http://schemas.microsoft.com/office/drawing/2016/5/13/chartex" xmlns:cx8="http://schemas.microsoft.com/office/drawing/2016/5/14/chartex" xmlns:mc="http://schemas.openxmlformats.org/markup-compatibility/2006" xmlns:aink="http://schemas.microsoft.com/office/drawing/2016/ink" xmlns:am3d="http://schemas.microsoft.com/office/drawing/2017/model3d" xmlns:o="urn:schemas-microsoft-com:office:office" xmlns:oel="http://schemas.microsoft.com/office/2019/extlst" xmlns:r="http://schemas.openxmlformats.org/officeDocument/2006/relationships" xmlns:m="http://schemas.openxmlformats.org/officeDocument/2006/math" xmlns:v="urn:schemas-microsoft-com:vml" xmlns:wp14="http://schemas.microsoft.com/office/word/2010/wordprocessingDrawing" xmlns:wp="http://schemas.openxmlformats.org/drawingml/2006/wordprocessingDrawing" xmlns:w10="urn:schemas-microsoft-com:office:word" xmlns:w="http://schemas.openxmlformats.org/wordprocessingml/2006/main" xmlns:w14="http://schemas.microsoft.com/office/word/2010/wordml" xmlns:w15="http://schemas.microsoft.com/office/word/2012/wordml" xmlns:w16cex="http://schemas.microsoft.com/office/word/2018/wordml/cex" xmlns:w16cid="http://schemas.microsoft.com/office/word/2016/wordml/cid" xmlns:w16="http://schemas.microsoft.com/office/word/2018/wordml" xmlns:w16sdtdh="http://schemas.microsoft.com/office/word/2020/wordml/sdtdatahash" xmlns:w16se="http://schemas.microsoft.com/office/word/2015/wordml/symex" xmlns:wpg="http://schemas.microsoft.com/office/word/2010/wordprocessingGroup" xmlns:wpi="http://schemas.microsoft.com/office/word/2010/wordprocessingInk" xmlns:wne="http://schemas.microsoft.com/office/word/2006/wordml" xmlns:wps="http://schemas.microsoft.com/office/word/2010/wordprocessingShape" mc:Ignorable="w14 w15 w16se w16cid w16 w16cex w16sdtdh wp14">
+<w:document xmlns:wpc="http://schemas.microsoft.com/office/word/2010/wordprocessingCanvas" xmlns:cx="http://schemas.microsoft.com/office/drawing/2014/chartex" xmlns:cx1="http://schemas.microsoft.com/office/drawing/2015/9/8/chartex" xmlns:cx2="http://schemas.microsoft.com/office/drawing/2015/10/21/chartex" xmlns:cx3="http://schemas.microsoft.com/office/drawing/2016/5/9/chartex" xmlns:cx4="http://schemas.microsoft.com/office/drawing/2016/5/10/chartex" xmlns:cx5="http://schemas.microsoft.com/office/drawing/2016/5/11/chartex" xmlns:cx6="http://schemas.microsoft.com/office/drawing/2016/5/12/chartex" xmlns:cx7="http://schemas.microsoft.com/office/drawing/2016/5/13/chartex" xmlns:cx8="http://schemas.microsoft.com/office/drawing/2016/5/14/chartex" xmlns:mc="http://schemas.openxmlformats.org/markup-compatibility/2006" xmlns:aink="http://schemas.microsoft.com/office/drawing/2016/ink" xmlns:am3d="http://schemas.microsoft.com/office/drawing/2017/model3d" xmlns:o="urn:schemas-microsoft-com:office:office" xmlns:r="http://schemas.openxmlformats.org/officeDocument/2006/relationships" xmlns:m="http://schemas.openxmlformats.org/officeDocument/2006/math" xmlns:v="urn:schemas-microsoft-com:vml" xmlns:wp14="http://schemas.microsoft.com/office/word/2010/wordprocessingDrawing" xmlns:wp="http://schemas.openxmlformats.org/drawingml/2006/wordprocessingDrawing" xmlns:w10="urn:schemas-microsoft-com:office:word" xmlns:w="http://schemas.openxmlformats.org/wordprocessingml/2006/main" xmlns:w14="http://schemas.microsoft.com/office/word/2010/wordml" xmlns:w15="http://schemas.microsoft.com/office/word/2012/wordml" xmlns:w16cex="http://schemas.microsoft.com/office/word/2018/wordml/cex" xmlns:w16cid="http://schemas.microsoft.com/office/word/2016/wordml/cid" xmlns:w16="http://schemas.microsoft.com/office/word/2018/wordml" xmlns:w16sdtdh="http://schemas.microsoft.com/office/word/2020/wordml/sdtdatahash" xmlns:w16se="http://schemas.microsoft.com/office/word/2015/wordml/symex" xmlns:wpg="http://schemas.microsoft.com/office/word/2010/wordprocessingGroup" xmlns:wpi="http://schemas.microsoft.com/office/word/2010/wordprocessingInk" xmlns:wne="http://schemas.microsoft.com/office/word/2006/wordml" xmlns:wps="http://schemas.microsoft.com/office/word/2010/wordprocessingShape" mc:Ignorable="w14 w15 w16se w16cid w16 w16cex w16sdtdh wp14">
   <w:body>
     <w:p>
       <w:pPr>
@@ -478,10 +478,6 @@
     <w:p>
       <w:pPr>
         <w:pStyle w:val="Prrafodelista"/>
-        <w:numPr>
-          <w:ilvl w:val="0"/>
-          <w:numId w:val="14"/>
-        </w:numPr>
         <w:pBdr>
           <w:top w:val="nil"/>
           <w:left w:val="nil"/>
@@ -490,6 +486,7 @@
           <w:between w:val="nil"/>
         </w:pBdr>
         <w:spacing w:before="240"/>
+        <w:ind w:firstLine="0"/>
         <w:jc w:val="both"/>
         <w:rPr>
           <w:rFonts w:ascii="Century Schoolbook" w:eastAsia="Century Schoolbook" w:hAnsi="Century Schoolbook" w:cs="Century Schoolbook"/>
@@ -499,20 +496,7 @@
         <w:rPr>
           <w:rFonts w:ascii="Century Schoolbook" w:eastAsia="Century Schoolbook" w:hAnsi="Century Schoolbook" w:cs="Century Schoolbook"/>
         </w:rPr>
-        <w:t>1)</w:t>
-      </w:r>
-      <w:r>
-        <w:rPr>
-          <w:rFonts w:ascii="Century Schoolbook" w:eastAsia="Century Schoolbook" w:hAnsi="Century Schoolbook" w:cs="Century Schoolbook"/>
-        </w:rPr>
-        <w:t xml:space="preserve">La idea de esta primera parte es que completen la limpieza de la base de datos que contiene las observaciones del primer trimestre de 2005 y del primer trimestre de 2025. </w:t>
-      </w:r>
-      <w:proofErr w:type="gramStart"/>
-      <w:r>
-        <w:rPr>
-          <w:rFonts w:ascii="Century Schoolbook" w:eastAsia="Century Schoolbook" w:hAnsi="Century Schoolbook" w:cs="Century Schoolbook"/>
-        </w:rPr>
-        <w:t xml:space="preserve">La </w:t>
+        <w:t xml:space="preserve">La idea de esta primera parte es que completen la limpieza de la base de datos que contiene las observaciones del primer trimestre de 2005 y del primer trimestre de 2025. La </w:t>
       </w:r>
       <w:r>
         <w:rPr>
@@ -525,14 +509,7 @@
         <w:rPr>
           <w:rFonts w:ascii="Century Schoolbook" w:eastAsia="Century Schoolbook" w:hAnsi="Century Schoolbook" w:cs="Century Schoolbook"/>
         </w:rPr>
-        <w:t xml:space="preserve"> a trabajar</w:t>
-      </w:r>
-      <w:proofErr w:type="gramEnd"/>
-      <w:r>
-        <w:rPr>
-          <w:rFonts w:ascii="Century Schoolbook" w:eastAsia="Century Schoolbook" w:hAnsi="Century Schoolbook" w:cs="Century Schoolbook"/>
-        </w:rPr>
-        <w:t xml:space="preserve"> resultante debe incluir todas las variables presentes en </w:t>
+        <w:t xml:space="preserve"> a trabajar resultante debe incluir todas las variables presentes en </w:t>
       </w:r>
       <w:r>
         <w:rPr>
@@ -560,6 +537,24 @@
         </w:rPr>
         <w:t xml:space="preserve"> debe tener solamente dos valores consistentes. </w:t>
       </w:r>
+    </w:p>
+    <w:p>
+      <w:pPr>
+        <w:pStyle w:val="Prrafodelista"/>
+        <w:pBdr>
+          <w:top w:val="nil"/>
+          <w:left w:val="nil"/>
+          <w:bottom w:val="nil"/>
+          <w:right w:val="nil"/>
+          <w:between w:val="nil"/>
+        </w:pBdr>
+        <w:spacing w:before="240"/>
+        <w:ind w:firstLine="0"/>
+        <w:jc w:val="both"/>
+        <w:rPr>
+          <w:rFonts w:ascii="Century Schoolbook" w:eastAsia="Century Schoolbook" w:hAnsi="Century Schoolbook" w:cs="Century Schoolbook"/>
+        </w:rPr>
+      </w:pPr>
     </w:p>
     <w:p>
       <w:pPr>
@@ -583,6 +578,79 @@
       <w:r>
         <w:rPr>
           <w:rFonts w:ascii="Century Schoolbook" w:eastAsia="Century Schoolbook" w:hAnsi="Century Schoolbook" w:cs="Century Schoolbook"/>
+          <w:noProof/>
+        </w:rPr>
+        <w:drawing>
+          <wp:anchor distT="0" distB="0" distL="114300" distR="114300" simplePos="0" relativeHeight="251658240" behindDoc="1" locked="0" layoutInCell="1" allowOverlap="1" wp14:anchorId="32BFB903" wp14:editId="0BA175FC">
+            <wp:simplePos x="0" y="0"/>
+            <wp:positionH relativeFrom="margin">
+              <wp:align>center</wp:align>
+            </wp:positionH>
+            <wp:positionV relativeFrom="paragraph">
+              <wp:posOffset>1002030</wp:posOffset>
+            </wp:positionV>
+            <wp:extent cx="6667500" cy="2747010"/>
+            <wp:effectExtent l="0" t="0" r="0" b="0"/>
+            <wp:wrapTight wrapText="bothSides">
+              <wp:wrapPolygon edited="0">
+                <wp:start x="0" y="0"/>
+                <wp:lineTo x="0" y="21420"/>
+                <wp:lineTo x="21538" y="21420"/>
+                <wp:lineTo x="21538" y="0"/>
+                <wp:lineTo x="0" y="0"/>
+              </wp:wrapPolygon>
+            </wp:wrapTight>
+            <wp:docPr id="2" name="Imagen 2"/>
+            <wp:cNvGraphicFramePr>
+              <a:graphicFrameLocks xmlns:a="http://schemas.openxmlformats.org/drawingml/2006/main" noChangeAspect="1"/>
+            </wp:cNvGraphicFramePr>
+            <a:graphic xmlns:a="http://schemas.openxmlformats.org/drawingml/2006/main">
+              <a:graphicData uri="http://schemas.openxmlformats.org/drawingml/2006/picture">
+                <pic:pic xmlns:pic="http://schemas.openxmlformats.org/drawingml/2006/picture">
+                  <pic:nvPicPr>
+                    <pic:cNvPr id="0" name="Picture 2"/>
+                    <pic:cNvPicPr>
+                      <a:picLocks noChangeAspect="1" noChangeArrowheads="1"/>
+                    </pic:cNvPicPr>
+                  </pic:nvPicPr>
+                  <pic:blipFill>
+                    <a:blip r:embed="rId10">
+                      <a:extLst>
+                        <a:ext uri="{28A0092B-C50C-407E-A947-70E740481C1C}">
+                          <a14:useLocalDpi xmlns:a14="http://schemas.microsoft.com/office/drawing/2010/main" val="0"/>
+                        </a:ext>
+                      </a:extLst>
+                    </a:blip>
+                    <a:srcRect/>
+                    <a:stretch>
+                      <a:fillRect/>
+                    </a:stretch>
+                  </pic:blipFill>
+                  <pic:spPr bwMode="auto">
+                    <a:xfrm>
+                      <a:off x="0" y="0"/>
+                      <a:ext cx="6667500" cy="2747010"/>
+                    </a:xfrm>
+                    <a:prstGeom prst="rect">
+                      <a:avLst/>
+                    </a:prstGeom>
+                    <a:noFill/>
+                  </pic:spPr>
+                </pic:pic>
+              </a:graphicData>
+            </a:graphic>
+            <wp14:sizeRelH relativeFrom="margin">
+              <wp14:pctWidth>0</wp14:pctWidth>
+            </wp14:sizeRelH>
+            <wp14:sizeRelV relativeFrom="margin">
+              <wp14:pctHeight>0</wp14:pctHeight>
+            </wp14:sizeRelV>
+          </wp:anchor>
+        </w:drawing>
+      </w:r>
+      <w:r>
+        <w:rPr>
+          <w:rFonts w:ascii="Century Schoolbook" w:eastAsia="Century Schoolbook" w:hAnsi="Century Schoolbook" w:cs="Century Schoolbook"/>
         </w:rPr>
         <w:t>Cree la variable “</w:t>
       </w:r>
@@ -648,6 +716,69 @@
         </w:rPr>
         <w:t xml:space="preserve"> en este segundo panel). Comente brevemente la distribución de edades en estos dos paneles (3-4 oraciones). </w:t>
       </w:r>
+    </w:p>
+    <w:p>
+      <w:pPr>
+        <w:pStyle w:val="Prrafodelista"/>
+        <w:rPr>
+          <w:rFonts w:ascii="Century Schoolbook" w:eastAsia="Century Schoolbook" w:hAnsi="Century Schoolbook" w:cs="Century Schoolbook"/>
+        </w:rPr>
+      </w:pPr>
+    </w:p>
+    <w:p>
+      <w:pPr>
+        <w:pStyle w:val="Prrafodelista"/>
+        <w:pBdr>
+          <w:top w:val="nil"/>
+          <w:left w:val="nil"/>
+          <w:bottom w:val="nil"/>
+          <w:right w:val="nil"/>
+          <w:between w:val="nil"/>
+        </w:pBdr>
+        <w:spacing w:before="240"/>
+        <w:ind w:firstLine="0"/>
+        <w:jc w:val="both"/>
+        <w:rPr>
+          <w:rFonts w:ascii="Century Schoolbook" w:eastAsia="Century Schoolbook" w:hAnsi="Century Schoolbook" w:cs="Century Schoolbook"/>
+        </w:rPr>
+      </w:pPr>
+      <w:r>
+        <w:rPr>
+          <w:rFonts w:ascii="Century Schoolbook" w:eastAsia="Century Schoolbook" w:hAnsi="Century Schoolbook" w:cs="Century Schoolbook"/>
+        </w:rPr>
+        <w:t xml:space="preserve">El Panel A muestra que la distribución de la edad es amplia, con mayor frecuencia entre los 20 y 50 años, y una menor presencia de personas mayores de 70. En el Panel B, la densidad </w:t>
+      </w:r>
+      <w:proofErr w:type="spellStart"/>
+      <w:r>
+        <w:rPr>
+          <w:rFonts w:ascii="Century Schoolbook" w:eastAsia="Century Schoolbook" w:hAnsi="Century Schoolbook" w:cs="Century Schoolbook"/>
+        </w:rPr>
+        <w:t>kernel</w:t>
+      </w:r>
+      <w:proofErr w:type="spellEnd"/>
+      <w:r>
+        <w:rPr>
+          <w:rFonts w:ascii="Century Schoolbook" w:eastAsia="Century Schoolbook" w:hAnsi="Century Schoolbook" w:cs="Century Schoolbook"/>
+        </w:rPr>
+        <w:t xml:space="preserve"> indica que los pobres se concentran en edades más jóvenes, con un pico pronunciado cerca de los 20 años, mientras que los no pobres tienen una distribución más extendida y con mayor densidad en edades medias. Esto sugiere que la pobreza afecta proporcionalmente más a personas jóvenes. En conjunto, los gráficos reflejan una población económicamente activa más envejecida entre los no pobres y más juvenil entre los pobres.</w:t>
+      </w:r>
+    </w:p>
+    <w:p>
+      <w:pPr>
+        <w:pBdr>
+          <w:top w:val="nil"/>
+          <w:left w:val="nil"/>
+          <w:bottom w:val="nil"/>
+          <w:right w:val="nil"/>
+          <w:between w:val="nil"/>
+        </w:pBdr>
+        <w:spacing w:before="240" w:after="0" w:line="240" w:lineRule="auto"/>
+        <w:ind w:left="720" w:firstLine="0"/>
+        <w:jc w:val="both"/>
+        <w:rPr>
+          <w:rFonts w:ascii="Century Schoolbook" w:eastAsia="Century Schoolbook" w:hAnsi="Century Schoolbook" w:cs="Century Schoolbook"/>
+        </w:rPr>
+      </w:pPr>
     </w:p>
     <w:p>
       <w:pPr>
@@ -672,6 +803,7 @@
         <w:rPr>
           <w:rFonts w:ascii="Century Schoolbook" w:eastAsia="Century Schoolbook" w:hAnsi="Century Schoolbook" w:cs="Century Schoolbook"/>
         </w:rPr>
+        <w:lastRenderedPageBreak/>
         <w:t xml:space="preserve">Cree la variable </w:t>
       </w:r>
       <w:proofErr w:type="spellStart"/>
@@ -767,6 +899,490 @@
         </w:rPr>
         <w:t>) de dicha variable creada y comente</w:t>
       </w:r>
+    </w:p>
+    <w:tbl>
+      <w:tblPr>
+        <w:tblW w:w="0" w:type="auto"/>
+        <w:tblCellSpacing w:w="15" w:type="dxa"/>
+        <w:tblInd w:w="3116" w:type="dxa"/>
+        <w:tblCellMar>
+          <w:top w:w="15" w:type="dxa"/>
+          <w:left w:w="15" w:type="dxa"/>
+          <w:bottom w:w="15" w:type="dxa"/>
+          <w:right w:w="15" w:type="dxa"/>
+        </w:tblCellMar>
+        <w:tblLook w:val="04A0" w:firstRow="1" w:lastRow="0" w:firstColumn="1" w:lastColumn="0" w:noHBand="0" w:noVBand="1"/>
+      </w:tblPr>
+      <w:tblGrid>
+        <w:gridCol w:w="1615"/>
+        <w:gridCol w:w="662"/>
+      </w:tblGrid>
+      <w:tr>
+        <w:trPr>
+          <w:tblHeader/>
+          <w:tblCellSpacing w:w="15" w:type="dxa"/>
+        </w:trPr>
+        <w:tc>
+          <w:tcPr>
+            <w:tcW w:w="0" w:type="auto"/>
+            <w:vAlign w:val="center"/>
+            <w:hideMark/>
+          </w:tcPr>
+          <w:p>
+            <w:pPr>
+              <w:spacing w:after="0" w:line="240" w:lineRule="auto"/>
+              <w:ind w:left="0" w:firstLine="0"/>
+              <w:jc w:val="center"/>
+              <w:rPr>
+                <w:rFonts w:ascii="Times New Roman" w:eastAsia="Times New Roman" w:hAnsi="Times New Roman" w:cs="Times New Roman"/>
+                <w:b/>
+                <w:bCs/>
+                <w:color w:val="auto"/>
+                <w:kern w:val="0"/>
+                <w:sz w:val="24"/>
+                <w:lang w:val="es-AR" w:eastAsia="es-AR"/>
+                <w14:ligatures w14:val="none"/>
+              </w:rPr>
+            </w:pPr>
+            <w:r>
+              <w:rPr>
+                <w:rFonts w:ascii="Times New Roman" w:eastAsia="Times New Roman" w:hAnsi="Times New Roman" w:cs="Times New Roman"/>
+                <w:b/>
+                <w:bCs/>
+                <w:color w:val="auto"/>
+                <w:kern w:val="0"/>
+                <w:sz w:val="24"/>
+                <w:lang w:val="es-AR" w:eastAsia="es-AR"/>
+                <w14:ligatures w14:val="none"/>
+              </w:rPr>
+              <w:t>Medida</w:t>
+            </w:r>
+          </w:p>
+        </w:tc>
+        <w:tc>
+          <w:tcPr>
+            <w:tcW w:w="0" w:type="auto"/>
+            <w:vAlign w:val="center"/>
+            <w:hideMark/>
+          </w:tcPr>
+          <w:p>
+            <w:pPr>
+              <w:spacing w:after="0" w:line="240" w:lineRule="auto"/>
+              <w:ind w:left="0" w:firstLine="0"/>
+              <w:jc w:val="center"/>
+              <w:rPr>
+                <w:rFonts w:ascii="Times New Roman" w:eastAsia="Times New Roman" w:hAnsi="Times New Roman" w:cs="Times New Roman"/>
+                <w:b/>
+                <w:bCs/>
+                <w:color w:val="auto"/>
+                <w:kern w:val="0"/>
+                <w:sz w:val="24"/>
+                <w:lang w:val="es-AR" w:eastAsia="es-AR"/>
+                <w14:ligatures w14:val="none"/>
+              </w:rPr>
+            </w:pPr>
+            <w:r>
+              <w:rPr>
+                <w:rFonts w:ascii="Times New Roman" w:eastAsia="Times New Roman" w:hAnsi="Times New Roman" w:cs="Times New Roman"/>
+                <w:b/>
+                <w:bCs/>
+                <w:color w:val="auto"/>
+                <w:kern w:val="0"/>
+                <w:sz w:val="24"/>
+                <w:lang w:val="es-AR" w:eastAsia="es-AR"/>
+                <w14:ligatures w14:val="none"/>
+              </w:rPr>
+              <w:t>Valor</w:t>
+            </w:r>
+          </w:p>
+        </w:tc>
+      </w:tr>
+      <w:tr>
+        <w:trPr>
+          <w:tblCellSpacing w:w="15" w:type="dxa"/>
+        </w:trPr>
+        <w:tc>
+          <w:tcPr>
+            <w:tcW w:w="0" w:type="auto"/>
+            <w:vAlign w:val="center"/>
+            <w:hideMark/>
+          </w:tcPr>
+          <w:p>
+            <w:pPr>
+              <w:spacing w:after="0" w:line="240" w:lineRule="auto"/>
+              <w:ind w:left="0" w:firstLine="0"/>
+              <w:rPr>
+                <w:rFonts w:ascii="Times New Roman" w:eastAsia="Times New Roman" w:hAnsi="Times New Roman" w:cs="Times New Roman"/>
+                <w:color w:val="auto"/>
+                <w:kern w:val="0"/>
+                <w:sz w:val="24"/>
+                <w:lang w:val="es-AR" w:eastAsia="es-AR"/>
+                <w14:ligatures w14:val="none"/>
+              </w:rPr>
+            </w:pPr>
+            <w:r>
+              <w:rPr>
+                <w:rFonts w:ascii="Times New Roman" w:eastAsia="Times New Roman" w:hAnsi="Times New Roman" w:cs="Times New Roman"/>
+                <w:color w:val="auto"/>
+                <w:kern w:val="0"/>
+                <w:sz w:val="24"/>
+                <w:lang w:val="es-AR" w:eastAsia="es-AR"/>
+                <w14:ligatures w14:val="none"/>
+              </w:rPr>
+              <w:t>Promedio</w:t>
+            </w:r>
+          </w:p>
+        </w:tc>
+        <w:tc>
+          <w:tcPr>
+            <w:tcW w:w="0" w:type="auto"/>
+            <w:vAlign w:val="center"/>
+            <w:hideMark/>
+          </w:tcPr>
+          <w:p>
+            <w:pPr>
+              <w:spacing w:after="0" w:line="240" w:lineRule="auto"/>
+              <w:ind w:left="0" w:firstLine="0"/>
+              <w:rPr>
+                <w:rFonts w:ascii="Times New Roman" w:eastAsia="Times New Roman" w:hAnsi="Times New Roman" w:cs="Times New Roman"/>
+                <w:color w:val="auto"/>
+                <w:kern w:val="0"/>
+                <w:sz w:val="24"/>
+                <w:lang w:val="es-AR" w:eastAsia="es-AR"/>
+                <w14:ligatures w14:val="none"/>
+              </w:rPr>
+            </w:pPr>
+            <w:r>
+              <w:rPr>
+                <w:rFonts w:ascii="Times New Roman" w:eastAsia="Times New Roman" w:hAnsi="Times New Roman" w:cs="Times New Roman"/>
+                <w:color w:val="auto"/>
+                <w:kern w:val="0"/>
+                <w:sz w:val="24"/>
+                <w:lang w:val="es-AR" w:eastAsia="es-AR"/>
+                <w14:ligatures w14:val="none"/>
+              </w:rPr>
+              <w:t>10.97</w:t>
+            </w:r>
+          </w:p>
+        </w:tc>
+      </w:tr>
+      <w:tr>
+        <w:trPr>
+          <w:tblCellSpacing w:w="15" w:type="dxa"/>
+        </w:trPr>
+        <w:tc>
+          <w:tcPr>
+            <w:tcW w:w="0" w:type="auto"/>
+            <w:vAlign w:val="center"/>
+            <w:hideMark/>
+          </w:tcPr>
+          <w:p>
+            <w:pPr>
+              <w:spacing w:after="0" w:line="240" w:lineRule="auto"/>
+              <w:ind w:left="0" w:firstLine="0"/>
+              <w:rPr>
+                <w:rFonts w:ascii="Times New Roman" w:eastAsia="Times New Roman" w:hAnsi="Times New Roman" w:cs="Times New Roman"/>
+                <w:color w:val="auto"/>
+                <w:kern w:val="0"/>
+                <w:sz w:val="24"/>
+                <w:lang w:val="es-AR" w:eastAsia="es-AR"/>
+                <w14:ligatures w14:val="none"/>
+              </w:rPr>
+            </w:pPr>
+            <w:r>
+              <w:rPr>
+                <w:rFonts w:ascii="Times New Roman" w:eastAsia="Times New Roman" w:hAnsi="Times New Roman" w:cs="Times New Roman"/>
+                <w:color w:val="auto"/>
+                <w:kern w:val="0"/>
+                <w:sz w:val="24"/>
+                <w:lang w:val="es-AR" w:eastAsia="es-AR"/>
+                <w14:ligatures w14:val="none"/>
+              </w:rPr>
+              <w:t>Desvío estándar</w:t>
+            </w:r>
+          </w:p>
+        </w:tc>
+        <w:tc>
+          <w:tcPr>
+            <w:tcW w:w="0" w:type="auto"/>
+            <w:vAlign w:val="center"/>
+            <w:hideMark/>
+          </w:tcPr>
+          <w:p>
+            <w:pPr>
+              <w:spacing w:after="0" w:line="240" w:lineRule="auto"/>
+              <w:ind w:left="0" w:firstLine="0"/>
+              <w:rPr>
+                <w:rFonts w:ascii="Times New Roman" w:eastAsia="Times New Roman" w:hAnsi="Times New Roman" w:cs="Times New Roman"/>
+                <w:color w:val="auto"/>
+                <w:kern w:val="0"/>
+                <w:sz w:val="24"/>
+                <w:lang w:val="es-AR" w:eastAsia="es-AR"/>
+                <w14:ligatures w14:val="none"/>
+              </w:rPr>
+            </w:pPr>
+            <w:r>
+              <w:rPr>
+                <w:rFonts w:ascii="Times New Roman" w:eastAsia="Times New Roman" w:hAnsi="Times New Roman" w:cs="Times New Roman"/>
+                <w:color w:val="auto"/>
+                <w:kern w:val="0"/>
+                <w:sz w:val="24"/>
+                <w:lang w:val="es-AR" w:eastAsia="es-AR"/>
+                <w14:ligatures w14:val="none"/>
+              </w:rPr>
+              <w:t>5.27</w:t>
+            </w:r>
+          </w:p>
+        </w:tc>
+      </w:tr>
+      <w:tr>
+        <w:trPr>
+          <w:tblCellSpacing w:w="15" w:type="dxa"/>
+        </w:trPr>
+        <w:tc>
+          <w:tcPr>
+            <w:tcW w:w="0" w:type="auto"/>
+            <w:vAlign w:val="center"/>
+            <w:hideMark/>
+          </w:tcPr>
+          <w:p>
+            <w:pPr>
+              <w:spacing w:after="0" w:line="240" w:lineRule="auto"/>
+              <w:ind w:left="0" w:firstLine="0"/>
+              <w:rPr>
+                <w:rFonts w:ascii="Times New Roman" w:eastAsia="Times New Roman" w:hAnsi="Times New Roman" w:cs="Times New Roman"/>
+                <w:color w:val="auto"/>
+                <w:kern w:val="0"/>
+                <w:sz w:val="24"/>
+                <w:lang w:val="es-AR" w:eastAsia="es-AR"/>
+                <w14:ligatures w14:val="none"/>
+              </w:rPr>
+            </w:pPr>
+            <w:r>
+              <w:rPr>
+                <w:rFonts w:ascii="Times New Roman" w:eastAsia="Times New Roman" w:hAnsi="Times New Roman" w:cs="Times New Roman"/>
+                <w:color w:val="auto"/>
+                <w:kern w:val="0"/>
+                <w:sz w:val="24"/>
+                <w:lang w:val="es-AR" w:eastAsia="es-AR"/>
+                <w14:ligatures w14:val="none"/>
+              </w:rPr>
+              <w:t>Mínimo</w:t>
+            </w:r>
+          </w:p>
+        </w:tc>
+        <w:tc>
+          <w:tcPr>
+            <w:tcW w:w="0" w:type="auto"/>
+            <w:vAlign w:val="center"/>
+            <w:hideMark/>
+          </w:tcPr>
+          <w:p>
+            <w:pPr>
+              <w:spacing w:after="0" w:line="240" w:lineRule="auto"/>
+              <w:ind w:left="0" w:firstLine="0"/>
+              <w:rPr>
+                <w:rFonts w:ascii="Times New Roman" w:eastAsia="Times New Roman" w:hAnsi="Times New Roman" w:cs="Times New Roman"/>
+                <w:color w:val="auto"/>
+                <w:kern w:val="0"/>
+                <w:sz w:val="24"/>
+                <w:lang w:val="es-AR" w:eastAsia="es-AR"/>
+                <w14:ligatures w14:val="none"/>
+              </w:rPr>
+            </w:pPr>
+            <w:r>
+              <w:rPr>
+                <w:rFonts w:ascii="Times New Roman" w:eastAsia="Times New Roman" w:hAnsi="Times New Roman" w:cs="Times New Roman"/>
+                <w:color w:val="auto"/>
+                <w:kern w:val="0"/>
+                <w:sz w:val="24"/>
+                <w:lang w:val="es-AR" w:eastAsia="es-AR"/>
+                <w14:ligatures w14:val="none"/>
+              </w:rPr>
+              <w:t>0.00</w:t>
+            </w:r>
+          </w:p>
+        </w:tc>
+      </w:tr>
+      <w:tr>
+        <w:trPr>
+          <w:tblCellSpacing w:w="15" w:type="dxa"/>
+        </w:trPr>
+        <w:tc>
+          <w:tcPr>
+            <w:tcW w:w="0" w:type="auto"/>
+            <w:vAlign w:val="center"/>
+            <w:hideMark/>
+          </w:tcPr>
+          <w:p>
+            <w:pPr>
+              <w:spacing w:after="0" w:line="240" w:lineRule="auto"/>
+              <w:ind w:left="0" w:firstLine="0"/>
+              <w:rPr>
+                <w:rFonts w:ascii="Times New Roman" w:eastAsia="Times New Roman" w:hAnsi="Times New Roman" w:cs="Times New Roman"/>
+                <w:color w:val="auto"/>
+                <w:kern w:val="0"/>
+                <w:sz w:val="24"/>
+                <w:lang w:val="es-AR" w:eastAsia="es-AR"/>
+                <w14:ligatures w14:val="none"/>
+              </w:rPr>
+            </w:pPr>
+            <w:r>
+              <w:rPr>
+                <w:rFonts w:ascii="Times New Roman" w:eastAsia="Times New Roman" w:hAnsi="Times New Roman" w:cs="Times New Roman"/>
+                <w:color w:val="auto"/>
+                <w:kern w:val="0"/>
+                <w:sz w:val="24"/>
+                <w:lang w:val="es-AR" w:eastAsia="es-AR"/>
+                <w14:ligatures w14:val="none"/>
+              </w:rPr>
+              <w:t>Mediana (p50)</w:t>
+            </w:r>
+          </w:p>
+        </w:tc>
+        <w:tc>
+          <w:tcPr>
+            <w:tcW w:w="0" w:type="auto"/>
+            <w:vAlign w:val="center"/>
+            <w:hideMark/>
+          </w:tcPr>
+          <w:p>
+            <w:pPr>
+              <w:spacing w:after="0" w:line="240" w:lineRule="auto"/>
+              <w:ind w:left="0" w:firstLine="0"/>
+              <w:rPr>
+                <w:rFonts w:ascii="Times New Roman" w:eastAsia="Times New Roman" w:hAnsi="Times New Roman" w:cs="Times New Roman"/>
+                <w:color w:val="auto"/>
+                <w:kern w:val="0"/>
+                <w:sz w:val="24"/>
+                <w:lang w:val="es-AR" w:eastAsia="es-AR"/>
+                <w14:ligatures w14:val="none"/>
+              </w:rPr>
+            </w:pPr>
+            <w:r>
+              <w:rPr>
+                <w:rFonts w:ascii="Times New Roman" w:eastAsia="Times New Roman" w:hAnsi="Times New Roman" w:cs="Times New Roman"/>
+                <w:color w:val="auto"/>
+                <w:kern w:val="0"/>
+                <w:sz w:val="24"/>
+                <w:lang w:val="es-AR" w:eastAsia="es-AR"/>
+                <w14:ligatures w14:val="none"/>
+              </w:rPr>
+              <w:t>12.00</w:t>
+            </w:r>
+          </w:p>
+        </w:tc>
+      </w:tr>
+      <w:tr>
+        <w:trPr>
+          <w:tblCellSpacing w:w="15" w:type="dxa"/>
+        </w:trPr>
+        <w:tc>
+          <w:tcPr>
+            <w:tcW w:w="0" w:type="auto"/>
+            <w:vAlign w:val="center"/>
+            <w:hideMark/>
+          </w:tcPr>
+          <w:p>
+            <w:pPr>
+              <w:spacing w:after="0" w:line="240" w:lineRule="auto"/>
+              <w:ind w:left="0" w:firstLine="0"/>
+              <w:rPr>
+                <w:rFonts w:ascii="Times New Roman" w:eastAsia="Times New Roman" w:hAnsi="Times New Roman" w:cs="Times New Roman"/>
+                <w:color w:val="auto"/>
+                <w:kern w:val="0"/>
+                <w:sz w:val="24"/>
+                <w:lang w:val="es-AR" w:eastAsia="es-AR"/>
+                <w14:ligatures w14:val="none"/>
+              </w:rPr>
+            </w:pPr>
+            <w:r>
+              <w:rPr>
+                <w:rFonts w:ascii="Times New Roman" w:eastAsia="Times New Roman" w:hAnsi="Times New Roman" w:cs="Times New Roman"/>
+                <w:color w:val="auto"/>
+                <w:kern w:val="0"/>
+                <w:sz w:val="24"/>
+                <w:lang w:val="es-AR" w:eastAsia="es-AR"/>
+                <w14:ligatures w14:val="none"/>
+              </w:rPr>
+              <w:t>Máximo</w:t>
+            </w:r>
+          </w:p>
+        </w:tc>
+        <w:tc>
+          <w:tcPr>
+            <w:tcW w:w="0" w:type="auto"/>
+            <w:vAlign w:val="center"/>
+            <w:hideMark/>
+          </w:tcPr>
+          <w:p>
+            <w:pPr>
+              <w:spacing w:after="0" w:line="240" w:lineRule="auto"/>
+              <w:ind w:left="0" w:firstLine="0"/>
+              <w:rPr>
+                <w:rFonts w:ascii="Times New Roman" w:eastAsia="Times New Roman" w:hAnsi="Times New Roman" w:cs="Times New Roman"/>
+                <w:color w:val="auto"/>
+                <w:kern w:val="0"/>
+                <w:sz w:val="24"/>
+                <w:lang w:val="es-AR" w:eastAsia="es-AR"/>
+                <w14:ligatures w14:val="none"/>
+              </w:rPr>
+            </w:pPr>
+            <w:r>
+              <w:rPr>
+                <w:rFonts w:ascii="Times New Roman" w:eastAsia="Times New Roman" w:hAnsi="Times New Roman" w:cs="Times New Roman"/>
+                <w:color w:val="auto"/>
+                <w:kern w:val="0"/>
+                <w:sz w:val="24"/>
+                <w:lang w:val="es-AR" w:eastAsia="es-AR"/>
+                <w14:ligatures w14:val="none"/>
+              </w:rPr>
+              <w:t>17.00</w:t>
+            </w:r>
+          </w:p>
+        </w:tc>
+      </w:tr>
+    </w:tbl>
+    <w:p>
+      <w:pPr>
+        <w:pBdr>
+          <w:top w:val="nil"/>
+          <w:left w:val="nil"/>
+          <w:bottom w:val="nil"/>
+          <w:right w:val="nil"/>
+          <w:between w:val="nil"/>
+        </w:pBdr>
+        <w:spacing w:before="240" w:after="0" w:line="240" w:lineRule="auto"/>
+        <w:ind w:left="360" w:firstLine="348"/>
+        <w:jc w:val="both"/>
+        <w:rPr>
+          <w:rFonts w:ascii="Century Schoolbook" w:eastAsia="Century Schoolbook" w:hAnsi="Century Schoolbook" w:cs="Century Schoolbook"/>
+        </w:rPr>
+      </w:pPr>
+      <w:r>
+        <w:rPr>
+          <w:rFonts w:ascii="Century Schoolbook" w:eastAsia="Century Schoolbook" w:hAnsi="Century Schoolbook" w:cs="Century Schoolbook"/>
+        </w:rPr>
+        <w:t>En promedio, los individuos tienen cerca de 11 años de educación formal, lo que equivale aproximadamente al nivel secundario completo. La mediana confirma esta concentración en torno a la educación media. El rango es amplio, desde personas sin escolaridad hasta aquellas con estudios universitarios o superiores. La dispersión moderada (desvío estándar ≈ 5,3) indica una heterogeneidad significativa en los niveles educativos dentro de la muestra.</w:t>
+      </w:r>
+    </w:p>
+    <w:p>
+      <w:pPr>
+        <w:pBdr>
+          <w:top w:val="nil"/>
+          <w:left w:val="nil"/>
+          <w:bottom w:val="nil"/>
+          <w:right w:val="nil"/>
+          <w:between w:val="nil"/>
+        </w:pBdr>
+        <w:spacing w:before="240" w:after="0" w:line="240" w:lineRule="auto"/>
+        <w:ind w:left="720" w:firstLine="0"/>
+        <w:jc w:val="both"/>
+        <w:rPr>
+          <w:rFonts w:ascii="Century Schoolbook" w:eastAsia="Century Schoolbook" w:hAnsi="Century Schoolbook" w:cs="Century Schoolbook"/>
+          <w:lang w:val="es-AR"/>
+        </w:rPr>
+      </w:pPr>
     </w:p>
     <w:p>
       <w:pPr>
@@ -790,6 +1406,72 @@
       <w:r>
         <w:rPr>
           <w:rFonts w:ascii="Century Schoolbook" w:eastAsia="Century Schoolbook" w:hAnsi="Century Schoolbook" w:cs="Century Schoolbook"/>
+          <w:noProof/>
+          <w:lang w:val="es-AR"/>
+        </w:rPr>
+        <w:drawing>
+          <wp:anchor distT="0" distB="0" distL="114300" distR="114300" simplePos="0" relativeHeight="251659264" behindDoc="0" locked="0" layoutInCell="1" allowOverlap="1" wp14:anchorId="473C91E9" wp14:editId="0DFEFFB1">
+            <wp:simplePos x="0" y="0"/>
+            <wp:positionH relativeFrom="margin">
+              <wp:align>center</wp:align>
+            </wp:positionH>
+            <wp:positionV relativeFrom="paragraph">
+              <wp:posOffset>1637030</wp:posOffset>
+            </wp:positionV>
+            <wp:extent cx="6693231" cy="2752725"/>
+            <wp:effectExtent l="0" t="0" r="0" b="0"/>
+            <wp:wrapSquare wrapText="bothSides"/>
+            <wp:docPr id="3" name="Imagen 3"/>
+            <wp:cNvGraphicFramePr>
+              <a:graphicFrameLocks xmlns:a="http://schemas.openxmlformats.org/drawingml/2006/main" noChangeAspect="1"/>
+            </wp:cNvGraphicFramePr>
+            <a:graphic xmlns:a="http://schemas.openxmlformats.org/drawingml/2006/main">
+              <a:graphicData uri="http://schemas.openxmlformats.org/drawingml/2006/picture">
+                <pic:pic xmlns:pic="http://schemas.openxmlformats.org/drawingml/2006/picture">
+                  <pic:nvPicPr>
+                    <pic:cNvPr id="0" name="Picture 3"/>
+                    <pic:cNvPicPr>
+                      <a:picLocks noChangeAspect="1" noChangeArrowheads="1"/>
+                    </pic:cNvPicPr>
+                  </pic:nvPicPr>
+                  <pic:blipFill>
+                    <a:blip r:embed="rId11">
+                      <a:extLst>
+                        <a:ext uri="{28A0092B-C50C-407E-A947-70E740481C1C}">
+                          <a14:useLocalDpi xmlns:a14="http://schemas.microsoft.com/office/drawing/2010/main" val="0"/>
+                        </a:ext>
+                      </a:extLst>
+                    </a:blip>
+                    <a:srcRect/>
+                    <a:stretch>
+                      <a:fillRect/>
+                    </a:stretch>
+                  </pic:blipFill>
+                  <pic:spPr bwMode="auto">
+                    <a:xfrm>
+                      <a:off x="0" y="0"/>
+                      <a:ext cx="6693231" cy="2752725"/>
+                    </a:xfrm>
+                    <a:prstGeom prst="rect">
+                      <a:avLst/>
+                    </a:prstGeom>
+                    <a:noFill/>
+                  </pic:spPr>
+                </pic:pic>
+              </a:graphicData>
+            </a:graphic>
+            <wp14:sizeRelH relativeFrom="margin">
+              <wp14:pctWidth>0</wp14:pctWidth>
+            </wp14:sizeRelH>
+            <wp14:sizeRelV relativeFrom="margin">
+              <wp14:pctHeight>0</wp14:pctHeight>
+            </wp14:sizeRelV>
+          </wp:anchor>
+        </w:drawing>
+      </w:r>
+      <w:r>
+        <w:rPr>
+          <w:rFonts w:ascii="Century Schoolbook" w:eastAsia="Century Schoolbook" w:hAnsi="Century Schoolbook" w:cs="Century Schoolbook"/>
         </w:rPr>
         <w:t xml:space="preserve">Actualice la variable </w:t>
       </w:r>
@@ -864,6 +1546,50 @@
           <w:rFonts w:ascii="Century Schoolbook" w:eastAsia="Century Schoolbook" w:hAnsi="Century Schoolbook" w:cs="Century Schoolbook"/>
         </w:rPr>
         <w:t xml:space="preserve"> vertical con la línea de la pobreza calculada en el TP2.</w:t>
+      </w:r>
+    </w:p>
+    <w:p>
+      <w:pPr>
+        <w:pBdr>
+          <w:top w:val="nil"/>
+          <w:left w:val="nil"/>
+          <w:bottom w:val="nil"/>
+          <w:right w:val="nil"/>
+          <w:between w:val="nil"/>
+        </w:pBdr>
+        <w:spacing w:before="240" w:after="0" w:line="240" w:lineRule="auto"/>
+        <w:ind w:left="360" w:firstLine="348"/>
+        <w:jc w:val="both"/>
+        <w:rPr>
+          <w:rFonts w:ascii="Century Schoolbook" w:eastAsia="Century Schoolbook" w:hAnsi="Century Schoolbook" w:cs="Century Schoolbook"/>
+        </w:rPr>
+      </w:pPr>
+      <w:r>
+        <w:rPr>
+          <w:rFonts w:ascii="Century Schoolbook" w:eastAsia="Century Schoolbook" w:hAnsi="Century Schoolbook" w:cs="Century Schoolbook"/>
+        </w:rPr>
+        <w:t xml:space="preserve">El Panel A muestra una distribución fuertemente asimétrica hacia la derecha: la mayoría de los hogares tiene ingresos bajos, concentrados por debajo de la línea de pobreza, y pocos alcanzan niveles altos de ingreso. En el Panel B, la densidad </w:t>
+      </w:r>
+      <w:proofErr w:type="spellStart"/>
+      <w:r>
+        <w:rPr>
+          <w:rFonts w:ascii="Century Schoolbook" w:eastAsia="Century Schoolbook" w:hAnsi="Century Schoolbook" w:cs="Century Schoolbook"/>
+        </w:rPr>
+        <w:t>kernel</w:t>
+      </w:r>
+      <w:proofErr w:type="spellEnd"/>
+      <w:r>
+        <w:rPr>
+          <w:rFonts w:ascii="Century Schoolbook" w:eastAsia="Century Schoolbook" w:hAnsi="Century Schoolbook" w:cs="Century Schoolbook"/>
+        </w:rPr>
+        <w:t xml:space="preserve"> </w:t>
+      </w:r>
+      <w:r>
+        <w:rPr>
+          <w:rFonts w:ascii="Century Schoolbook" w:eastAsia="Century Schoolbook" w:hAnsi="Century Schoolbook" w:cs="Century Schoolbook"/>
+        </w:rPr>
+        <w:lastRenderedPageBreak/>
+        <w:t>evidencia que los pobres se agrupan cerca de cero, mientras que los no pobres presentan una distribución más extendida con un pico por encima de la línea de pobreza. La diferencia entre ambas curvas refleja una marcada desigualdad en la distribución del ingreso. En conjunto, los gráficos indican una alta concentración de hogares en el tramo de bajos ingresos y una brecha clara entre pobres y no pobres.</w:t>
       </w:r>
     </w:p>
     <w:p>
@@ -935,6 +1661,779 @@
         <w:t>) de dicha variable creada y comente</w:t>
       </w:r>
     </w:p>
+    <w:tbl>
+      <w:tblPr>
+        <w:tblW w:w="3809" w:type="dxa"/>
+        <w:tblCellSpacing w:w="15" w:type="dxa"/>
+        <w:tblInd w:w="2351" w:type="dxa"/>
+        <w:tblCellMar>
+          <w:top w:w="15" w:type="dxa"/>
+          <w:left w:w="15" w:type="dxa"/>
+          <w:bottom w:w="15" w:type="dxa"/>
+          <w:right w:w="15" w:type="dxa"/>
+        </w:tblCellMar>
+        <w:tblLook w:val="04A0" w:firstRow="1" w:lastRow="0" w:firstColumn="1" w:lastColumn="0" w:noHBand="0" w:noVBand="1"/>
+      </w:tblPr>
+      <w:tblGrid>
+        <w:gridCol w:w="2629"/>
+        <w:gridCol w:w="1180"/>
+      </w:tblGrid>
+      <w:tr>
+        <w:trPr>
+          <w:trHeight w:val="242"/>
+          <w:tblHeader/>
+          <w:tblCellSpacing w:w="15" w:type="dxa"/>
+        </w:trPr>
+        <w:tc>
+          <w:tcPr>
+            <w:tcW w:w="0" w:type="auto"/>
+            <w:vAlign w:val="center"/>
+            <w:hideMark/>
+          </w:tcPr>
+          <w:p>
+            <w:pPr>
+              <w:spacing w:after="0" w:line="240" w:lineRule="auto"/>
+              <w:ind w:left="0" w:firstLine="0"/>
+              <w:jc w:val="center"/>
+              <w:rPr>
+                <w:rFonts w:ascii="Times New Roman" w:eastAsia="Times New Roman" w:hAnsi="Times New Roman" w:cs="Times New Roman"/>
+                <w:b/>
+                <w:bCs/>
+                <w:color w:val="auto"/>
+                <w:kern w:val="0"/>
+                <w:sz w:val="24"/>
+                <w:lang w:val="es-AR" w:eastAsia="es-AR"/>
+                <w14:ligatures w14:val="none"/>
+              </w:rPr>
+            </w:pPr>
+            <w:r>
+              <w:rPr>
+                <w:rFonts w:ascii="Times New Roman" w:eastAsia="Times New Roman" w:hAnsi="Times New Roman" w:cs="Times New Roman"/>
+                <w:b/>
+                <w:bCs/>
+                <w:color w:val="auto"/>
+                <w:kern w:val="0"/>
+                <w:sz w:val="24"/>
+                <w:lang w:val="es-AR" w:eastAsia="es-AR"/>
+                <w14:ligatures w14:val="none"/>
+              </w:rPr>
+              <w:t>Medida</w:t>
+            </w:r>
+          </w:p>
+        </w:tc>
+        <w:tc>
+          <w:tcPr>
+            <w:tcW w:w="0" w:type="auto"/>
+            <w:vAlign w:val="center"/>
+            <w:hideMark/>
+          </w:tcPr>
+          <w:p>
+            <w:pPr>
+              <w:spacing w:after="0" w:line="240" w:lineRule="auto"/>
+              <w:ind w:left="0" w:firstLine="0"/>
+              <w:rPr>
+                <w:rFonts w:ascii="Times New Roman" w:eastAsia="Times New Roman" w:hAnsi="Times New Roman" w:cs="Times New Roman"/>
+                <w:b/>
+                <w:bCs/>
+                <w:color w:val="auto"/>
+                <w:kern w:val="0"/>
+                <w:sz w:val="24"/>
+                <w:lang w:val="es-AR" w:eastAsia="es-AR"/>
+                <w14:ligatures w14:val="none"/>
+              </w:rPr>
+            </w:pPr>
+            <w:r>
+              <w:rPr>
+                <w:rFonts w:ascii="Times New Roman" w:eastAsia="Times New Roman" w:hAnsi="Times New Roman" w:cs="Times New Roman"/>
+                <w:b/>
+                <w:bCs/>
+                <w:color w:val="auto"/>
+                <w:kern w:val="0"/>
+                <w:sz w:val="24"/>
+                <w:lang w:val="es-AR" w:eastAsia="es-AR"/>
+                <w14:ligatures w14:val="none"/>
+              </w:rPr>
+              <w:t>Valor</w:t>
+            </w:r>
+          </w:p>
+        </w:tc>
+      </w:tr>
+      <w:tr>
+        <w:trPr>
+          <w:trHeight w:val="255"/>
+          <w:tblCellSpacing w:w="15" w:type="dxa"/>
+        </w:trPr>
+        <w:tc>
+          <w:tcPr>
+            <w:tcW w:w="0" w:type="auto"/>
+            <w:vAlign w:val="center"/>
+            <w:hideMark/>
+          </w:tcPr>
+          <w:p>
+            <w:pPr>
+              <w:spacing w:after="0" w:line="240" w:lineRule="auto"/>
+              <w:ind w:left="0" w:firstLine="0"/>
+              <w:rPr>
+                <w:rFonts w:ascii="Times New Roman" w:eastAsia="Times New Roman" w:hAnsi="Times New Roman" w:cs="Times New Roman"/>
+                <w:color w:val="auto"/>
+                <w:kern w:val="0"/>
+                <w:sz w:val="24"/>
+                <w:lang w:val="es-AR" w:eastAsia="es-AR"/>
+                <w14:ligatures w14:val="none"/>
+              </w:rPr>
+            </w:pPr>
+            <w:r>
+              <w:rPr>
+                <w:rFonts w:ascii="Times New Roman" w:eastAsia="Times New Roman" w:hAnsi="Times New Roman" w:cs="Times New Roman"/>
+                <w:color w:val="auto"/>
+                <w:kern w:val="0"/>
+                <w:sz w:val="24"/>
+                <w:lang w:val="es-AR" w:eastAsia="es-AR"/>
+                <w14:ligatures w14:val="none"/>
+              </w:rPr>
+              <w:t>Observaciones</w:t>
+            </w:r>
+          </w:p>
+        </w:tc>
+        <w:tc>
+          <w:tcPr>
+            <w:tcW w:w="0" w:type="auto"/>
+            <w:vAlign w:val="center"/>
+            <w:hideMark/>
+          </w:tcPr>
+          <w:p>
+            <w:pPr>
+              <w:spacing w:after="0" w:line="240" w:lineRule="auto"/>
+              <w:ind w:left="0" w:firstLine="0"/>
+              <w:rPr>
+                <w:rFonts w:ascii="Times New Roman" w:eastAsia="Times New Roman" w:hAnsi="Times New Roman" w:cs="Times New Roman"/>
+                <w:color w:val="auto"/>
+                <w:kern w:val="0"/>
+                <w:sz w:val="24"/>
+                <w:lang w:val="es-AR" w:eastAsia="es-AR"/>
+                <w14:ligatures w14:val="none"/>
+              </w:rPr>
+            </w:pPr>
+            <w:r>
+              <w:rPr>
+                <w:rFonts w:ascii="Times New Roman" w:eastAsia="Times New Roman" w:hAnsi="Times New Roman" w:cs="Times New Roman"/>
+                <w:color w:val="auto"/>
+                <w:kern w:val="0"/>
+                <w:sz w:val="24"/>
+                <w:lang w:val="es-AR" w:eastAsia="es-AR"/>
+                <w14:ligatures w14:val="none"/>
+              </w:rPr>
+              <w:t>10 553</w:t>
+            </w:r>
+          </w:p>
+        </w:tc>
+      </w:tr>
+      <w:tr>
+        <w:trPr>
+          <w:trHeight w:val="242"/>
+          <w:tblCellSpacing w:w="15" w:type="dxa"/>
+        </w:trPr>
+        <w:tc>
+          <w:tcPr>
+            <w:tcW w:w="0" w:type="auto"/>
+            <w:vAlign w:val="center"/>
+            <w:hideMark/>
+          </w:tcPr>
+          <w:p>
+            <w:pPr>
+              <w:spacing w:after="0" w:line="240" w:lineRule="auto"/>
+              <w:ind w:left="0" w:firstLine="0"/>
+              <w:rPr>
+                <w:rFonts w:ascii="Times New Roman" w:eastAsia="Times New Roman" w:hAnsi="Times New Roman" w:cs="Times New Roman"/>
+                <w:color w:val="auto"/>
+                <w:kern w:val="0"/>
+                <w:sz w:val="24"/>
+                <w:lang w:val="es-AR" w:eastAsia="es-AR"/>
+                <w14:ligatures w14:val="none"/>
+              </w:rPr>
+            </w:pPr>
+            <w:r>
+              <w:rPr>
+                <w:rFonts w:ascii="Times New Roman" w:eastAsia="Times New Roman" w:hAnsi="Times New Roman" w:cs="Times New Roman"/>
+                <w:color w:val="auto"/>
+                <w:kern w:val="0"/>
+                <w:sz w:val="24"/>
+                <w:lang w:val="es-AR" w:eastAsia="es-AR"/>
+                <w14:ligatures w14:val="none"/>
+              </w:rPr>
+              <w:t>Promedio</w:t>
+            </w:r>
+          </w:p>
+        </w:tc>
+        <w:tc>
+          <w:tcPr>
+            <w:tcW w:w="0" w:type="auto"/>
+            <w:vAlign w:val="center"/>
+            <w:hideMark/>
+          </w:tcPr>
+          <w:p>
+            <w:pPr>
+              <w:spacing w:after="0" w:line="240" w:lineRule="auto"/>
+              <w:ind w:left="0" w:firstLine="0"/>
+              <w:rPr>
+                <w:rFonts w:ascii="Times New Roman" w:eastAsia="Times New Roman" w:hAnsi="Times New Roman" w:cs="Times New Roman"/>
+                <w:color w:val="auto"/>
+                <w:kern w:val="0"/>
+                <w:sz w:val="24"/>
+                <w:lang w:val="es-AR" w:eastAsia="es-AR"/>
+                <w14:ligatures w14:val="none"/>
+              </w:rPr>
+            </w:pPr>
+            <w:r>
+              <w:rPr>
+                <w:rFonts w:ascii="Times New Roman" w:eastAsia="Times New Roman" w:hAnsi="Times New Roman" w:cs="Times New Roman"/>
+                <w:color w:val="auto"/>
+                <w:kern w:val="0"/>
+                <w:sz w:val="24"/>
+                <w:lang w:val="es-AR" w:eastAsia="es-AR"/>
+                <w14:ligatures w14:val="none"/>
+              </w:rPr>
+              <w:t>15.94</w:t>
+            </w:r>
+          </w:p>
+        </w:tc>
+      </w:tr>
+      <w:tr>
+        <w:trPr>
+          <w:trHeight w:val="255"/>
+          <w:tblCellSpacing w:w="15" w:type="dxa"/>
+        </w:trPr>
+        <w:tc>
+          <w:tcPr>
+            <w:tcW w:w="0" w:type="auto"/>
+            <w:vAlign w:val="center"/>
+            <w:hideMark/>
+          </w:tcPr>
+          <w:p>
+            <w:pPr>
+              <w:spacing w:after="0" w:line="240" w:lineRule="auto"/>
+              <w:ind w:left="0" w:firstLine="0"/>
+              <w:rPr>
+                <w:rFonts w:ascii="Times New Roman" w:eastAsia="Times New Roman" w:hAnsi="Times New Roman" w:cs="Times New Roman"/>
+                <w:color w:val="auto"/>
+                <w:kern w:val="0"/>
+                <w:sz w:val="24"/>
+                <w:lang w:val="es-AR" w:eastAsia="es-AR"/>
+                <w14:ligatures w14:val="none"/>
+              </w:rPr>
+            </w:pPr>
+            <w:r>
+              <w:rPr>
+                <w:rFonts w:ascii="Times New Roman" w:eastAsia="Times New Roman" w:hAnsi="Times New Roman" w:cs="Times New Roman"/>
+                <w:color w:val="auto"/>
+                <w:kern w:val="0"/>
+                <w:sz w:val="24"/>
+                <w:lang w:val="es-AR" w:eastAsia="es-AR"/>
+                <w14:ligatures w14:val="none"/>
+              </w:rPr>
+              <w:t>Desvío estándar</w:t>
+            </w:r>
+          </w:p>
+        </w:tc>
+        <w:tc>
+          <w:tcPr>
+            <w:tcW w:w="0" w:type="auto"/>
+            <w:vAlign w:val="center"/>
+            <w:hideMark/>
+          </w:tcPr>
+          <w:p>
+            <w:pPr>
+              <w:spacing w:after="0" w:line="240" w:lineRule="auto"/>
+              <w:ind w:left="0" w:firstLine="0"/>
+              <w:rPr>
+                <w:rFonts w:ascii="Times New Roman" w:eastAsia="Times New Roman" w:hAnsi="Times New Roman" w:cs="Times New Roman"/>
+                <w:color w:val="auto"/>
+                <w:kern w:val="0"/>
+                <w:sz w:val="24"/>
+                <w:lang w:val="es-AR" w:eastAsia="es-AR"/>
+                <w14:ligatures w14:val="none"/>
+              </w:rPr>
+            </w:pPr>
+            <w:r>
+              <w:rPr>
+                <w:rFonts w:ascii="Times New Roman" w:eastAsia="Times New Roman" w:hAnsi="Times New Roman" w:cs="Times New Roman"/>
+                <w:color w:val="auto"/>
+                <w:kern w:val="0"/>
+                <w:sz w:val="24"/>
+                <w:lang w:val="es-AR" w:eastAsia="es-AR"/>
+                <w14:ligatures w14:val="none"/>
+              </w:rPr>
+              <w:t>22.58</w:t>
+            </w:r>
+          </w:p>
+        </w:tc>
+      </w:tr>
+      <w:tr>
+        <w:trPr>
+          <w:trHeight w:val="242"/>
+          <w:tblCellSpacing w:w="15" w:type="dxa"/>
+        </w:trPr>
+        <w:tc>
+          <w:tcPr>
+            <w:tcW w:w="0" w:type="auto"/>
+            <w:vAlign w:val="center"/>
+            <w:hideMark/>
+          </w:tcPr>
+          <w:p>
+            <w:pPr>
+              <w:spacing w:after="0" w:line="240" w:lineRule="auto"/>
+              <w:ind w:left="0" w:firstLine="0"/>
+              <w:rPr>
+                <w:rFonts w:ascii="Times New Roman" w:eastAsia="Times New Roman" w:hAnsi="Times New Roman" w:cs="Times New Roman"/>
+                <w:color w:val="auto"/>
+                <w:kern w:val="0"/>
+                <w:sz w:val="24"/>
+                <w:lang w:val="es-AR" w:eastAsia="es-AR"/>
+                <w14:ligatures w14:val="none"/>
+              </w:rPr>
+            </w:pPr>
+            <w:r>
+              <w:rPr>
+                <w:rFonts w:ascii="Times New Roman" w:eastAsia="Times New Roman" w:hAnsi="Times New Roman" w:cs="Times New Roman"/>
+                <w:color w:val="auto"/>
+                <w:kern w:val="0"/>
+                <w:sz w:val="24"/>
+                <w:lang w:val="es-AR" w:eastAsia="es-AR"/>
+                <w14:ligatures w14:val="none"/>
+              </w:rPr>
+              <w:t>Mínimo</w:t>
+            </w:r>
+          </w:p>
+        </w:tc>
+        <w:tc>
+          <w:tcPr>
+            <w:tcW w:w="0" w:type="auto"/>
+            <w:vAlign w:val="center"/>
+            <w:hideMark/>
+          </w:tcPr>
+          <w:p>
+            <w:pPr>
+              <w:spacing w:after="0" w:line="240" w:lineRule="auto"/>
+              <w:ind w:left="0" w:firstLine="0"/>
+              <w:rPr>
+                <w:rFonts w:ascii="Times New Roman" w:eastAsia="Times New Roman" w:hAnsi="Times New Roman" w:cs="Times New Roman"/>
+                <w:color w:val="auto"/>
+                <w:kern w:val="0"/>
+                <w:sz w:val="24"/>
+                <w:lang w:val="es-AR" w:eastAsia="es-AR"/>
+                <w14:ligatures w14:val="none"/>
+              </w:rPr>
+            </w:pPr>
+            <w:r>
+              <w:rPr>
+                <w:rFonts w:ascii="Times New Roman" w:eastAsia="Times New Roman" w:hAnsi="Times New Roman" w:cs="Times New Roman"/>
+                <w:color w:val="auto"/>
+                <w:kern w:val="0"/>
+                <w:sz w:val="24"/>
+                <w:lang w:val="es-AR" w:eastAsia="es-AR"/>
+                <w14:ligatures w14:val="none"/>
+              </w:rPr>
+              <w:t>0.00</w:t>
+            </w:r>
+          </w:p>
+        </w:tc>
+      </w:tr>
+      <w:tr>
+        <w:trPr>
+          <w:trHeight w:val="242"/>
+          <w:tblCellSpacing w:w="15" w:type="dxa"/>
+        </w:trPr>
+        <w:tc>
+          <w:tcPr>
+            <w:tcW w:w="0" w:type="auto"/>
+            <w:vAlign w:val="center"/>
+            <w:hideMark/>
+          </w:tcPr>
+          <w:p>
+            <w:pPr>
+              <w:spacing w:after="0" w:line="240" w:lineRule="auto"/>
+              <w:ind w:left="0" w:firstLine="0"/>
+              <w:rPr>
+                <w:rFonts w:ascii="Times New Roman" w:eastAsia="Times New Roman" w:hAnsi="Times New Roman" w:cs="Times New Roman"/>
+                <w:color w:val="auto"/>
+                <w:kern w:val="0"/>
+                <w:sz w:val="24"/>
+                <w:lang w:val="es-AR" w:eastAsia="es-AR"/>
+                <w14:ligatures w14:val="none"/>
+              </w:rPr>
+            </w:pPr>
+            <w:r>
+              <w:rPr>
+                <w:rFonts w:ascii="Times New Roman" w:eastAsia="Times New Roman" w:hAnsi="Times New Roman" w:cs="Times New Roman"/>
+                <w:color w:val="auto"/>
+                <w:kern w:val="0"/>
+                <w:sz w:val="24"/>
+                <w:lang w:val="es-AR" w:eastAsia="es-AR"/>
+                <w14:ligatures w14:val="none"/>
+              </w:rPr>
+              <w:t>Percentil 25</w:t>
+            </w:r>
+          </w:p>
+        </w:tc>
+        <w:tc>
+          <w:tcPr>
+            <w:tcW w:w="0" w:type="auto"/>
+            <w:vAlign w:val="center"/>
+            <w:hideMark/>
+          </w:tcPr>
+          <w:p>
+            <w:pPr>
+              <w:spacing w:after="0" w:line="240" w:lineRule="auto"/>
+              <w:ind w:left="0" w:firstLine="0"/>
+              <w:rPr>
+                <w:rFonts w:ascii="Times New Roman" w:eastAsia="Times New Roman" w:hAnsi="Times New Roman" w:cs="Times New Roman"/>
+                <w:color w:val="auto"/>
+                <w:kern w:val="0"/>
+                <w:sz w:val="24"/>
+                <w:lang w:val="es-AR" w:eastAsia="es-AR"/>
+                <w14:ligatures w14:val="none"/>
+              </w:rPr>
+            </w:pPr>
+            <w:r>
+              <w:rPr>
+                <w:rFonts w:ascii="Times New Roman" w:eastAsia="Times New Roman" w:hAnsi="Times New Roman" w:cs="Times New Roman"/>
+                <w:color w:val="auto"/>
+                <w:kern w:val="0"/>
+                <w:sz w:val="24"/>
+                <w:lang w:val="es-AR" w:eastAsia="es-AR"/>
+                <w14:ligatures w14:val="none"/>
+              </w:rPr>
+              <w:t>0.00</w:t>
+            </w:r>
+          </w:p>
+        </w:tc>
+      </w:tr>
+      <w:tr>
+        <w:trPr>
+          <w:trHeight w:val="255"/>
+          <w:tblCellSpacing w:w="15" w:type="dxa"/>
+        </w:trPr>
+        <w:tc>
+          <w:tcPr>
+            <w:tcW w:w="0" w:type="auto"/>
+            <w:vAlign w:val="center"/>
+            <w:hideMark/>
+          </w:tcPr>
+          <w:p>
+            <w:pPr>
+              <w:spacing w:after="0" w:line="240" w:lineRule="auto"/>
+              <w:ind w:left="0" w:firstLine="0"/>
+              <w:rPr>
+                <w:rFonts w:ascii="Times New Roman" w:eastAsia="Times New Roman" w:hAnsi="Times New Roman" w:cs="Times New Roman"/>
+                <w:color w:val="auto"/>
+                <w:kern w:val="0"/>
+                <w:sz w:val="24"/>
+                <w:lang w:val="es-AR" w:eastAsia="es-AR"/>
+                <w14:ligatures w14:val="none"/>
+              </w:rPr>
+            </w:pPr>
+            <w:r>
+              <w:rPr>
+                <w:rFonts w:ascii="Times New Roman" w:eastAsia="Times New Roman" w:hAnsi="Times New Roman" w:cs="Times New Roman"/>
+                <w:color w:val="auto"/>
+                <w:kern w:val="0"/>
+                <w:sz w:val="24"/>
+                <w:lang w:val="es-AR" w:eastAsia="es-AR"/>
+                <w14:ligatures w14:val="none"/>
+              </w:rPr>
+              <w:t>Mediana (p50)</w:t>
+            </w:r>
+          </w:p>
+        </w:tc>
+        <w:tc>
+          <w:tcPr>
+            <w:tcW w:w="0" w:type="auto"/>
+            <w:vAlign w:val="center"/>
+            <w:hideMark/>
+          </w:tcPr>
+          <w:p>
+            <w:pPr>
+              <w:spacing w:after="0" w:line="240" w:lineRule="auto"/>
+              <w:ind w:left="0" w:firstLine="0"/>
+              <w:rPr>
+                <w:rFonts w:ascii="Times New Roman" w:eastAsia="Times New Roman" w:hAnsi="Times New Roman" w:cs="Times New Roman"/>
+                <w:color w:val="auto"/>
+                <w:kern w:val="0"/>
+                <w:sz w:val="24"/>
+                <w:lang w:val="es-AR" w:eastAsia="es-AR"/>
+                <w14:ligatures w14:val="none"/>
+              </w:rPr>
+            </w:pPr>
+            <w:r>
+              <w:rPr>
+                <w:rFonts w:ascii="Times New Roman" w:eastAsia="Times New Roman" w:hAnsi="Times New Roman" w:cs="Times New Roman"/>
+                <w:color w:val="auto"/>
+                <w:kern w:val="0"/>
+                <w:sz w:val="24"/>
+                <w:lang w:val="es-AR" w:eastAsia="es-AR"/>
+                <w14:ligatures w14:val="none"/>
+              </w:rPr>
+              <w:t>0.00</w:t>
+            </w:r>
+          </w:p>
+        </w:tc>
+      </w:tr>
+      <w:tr>
+        <w:trPr>
+          <w:trHeight w:val="242"/>
+          <w:tblCellSpacing w:w="15" w:type="dxa"/>
+        </w:trPr>
+        <w:tc>
+          <w:tcPr>
+            <w:tcW w:w="0" w:type="auto"/>
+            <w:vAlign w:val="center"/>
+            <w:hideMark/>
+          </w:tcPr>
+          <w:p>
+            <w:pPr>
+              <w:spacing w:after="0" w:line="240" w:lineRule="auto"/>
+              <w:ind w:left="0" w:firstLine="0"/>
+              <w:rPr>
+                <w:rFonts w:ascii="Times New Roman" w:eastAsia="Times New Roman" w:hAnsi="Times New Roman" w:cs="Times New Roman"/>
+                <w:color w:val="auto"/>
+                <w:kern w:val="0"/>
+                <w:sz w:val="24"/>
+                <w:lang w:val="es-AR" w:eastAsia="es-AR"/>
+                <w14:ligatures w14:val="none"/>
+              </w:rPr>
+            </w:pPr>
+            <w:r>
+              <w:rPr>
+                <w:rFonts w:ascii="Times New Roman" w:eastAsia="Times New Roman" w:hAnsi="Times New Roman" w:cs="Times New Roman"/>
+                <w:color w:val="auto"/>
+                <w:kern w:val="0"/>
+                <w:sz w:val="24"/>
+                <w:lang w:val="es-AR" w:eastAsia="es-AR"/>
+                <w14:ligatures w14:val="none"/>
+              </w:rPr>
+              <w:t>Percentil 75</w:t>
+            </w:r>
+          </w:p>
+        </w:tc>
+        <w:tc>
+          <w:tcPr>
+            <w:tcW w:w="0" w:type="auto"/>
+            <w:vAlign w:val="center"/>
+            <w:hideMark/>
+          </w:tcPr>
+          <w:p>
+            <w:pPr>
+              <w:spacing w:after="0" w:line="240" w:lineRule="auto"/>
+              <w:ind w:left="0" w:firstLine="0"/>
+              <w:rPr>
+                <w:rFonts w:ascii="Times New Roman" w:eastAsia="Times New Roman" w:hAnsi="Times New Roman" w:cs="Times New Roman"/>
+                <w:color w:val="auto"/>
+                <w:kern w:val="0"/>
+                <w:sz w:val="24"/>
+                <w:lang w:val="es-AR" w:eastAsia="es-AR"/>
+                <w14:ligatures w14:val="none"/>
+              </w:rPr>
+            </w:pPr>
+            <w:r>
+              <w:rPr>
+                <w:rFonts w:ascii="Times New Roman" w:eastAsia="Times New Roman" w:hAnsi="Times New Roman" w:cs="Times New Roman"/>
+                <w:color w:val="auto"/>
+                <w:kern w:val="0"/>
+                <w:sz w:val="24"/>
+                <w:lang w:val="es-AR" w:eastAsia="es-AR"/>
+                <w14:ligatures w14:val="none"/>
+              </w:rPr>
+              <w:t>40.00</w:t>
+            </w:r>
+          </w:p>
+        </w:tc>
+      </w:tr>
+      <w:tr>
+        <w:trPr>
+          <w:trHeight w:val="255"/>
+          <w:tblCellSpacing w:w="15" w:type="dxa"/>
+        </w:trPr>
+        <w:tc>
+          <w:tcPr>
+            <w:tcW w:w="0" w:type="auto"/>
+            <w:vAlign w:val="center"/>
+            <w:hideMark/>
+          </w:tcPr>
+          <w:p>
+            <w:pPr>
+              <w:spacing w:after="0" w:line="240" w:lineRule="auto"/>
+              <w:ind w:left="0" w:firstLine="0"/>
+              <w:rPr>
+                <w:rFonts w:ascii="Times New Roman" w:eastAsia="Times New Roman" w:hAnsi="Times New Roman" w:cs="Times New Roman"/>
+                <w:color w:val="auto"/>
+                <w:kern w:val="0"/>
+                <w:sz w:val="24"/>
+                <w:lang w:val="es-AR" w:eastAsia="es-AR"/>
+                <w14:ligatures w14:val="none"/>
+              </w:rPr>
+            </w:pPr>
+            <w:r>
+              <w:rPr>
+                <w:rFonts w:ascii="Times New Roman" w:eastAsia="Times New Roman" w:hAnsi="Times New Roman" w:cs="Times New Roman"/>
+                <w:color w:val="auto"/>
+                <w:kern w:val="0"/>
+                <w:sz w:val="24"/>
+                <w:lang w:val="es-AR" w:eastAsia="es-AR"/>
+                <w14:ligatures w14:val="none"/>
+              </w:rPr>
+              <w:t>Máximo</w:t>
+            </w:r>
+          </w:p>
+        </w:tc>
+        <w:tc>
+          <w:tcPr>
+            <w:tcW w:w="0" w:type="auto"/>
+            <w:vAlign w:val="center"/>
+            <w:hideMark/>
+          </w:tcPr>
+          <w:p>
+            <w:pPr>
+              <w:spacing w:after="0" w:line="240" w:lineRule="auto"/>
+              <w:ind w:left="0" w:firstLine="0"/>
+              <w:rPr>
+                <w:rFonts w:ascii="Times New Roman" w:eastAsia="Times New Roman" w:hAnsi="Times New Roman" w:cs="Times New Roman"/>
+                <w:color w:val="auto"/>
+                <w:kern w:val="0"/>
+                <w:sz w:val="24"/>
+                <w:lang w:val="es-AR" w:eastAsia="es-AR"/>
+                <w14:ligatures w14:val="none"/>
+              </w:rPr>
+            </w:pPr>
+            <w:r>
+              <w:rPr>
+                <w:rFonts w:ascii="Times New Roman" w:eastAsia="Times New Roman" w:hAnsi="Times New Roman" w:cs="Times New Roman"/>
+                <w:color w:val="auto"/>
+                <w:kern w:val="0"/>
+                <w:sz w:val="24"/>
+                <w:lang w:val="es-AR" w:eastAsia="es-AR"/>
+                <w14:ligatures w14:val="none"/>
+              </w:rPr>
+              <w:t>105.00</w:t>
+            </w:r>
+          </w:p>
+        </w:tc>
+      </w:tr>
+      <w:tr>
+        <w:trPr>
+          <w:trHeight w:val="255"/>
+          <w:tblCellSpacing w:w="15" w:type="dxa"/>
+        </w:trPr>
+        <w:tc>
+          <w:tcPr>
+            <w:tcW w:w="0" w:type="auto"/>
+            <w:vAlign w:val="center"/>
+          </w:tcPr>
+          <w:p>
+            <w:pPr>
+              <w:spacing w:after="0" w:line="240" w:lineRule="auto"/>
+              <w:ind w:left="0" w:firstLine="0"/>
+              <w:rPr>
+                <w:rFonts w:ascii="Times New Roman" w:eastAsia="Times New Roman" w:hAnsi="Times New Roman" w:cs="Times New Roman"/>
+                <w:color w:val="auto"/>
+                <w:kern w:val="0"/>
+                <w:sz w:val="24"/>
+                <w:lang w:val="es-AR" w:eastAsia="es-AR"/>
+                <w14:ligatures w14:val="none"/>
+              </w:rPr>
+            </w:pPr>
+          </w:p>
+        </w:tc>
+        <w:tc>
+          <w:tcPr>
+            <w:tcW w:w="0" w:type="auto"/>
+            <w:vAlign w:val="center"/>
+          </w:tcPr>
+          <w:p>
+            <w:pPr>
+              <w:spacing w:after="0" w:line="240" w:lineRule="auto"/>
+              <w:ind w:left="0" w:firstLine="0"/>
+              <w:rPr>
+                <w:rFonts w:ascii="Times New Roman" w:eastAsia="Times New Roman" w:hAnsi="Times New Roman" w:cs="Times New Roman"/>
+                <w:color w:val="auto"/>
+                <w:kern w:val="0"/>
+                <w:sz w:val="24"/>
+                <w:lang w:val="es-AR" w:eastAsia="es-AR"/>
+                <w14:ligatures w14:val="none"/>
+              </w:rPr>
+            </w:pPr>
+          </w:p>
+        </w:tc>
+      </w:tr>
+      <w:tr>
+        <w:trPr>
+          <w:trHeight w:val="255"/>
+          <w:tblCellSpacing w:w="15" w:type="dxa"/>
+        </w:trPr>
+        <w:tc>
+          <w:tcPr>
+            <w:tcW w:w="0" w:type="auto"/>
+            <w:vAlign w:val="center"/>
+          </w:tcPr>
+          <w:p>
+            <w:pPr>
+              <w:spacing w:after="0" w:line="240" w:lineRule="auto"/>
+              <w:ind w:left="0" w:firstLine="0"/>
+              <w:rPr>
+                <w:rFonts w:ascii="Times New Roman" w:eastAsia="Times New Roman" w:hAnsi="Times New Roman" w:cs="Times New Roman"/>
+                <w:color w:val="auto"/>
+                <w:kern w:val="0"/>
+                <w:sz w:val="24"/>
+                <w:lang w:val="es-AR" w:eastAsia="es-AR"/>
+                <w14:ligatures w14:val="none"/>
+              </w:rPr>
+            </w:pPr>
+          </w:p>
+        </w:tc>
+        <w:tc>
+          <w:tcPr>
+            <w:tcW w:w="0" w:type="auto"/>
+            <w:vAlign w:val="center"/>
+          </w:tcPr>
+          <w:p>
+            <w:pPr>
+              <w:spacing w:after="0" w:line="240" w:lineRule="auto"/>
+              <w:ind w:left="0" w:firstLine="0"/>
+              <w:rPr>
+                <w:rFonts w:ascii="Times New Roman" w:eastAsia="Times New Roman" w:hAnsi="Times New Roman" w:cs="Times New Roman"/>
+                <w:color w:val="auto"/>
+                <w:kern w:val="0"/>
+                <w:sz w:val="24"/>
+                <w:lang w:val="es-AR" w:eastAsia="es-AR"/>
+                <w14:ligatures w14:val="none"/>
+              </w:rPr>
+            </w:pPr>
+          </w:p>
+        </w:tc>
+      </w:tr>
+    </w:tbl>
+    <w:p>
+      <w:pPr>
+        <w:pBdr>
+          <w:top w:val="nil"/>
+          <w:left w:val="nil"/>
+          <w:bottom w:val="nil"/>
+          <w:right w:val="nil"/>
+          <w:between w:val="nil"/>
+        </w:pBdr>
+        <w:spacing w:before="240" w:after="0" w:line="240" w:lineRule="auto"/>
+        <w:ind w:left="720" w:firstLine="0"/>
+        <w:jc w:val="both"/>
+        <w:rPr>
+          <w:rFonts w:ascii="Century Schoolbook" w:eastAsia="Century Schoolbook" w:hAnsi="Century Schoolbook" w:cs="Century Schoolbook"/>
+        </w:rPr>
+      </w:pPr>
+      <w:r>
+        <w:rPr>
+          <w:rFonts w:ascii="Century Schoolbook" w:eastAsia="Century Schoolbook" w:hAnsi="Century Schoolbook" w:cs="Century Schoolbook"/>
+        </w:rPr>
+        <w:t>La distribución de horas trabajadas es altamente asimétrica, con una gran proporción de personas que no registran horas trabajadas en la semana (mediana igual a 0. El promedio se ve influido por un grupo con jornadas extensas, alcanzando hasta 105 horas. La dispersión es elevada, lo que refleja heterogeneidad en la inserción laboral. En conjunto, los datos sugieren una coexistencia entre inactividad o desempleo y jornadas laborales intensas entre quienes sí trabajan.</w:t>
+      </w:r>
+    </w:p>
     <w:p>
       <w:pPr>
         <w:numPr>
@@ -1012,13 +2511,11 @@
       <w:pPr>
         <w:rPr>
           <w:rFonts w:ascii="Century Schoolbook" w:eastAsia="Century Schoolbook" w:hAnsi="Century Schoolbook" w:cs="Century Schoolbook"/>
-          <w:b/>
-        </w:rPr>
-      </w:pPr>
-      <w:r>
-        <w:rPr>
-          <w:rFonts w:ascii="Century Schoolbook" w:eastAsia="Century Schoolbook" w:hAnsi="Century Schoolbook" w:cs="Century Schoolbook"/>
-          <w:b/>
+        </w:rPr>
+      </w:pPr>
+      <w:r>
+        <w:rPr>
+          <w:rFonts w:ascii="Century Schoolbook" w:eastAsia="Century Schoolbook" w:hAnsi="Century Schoolbook" w:cs="Century Schoolbook"/>
         </w:rPr>
         <w:t>Tabla 1. Resumen de la base final para la región YYY</w:t>
       </w:r>
@@ -1065,16 +2562,13 @@
           </w:tcPr>
           <w:p>
             <w:pPr>
-              <w:jc w:val="center"/>
               <w:rPr>
                 <w:rFonts w:ascii="Century Schoolbook" w:eastAsia="Century Schoolbook" w:hAnsi="Century Schoolbook" w:cs="Century Schoolbook"/>
-                <w:b/>
               </w:rPr>
             </w:pPr>
             <w:r>
               <w:rPr>
                 <w:rFonts w:ascii="Century Schoolbook" w:eastAsia="Century Schoolbook" w:hAnsi="Century Schoolbook" w:cs="Century Schoolbook"/>
-                <w:b/>
               </w:rPr>
               <w:t>2005</w:t>
             </w:r>
@@ -1086,16 +2580,13 @@
           </w:tcPr>
           <w:p>
             <w:pPr>
-              <w:jc w:val="center"/>
               <w:rPr>
                 <w:rFonts w:ascii="Century Schoolbook" w:eastAsia="Century Schoolbook" w:hAnsi="Century Schoolbook" w:cs="Century Schoolbook"/>
-                <w:b/>
               </w:rPr>
             </w:pPr>
             <w:r>
               <w:rPr>
                 <w:rFonts w:ascii="Century Schoolbook" w:eastAsia="Century Schoolbook" w:hAnsi="Century Schoolbook" w:cs="Century Schoolbook"/>
-                <w:b/>
               </w:rPr>
               <w:t>2025</w:t>
             </w:r>
@@ -1107,16 +2598,13 @@
           </w:tcPr>
           <w:p>
             <w:pPr>
-              <w:jc w:val="center"/>
               <w:rPr>
                 <w:rFonts w:ascii="Century Schoolbook" w:eastAsia="Century Schoolbook" w:hAnsi="Century Schoolbook" w:cs="Century Schoolbook"/>
-                <w:b/>
               </w:rPr>
             </w:pPr>
             <w:r>
               <w:rPr>
                 <w:rFonts w:ascii="Century Schoolbook" w:eastAsia="Century Schoolbook" w:hAnsi="Century Schoolbook" w:cs="Century Schoolbook"/>
-                <w:b/>
               </w:rPr>
               <w:t>Total</w:t>
             </w:r>
@@ -1141,7 +2629,6 @@
               <w:rPr>
                 <w:rFonts w:ascii="Century Schoolbook" w:eastAsia="Century Schoolbook" w:hAnsi="Century Schoolbook" w:cs="Century Schoolbook"/>
               </w:rPr>
-              <w:lastRenderedPageBreak/>
               <w:t xml:space="preserve">Cantidad observaciones </w:t>
             </w:r>
           </w:p>
@@ -1156,12 +2643,13 @@
                 <w:rFonts w:ascii="Century Schoolbook" w:eastAsia="Century Schoolbook" w:hAnsi="Century Schoolbook" w:cs="Century Schoolbook"/>
               </w:rPr>
             </w:pPr>
+            <w:r>
+              <w:rPr>
+                <w:rFonts w:ascii="Century Schoolbook" w:eastAsia="Century Schoolbook" w:hAnsi="Century Schoolbook" w:cs="Century Schoolbook"/>
+              </w:rPr>
+              <w:t>7984</w:t>
+            </w:r>
           </w:p>
-        </w:tc>
-        <w:tc>
-          <w:tcPr>
-            <w:tcW w:w="1864" w:type="dxa"/>
-          </w:tcPr>
           <w:p>
             <w:pPr>
               <w:rPr>
@@ -1180,6 +2668,30 @@
                 <w:rFonts w:ascii="Century Schoolbook" w:eastAsia="Century Schoolbook" w:hAnsi="Century Schoolbook" w:cs="Century Schoolbook"/>
               </w:rPr>
             </w:pPr>
+            <w:r>
+              <w:rPr>
+                <w:rFonts w:ascii="Century Schoolbook" w:eastAsia="Century Schoolbook" w:hAnsi="Century Schoolbook" w:cs="Century Schoolbook"/>
+              </w:rPr>
+              <w:t xml:space="preserve">2623                     </w:t>
+            </w:r>
+          </w:p>
+        </w:tc>
+        <w:tc>
+          <w:tcPr>
+            <w:tcW w:w="1864" w:type="dxa"/>
+          </w:tcPr>
+          <w:p>
+            <w:pPr>
+              <w:rPr>
+                <w:rFonts w:ascii="Century Schoolbook" w:eastAsia="Century Schoolbook" w:hAnsi="Century Schoolbook" w:cs="Century Schoolbook"/>
+              </w:rPr>
+            </w:pPr>
+            <w:r>
+              <w:rPr>
+                <w:rFonts w:ascii="Century Schoolbook" w:eastAsia="Century Schoolbook" w:hAnsi="Century Schoolbook" w:cs="Century Schoolbook"/>
+              </w:rPr>
+              <w:t xml:space="preserve">10607                     </w:t>
+            </w:r>
           </w:p>
         </w:tc>
       </w:tr>
@@ -1229,6 +2741,12 @@
                 <w:rFonts w:ascii="Century Schoolbook" w:eastAsia="Century Schoolbook" w:hAnsi="Century Schoolbook" w:cs="Century Schoolbook"/>
               </w:rPr>
             </w:pPr>
+            <w:r>
+              <w:rPr>
+                <w:rFonts w:ascii="Century Schoolbook" w:eastAsia="Century Schoolbook" w:hAnsi="Century Schoolbook" w:cs="Century Schoolbook"/>
+              </w:rPr>
+              <w:t>0</w:t>
+            </w:r>
           </w:p>
         </w:tc>
         <w:tc>
@@ -1241,6 +2759,12 @@
                 <w:rFonts w:ascii="Century Schoolbook" w:eastAsia="Century Schoolbook" w:hAnsi="Century Schoolbook" w:cs="Century Schoolbook"/>
               </w:rPr>
             </w:pPr>
+            <w:r>
+              <w:rPr>
+                <w:rFonts w:ascii="Century Schoolbook" w:eastAsia="Century Schoolbook" w:hAnsi="Century Schoolbook" w:cs="Century Schoolbook"/>
+              </w:rPr>
+              <w:t>0</w:t>
+            </w:r>
           </w:p>
         </w:tc>
         <w:tc>
@@ -1253,6 +2777,12 @@
                 <w:rFonts w:ascii="Century Schoolbook" w:eastAsia="Century Schoolbook" w:hAnsi="Century Schoolbook" w:cs="Century Schoolbook"/>
               </w:rPr>
             </w:pPr>
+            <w:r>
+              <w:rPr>
+                <w:rFonts w:ascii="Century Schoolbook" w:eastAsia="Century Schoolbook" w:hAnsi="Century Schoolbook" w:cs="Century Schoolbook"/>
+              </w:rPr>
+              <w:t>0</w:t>
+            </w:r>
           </w:p>
         </w:tc>
       </w:tr>
@@ -1288,6 +2818,12 @@
                 <w:rFonts w:ascii="Century Schoolbook" w:eastAsia="Century Schoolbook" w:hAnsi="Century Schoolbook" w:cs="Century Schoolbook"/>
               </w:rPr>
             </w:pPr>
+            <w:r>
+              <w:rPr>
+                <w:rFonts w:ascii="Century Schoolbook" w:eastAsia="Century Schoolbook" w:hAnsi="Century Schoolbook" w:cs="Century Schoolbook"/>
+              </w:rPr>
+              <w:t>1021</w:t>
+            </w:r>
           </w:p>
         </w:tc>
         <w:tc>
@@ -1300,6 +2836,12 @@
                 <w:rFonts w:ascii="Century Schoolbook" w:eastAsia="Century Schoolbook" w:hAnsi="Century Schoolbook" w:cs="Century Schoolbook"/>
               </w:rPr>
             </w:pPr>
+            <w:r>
+              <w:rPr>
+                <w:rFonts w:ascii="Century Schoolbook" w:eastAsia="Century Schoolbook" w:hAnsi="Century Schoolbook" w:cs="Century Schoolbook"/>
+              </w:rPr>
+              <w:t>467</w:t>
+            </w:r>
           </w:p>
         </w:tc>
         <w:tc>
@@ -1312,6 +2854,12 @@
                 <w:rFonts w:ascii="Century Schoolbook" w:eastAsia="Century Schoolbook" w:hAnsi="Century Schoolbook" w:cs="Century Schoolbook"/>
               </w:rPr>
             </w:pPr>
+            <w:r>
+              <w:rPr>
+                <w:rFonts w:ascii="Century Schoolbook" w:eastAsia="Century Schoolbook" w:hAnsi="Century Schoolbook" w:cs="Century Schoolbook"/>
+              </w:rPr>
+              <w:t xml:space="preserve">1488          </w:t>
+            </w:r>
           </w:p>
         </w:tc>
       </w:tr>
@@ -1347,6 +2895,12 @@
                 <w:rFonts w:ascii="Century Schoolbook" w:eastAsia="Century Schoolbook" w:hAnsi="Century Schoolbook" w:cs="Century Schoolbook"/>
               </w:rPr>
             </w:pPr>
+            <w:r>
+              <w:rPr>
+                <w:rFonts w:ascii="Century Schoolbook" w:eastAsia="Century Schoolbook" w:hAnsi="Century Schoolbook" w:cs="Century Schoolbook"/>
+              </w:rPr>
+              <w:t xml:space="preserve">6963    </w:t>
+            </w:r>
           </w:p>
         </w:tc>
         <w:tc>
@@ -1359,6 +2913,12 @@
                 <w:rFonts w:ascii="Century Schoolbook" w:eastAsia="Century Schoolbook" w:hAnsi="Century Schoolbook" w:cs="Century Schoolbook"/>
               </w:rPr>
             </w:pPr>
+            <w:r>
+              <w:rPr>
+                <w:rFonts w:ascii="Century Schoolbook" w:eastAsia="Century Schoolbook" w:hAnsi="Century Schoolbook" w:cs="Century Schoolbook"/>
+              </w:rPr>
+              <w:t>2156</w:t>
+            </w:r>
           </w:p>
         </w:tc>
         <w:tc>
@@ -1371,6 +2931,12 @@
                 <w:rFonts w:ascii="Century Schoolbook" w:eastAsia="Century Schoolbook" w:hAnsi="Century Schoolbook" w:cs="Century Schoolbook"/>
               </w:rPr>
             </w:pPr>
+            <w:r>
+              <w:rPr>
+                <w:rFonts w:ascii="Century Schoolbook" w:eastAsia="Century Schoolbook" w:hAnsi="Century Schoolbook" w:cs="Century Schoolbook"/>
+              </w:rPr>
+              <w:t>9119</w:t>
+            </w:r>
           </w:p>
         </w:tc>
       </w:tr>
@@ -1406,6 +2972,12 @@
                 <w:rFonts w:ascii="Century Schoolbook" w:eastAsia="Century Schoolbook" w:hAnsi="Century Schoolbook" w:cs="Century Schoolbook"/>
               </w:rPr>
             </w:pPr>
+            <w:r>
+              <w:rPr>
+                <w:rFonts w:ascii="Century Schoolbook" w:eastAsia="Century Schoolbook" w:hAnsi="Century Schoolbook" w:cs="Century Schoolbook"/>
+              </w:rPr>
+              <w:t>31</w:t>
+            </w:r>
           </w:p>
         </w:tc>
         <w:tc>
@@ -1418,6 +2990,12 @@
                 <w:rFonts w:ascii="Century Schoolbook" w:eastAsia="Century Schoolbook" w:hAnsi="Century Schoolbook" w:cs="Century Schoolbook"/>
               </w:rPr>
             </w:pPr>
+            <w:r>
+              <w:rPr>
+                <w:rFonts w:ascii="Century Schoolbook" w:eastAsia="Century Schoolbook" w:hAnsi="Century Schoolbook" w:cs="Century Schoolbook"/>
+              </w:rPr>
+              <w:t>31</w:t>
+            </w:r>
           </w:p>
         </w:tc>
         <w:tc>
@@ -1430,42 +3008,91 @@
                 <w:rFonts w:ascii="Century Schoolbook" w:eastAsia="Century Schoolbook" w:hAnsi="Century Schoolbook" w:cs="Century Schoolbook"/>
               </w:rPr>
             </w:pPr>
+            <w:r>
+              <w:rPr>
+                <w:rFonts w:ascii="Century Schoolbook" w:eastAsia="Century Schoolbook" w:hAnsi="Century Schoolbook" w:cs="Century Schoolbook"/>
+              </w:rPr>
+              <w:t>31</w:t>
+            </w:r>
           </w:p>
         </w:tc>
       </w:tr>
     </w:tbl>
     <w:p>
       <w:pPr>
+        <w:ind w:left="0" w:firstLine="0"/>
         <w:jc w:val="both"/>
         <w:rPr>
           <w:rFonts w:ascii="Century Schoolbook" w:eastAsia="Century Schoolbook" w:hAnsi="Century Schoolbook" w:cs="Century Schoolbook"/>
           <w:szCs w:val="21"/>
         </w:rPr>
       </w:pPr>
-      <w:r>
-        <w:rPr>
-          <w:rFonts w:ascii="Century Schoolbook" w:eastAsia="Century Schoolbook" w:hAnsi="Century Schoolbook" w:cs="Century Schoolbook"/>
-          <w:szCs w:val="21"/>
-        </w:rPr>
-        <w:t xml:space="preserve">Nota: Calcular la cantidad de pobres y no pobres a partir de la variable de </w:t>
-      </w:r>
-      <w:r>
-        <w:rPr>
-          <w:rFonts w:ascii="Century Schoolbook" w:eastAsia="Century Schoolbook" w:hAnsi="Century Schoolbook" w:cs="Century Schoolbook"/>
-          <w:bCs/>
+    </w:p>
+    <w:p>
+      <w:pPr>
+        <w:pBdr>
+          <w:top w:val="nil"/>
+          <w:left w:val="nil"/>
+          <w:bottom w:val="nil"/>
+          <w:right w:val="nil"/>
+          <w:between w:val="nil"/>
+        </w:pBdr>
+        <w:spacing w:before="240" w:after="0" w:line="240" w:lineRule="auto"/>
+        <w:ind w:firstLine="338"/>
+        <w:jc w:val="both"/>
+        <w:rPr>
+          <w:rFonts w:ascii="Century Schoolbook" w:eastAsia="Century Schoolbook" w:hAnsi="Century Schoolbook" w:cs="Century Schoolbook"/>
+        </w:rPr>
+      </w:pPr>
+      <w:r>
+        <w:rPr>
+          <w:rFonts w:ascii="Century Schoolbook" w:eastAsia="Century Schoolbook" w:hAnsi="Century Schoolbook" w:cs="Century Schoolbook"/>
+        </w:rPr>
+        <w:t>La base unificada cuenta con 10 607 observaciones totales, sin valores</w:t>
+      </w:r>
+      <w:r>
+        <w:rPr>
+          <w:rFonts w:ascii="Century Schoolbook" w:eastAsia="Century Schoolbook" w:hAnsi="Century Schoolbook" w:cs="Century Schoolbook"/>
+        </w:rPr>
+        <w:t xml:space="preserve"> </w:t>
+      </w:r>
+      <w:r>
+        <w:rPr>
+          <w:rFonts w:ascii="Century Schoolbook" w:eastAsia="Century Schoolbook" w:hAnsi="Century Schoolbook" w:cs="Century Schoolbook"/>
+        </w:rPr>
+        <w:t xml:space="preserve">faltantes en la variable </w:t>
+      </w:r>
+      <w:r>
+        <w:rPr>
+          <w:rFonts w:ascii="Century Schoolbook" w:eastAsia="Century Schoolbook" w:hAnsi="Century Schoolbook" w:cs="Century Schoolbook"/>
           <w:i/>
           <w:iCs/>
-          <w:szCs w:val="21"/>
-        </w:rPr>
-        <w:t>Pobre</w:t>
-      </w:r>
-      <w:r>
-        <w:rPr>
-          <w:rFonts w:ascii="Century Schoolbook" w:eastAsia="Century Schoolbook" w:hAnsi="Century Schoolbook" w:cs="Century Schoolbook"/>
-          <w:szCs w:val="21"/>
-        </w:rPr>
-        <w:t xml:space="preserve"> que crearon en el trabajo práctico 2.</w:t>
-      </w:r>
+        </w:rPr>
+        <w:t>pobre</w:t>
+      </w:r>
+      <w:r>
+        <w:rPr>
+          <w:rFonts w:ascii="Century Schoolbook" w:eastAsia="Century Schoolbook" w:hAnsi="Century Schoolbook" w:cs="Century Schoolbook"/>
+        </w:rPr>
+        <w:t>. En 2005 se identifican 1 021 pobres (12,8 %) y en 2025 467 pobres (17,8 %), mostrando un aumento en la incidencia de la pobreza. La cantidad de variables limpias y homogéneas se mantiene constante en 31, lo que garantiza comparabilidad entre años. En conjunto, la tabla evidencia un deterioro relativo de las condiciones económicas en la muestra analizada.</w:t>
+      </w:r>
+    </w:p>
+    <w:p>
+      <w:pPr>
+        <w:pBdr>
+          <w:top w:val="nil"/>
+          <w:left w:val="nil"/>
+          <w:bottom w:val="nil"/>
+          <w:right w:val="nil"/>
+          <w:between w:val="nil"/>
+        </w:pBdr>
+        <w:spacing w:before="240" w:after="0" w:line="240" w:lineRule="auto"/>
+        <w:ind w:left="1440" w:firstLine="0"/>
+        <w:jc w:val="both"/>
+        <w:rPr>
+          <w:rFonts w:ascii="Century Schoolbook" w:eastAsia="Century Schoolbook" w:hAnsi="Century Schoolbook" w:cs="Century Schoolbook"/>
+        </w:rPr>
+      </w:pPr>
     </w:p>
     <w:p>
       <w:pPr>
@@ -1733,6 +3360,7 @@
       <w:r>
         <w:rPr>
           <w:rFonts w:ascii="Century Schoolbook" w:eastAsia="Century Schoolbook" w:hAnsi="Century Schoolbook" w:cs="Century Schoolbook"/>
+          <w:noProof/>
         </w:rPr>
         <w:lastRenderedPageBreak/>
         <w:drawing>
@@ -1740,317 +3368,6 @@
             <wp:extent cx="5443220" cy="4758055"/>
             <wp:effectExtent l="0" t="0" r="5080" b="4445"/>
             <wp:docPr id="1" name="Imagen 1"/>
-            <wp:cNvGraphicFramePr>
-              <a:graphicFrameLocks xmlns:a="http://schemas.openxmlformats.org/drawingml/2006/main" noChangeAspect="1"/>
-            </wp:cNvGraphicFramePr>
-            <a:graphic xmlns:a="http://schemas.openxmlformats.org/drawingml/2006/main">
-              <a:graphicData uri="http://schemas.openxmlformats.org/drawingml/2006/picture">
-                <pic:pic xmlns:pic="http://schemas.openxmlformats.org/drawingml/2006/picture">
-                  <pic:nvPicPr>
-                    <pic:cNvPr id="1" name=""/>
-                    <pic:cNvPicPr/>
-                  </pic:nvPicPr>
-                  <pic:blipFill>
-                    <a:blip r:embed="rId10"/>
-                    <a:stretch>
-                      <a:fillRect/>
-                    </a:stretch>
-                  </pic:blipFill>
-                  <pic:spPr>
-                    <a:xfrm>
-                      <a:off x="0" y="0"/>
-                      <a:ext cx="5443220" cy="4758055"/>
-                    </a:xfrm>
-                    <a:prstGeom prst="rect">
-                      <a:avLst/>
-                    </a:prstGeom>
-                  </pic:spPr>
-                </pic:pic>
-              </a:graphicData>
-            </a:graphic>
-          </wp:inline>
-        </w:drawing>
-      </w:r>
-    </w:p>
-    <w:p>
-      <w:pPr>
-        <w:pStyle w:val="Subttulo"/>
-        <w:numPr>
-          <w:ilvl w:val="0"/>
-          <w:numId w:val="16"/>
-        </w:numPr>
-        <w:ind w:left="360"/>
-        <w:rPr>
-          <w:rFonts w:ascii="Century Schoolbook" w:eastAsia="Century Schoolbook" w:hAnsi="Century Schoolbook" w:cs="Century Schoolbook"/>
-          <w:sz w:val="28"/>
-          <w:szCs w:val="28"/>
-        </w:rPr>
-      </w:pPr>
-      <w:r>
-        <w:rPr>
-          <w:rFonts w:ascii="Century Schoolbook" w:eastAsia="Century Schoolbook" w:hAnsi="Century Schoolbook" w:cs="Century Schoolbook"/>
-          <w:sz w:val="28"/>
-          <w:szCs w:val="28"/>
-        </w:rPr>
-        <w:t>PCA</w:t>
-      </w:r>
-    </w:p>
-    <w:p>
-      <w:pPr>
-        <w:numPr>
-          <w:ilvl w:val="0"/>
-          <w:numId w:val="15"/>
-        </w:numPr>
-        <w:pBdr>
-          <w:top w:val="nil"/>
-          <w:left w:val="nil"/>
-          <w:bottom w:val="nil"/>
-          <w:right w:val="nil"/>
-          <w:between w:val="nil"/>
-        </w:pBdr>
-        <w:spacing w:before="240" w:after="0" w:line="240" w:lineRule="auto"/>
-        <w:jc w:val="both"/>
-        <w:rPr>
-          <w:rFonts w:ascii="Century Schoolbook" w:eastAsia="Century Schoolbook" w:hAnsi="Century Schoolbook" w:cs="Century Schoolbook"/>
-        </w:rPr>
-      </w:pPr>
-      <w:r>
-        <w:rPr>
-          <w:rFonts w:ascii="Century Schoolbook" w:eastAsia="Century Schoolbook" w:hAnsi="Century Schoolbook" w:cs="Century Schoolbook"/>
-          <w:u w:val="single"/>
-        </w:rPr>
-        <w:t>PCA con ingreso:</w:t>
-      </w:r>
-      <w:r>
-        <w:rPr>
-          <w:rFonts w:ascii="Century Schoolbook" w:eastAsia="Century Schoolbook" w:hAnsi="Century Schoolbook" w:cs="Century Schoolbook"/>
-        </w:rPr>
-        <w:t xml:space="preserve"> Apliquen PCA a las seis variables seleccionadas para esta parte. Recuerde primero estandarizar las variables como vimos en la tutorial. En un gráfico de dispersión muestren los índices (</w:t>
-      </w:r>
-      <w:r>
-        <w:rPr>
-          <w:rFonts w:ascii="Century Schoolbook" w:eastAsia="Century Schoolbook" w:hAnsi="Century Schoolbook" w:cs="Century Schoolbook"/>
-          <w:i/>
-        </w:rPr>
-        <w:t>scores</w:t>
-      </w:r>
-      <w:r>
-        <w:rPr>
-          <w:rFonts w:ascii="Century Schoolbook" w:eastAsia="Century Schoolbook" w:hAnsi="Century Schoolbook" w:cs="Century Schoolbook"/>
-        </w:rPr>
-        <w:t xml:space="preserve">) calculados del primer y segundo componente de PCA y comente los resultados. </w:t>
-      </w:r>
-    </w:p>
-    <w:p>
-      <w:pPr>
-        <w:numPr>
-          <w:ilvl w:val="1"/>
-          <w:numId w:val="18"/>
-        </w:numPr>
-        <w:pBdr>
-          <w:top w:val="nil"/>
-          <w:left w:val="nil"/>
-          <w:bottom w:val="nil"/>
-          <w:right w:val="nil"/>
-          <w:between w:val="nil"/>
-        </w:pBdr>
-        <w:spacing w:before="240" w:after="0" w:line="240" w:lineRule="auto"/>
-        <w:jc w:val="both"/>
-        <w:rPr>
-          <w:rFonts w:ascii="Century Schoolbook" w:eastAsia="Century Schoolbook" w:hAnsi="Century Schoolbook" w:cs="Century Schoolbook"/>
-        </w:rPr>
-      </w:pPr>
-      <w:r>
-        <w:rPr>
-          <w:rFonts w:ascii="Century Schoolbook" w:eastAsia="Century Schoolbook" w:hAnsi="Century Schoolbook" w:cs="Century Schoolbook"/>
-        </w:rPr>
-        <w:t xml:space="preserve">Al aplicar PCA a las variables seleccionadas, primero debemos estandarizar las variables con el propósito de que todas las variables contribuyan de manera equitativa. Ahora una vez estandarizadas vemos un gráfico de dispersión o </w:t>
-      </w:r>
-      <w:proofErr w:type="spellStart"/>
-      <w:r>
-        <w:rPr>
-          <w:rFonts w:ascii="Century Schoolbook" w:eastAsia="Century Schoolbook" w:hAnsi="Century Schoolbook" w:cs="Century Schoolbook"/>
-        </w:rPr>
-        <w:t>scatterplot</w:t>
-      </w:r>
-      <w:proofErr w:type="spellEnd"/>
-      <w:r>
-        <w:rPr>
-          <w:rFonts w:ascii="Century Schoolbook" w:eastAsia="Century Schoolbook" w:hAnsi="Century Schoolbook" w:cs="Century Schoolbook"/>
-        </w:rPr>
-        <w:t xml:space="preserve"> vemos que la dispersión de los datos esta mas a lo ancho que a lo largo, es decir, tiene una predominancia sobre el eje de abscisas que sobre el eje de las ordenadas. Esto denota que el componente numero 1 captura más información (o varianza) que el componente numero 2</w:t>
-      </w:r>
-    </w:p>
-    <w:p>
-      <w:pPr>
-        <w:pBdr>
-          <w:top w:val="nil"/>
-          <w:left w:val="nil"/>
-          <w:bottom w:val="nil"/>
-          <w:right w:val="nil"/>
-          <w:between w:val="nil"/>
-        </w:pBdr>
-        <w:spacing w:before="240" w:after="0" w:line="240" w:lineRule="auto"/>
-        <w:ind w:left="360" w:firstLine="0"/>
-        <w:jc w:val="both"/>
-        <w:rPr>
-          <w:rFonts w:ascii="Century Schoolbook" w:eastAsia="Century Schoolbook" w:hAnsi="Century Schoolbook" w:cs="Century Schoolbook"/>
-        </w:rPr>
-      </w:pPr>
-      <w:r>
-        <w:rPr>
-          <w:rFonts w:ascii="Century Schoolbook" w:eastAsia="Century Schoolbook" w:hAnsi="Century Schoolbook" w:cs="Century Schoolbook"/>
-        </w:rPr>
-        <w:lastRenderedPageBreak/>
-        <w:t xml:space="preserve"> </w:t>
-      </w:r>
-      <w:r>
-        <w:rPr>
-          <w:rFonts w:ascii="Century Schoolbook" w:eastAsia="Century Schoolbook" w:hAnsi="Century Schoolbook" w:cs="Century Schoolbook"/>
-        </w:rPr>
-        <w:drawing>
-          <wp:inline distT="0" distB="0" distL="0" distR="0" wp14:anchorId="48D6A001" wp14:editId="4657FA65">
-            <wp:extent cx="5443220" cy="4321175"/>
-            <wp:effectExtent l="0" t="0" r="5080" b="3175"/>
-            <wp:docPr id="11" name="Imagen 11"/>
-            <wp:cNvGraphicFramePr>
-              <a:graphicFrameLocks xmlns:a="http://schemas.openxmlformats.org/drawingml/2006/main" noChangeAspect="1"/>
-            </wp:cNvGraphicFramePr>
-            <a:graphic xmlns:a="http://schemas.openxmlformats.org/drawingml/2006/main">
-              <a:graphicData uri="http://schemas.openxmlformats.org/drawingml/2006/picture">
-                <pic:pic xmlns:pic="http://schemas.openxmlformats.org/drawingml/2006/picture">
-                  <pic:nvPicPr>
-                    <pic:cNvPr id="1" name=""/>
-                    <pic:cNvPicPr/>
-                  </pic:nvPicPr>
-                  <pic:blipFill>
-                    <a:blip r:embed="rId11"/>
-                    <a:stretch>
-                      <a:fillRect/>
-                    </a:stretch>
-                  </pic:blipFill>
-                  <pic:spPr>
-                    <a:xfrm>
-                      <a:off x="0" y="0"/>
-                      <a:ext cx="5443220" cy="4321175"/>
-                    </a:xfrm>
-                    <a:prstGeom prst="rect">
-                      <a:avLst/>
-                    </a:prstGeom>
-                  </pic:spPr>
-                </pic:pic>
-              </a:graphicData>
-            </a:graphic>
-          </wp:inline>
-        </w:drawing>
-      </w:r>
-    </w:p>
-    <w:p>
-      <w:pPr>
-        <w:numPr>
-          <w:ilvl w:val="0"/>
-          <w:numId w:val="15"/>
-        </w:numPr>
-        <w:pBdr>
-          <w:top w:val="nil"/>
-          <w:left w:val="nil"/>
-          <w:bottom w:val="nil"/>
-          <w:right w:val="nil"/>
-          <w:between w:val="nil"/>
-        </w:pBdr>
-        <w:spacing w:before="240" w:after="0" w:line="240" w:lineRule="auto"/>
-        <w:jc w:val="both"/>
-        <w:rPr>
-          <w:rFonts w:ascii="Century Schoolbook" w:eastAsia="Century Schoolbook" w:hAnsi="Century Schoolbook" w:cs="Century Schoolbook"/>
-        </w:rPr>
-      </w:pPr>
-      <w:r>
-        <w:rPr>
-          <w:rFonts w:ascii="Century Schoolbook" w:eastAsia="Century Schoolbook" w:hAnsi="Century Schoolbook" w:cs="Century Schoolbook"/>
-        </w:rPr>
-        <w:t>Grafique con flechas los ponderadores (</w:t>
-      </w:r>
-      <w:proofErr w:type="spellStart"/>
-      <w:r>
-        <w:rPr>
-          <w:rFonts w:ascii="Century Schoolbook" w:eastAsia="Century Schoolbook" w:hAnsi="Century Schoolbook" w:cs="Century Schoolbook"/>
-          <w:i/>
-        </w:rPr>
-        <w:t>loading</w:t>
-      </w:r>
-      <w:proofErr w:type="spellEnd"/>
-      <w:r>
-        <w:rPr>
-          <w:rFonts w:ascii="Century Schoolbook" w:eastAsia="Century Schoolbook" w:hAnsi="Century Schoolbook" w:cs="Century Schoolbook"/>
-        </w:rPr>
-        <w:t xml:space="preserve">) de PCA para el primer y segundo componente y comente los pesos que </w:t>
-      </w:r>
-      <w:proofErr w:type="spellStart"/>
-      <w:r>
-        <w:rPr>
-          <w:rFonts w:ascii="Century Schoolbook" w:eastAsia="Century Schoolbook" w:hAnsi="Century Schoolbook" w:cs="Century Schoolbook"/>
-        </w:rPr>
-        <w:t>que</w:t>
-      </w:r>
-      <w:proofErr w:type="spellEnd"/>
-      <w:r>
-        <w:rPr>
-          <w:rFonts w:ascii="Century Schoolbook" w:eastAsia="Century Schoolbook" w:hAnsi="Century Schoolbook" w:cs="Century Schoolbook"/>
-        </w:rPr>
-        <w:t xml:space="preserve"> le dan a cada variable utilizada. </w:t>
-      </w:r>
-    </w:p>
-    <w:p>
-      <w:pPr>
-        <w:numPr>
-          <w:ilvl w:val="1"/>
-          <w:numId w:val="19"/>
-        </w:numPr>
-        <w:pBdr>
-          <w:top w:val="nil"/>
-          <w:left w:val="nil"/>
-          <w:bottom w:val="nil"/>
-          <w:right w:val="nil"/>
-          <w:between w:val="nil"/>
-        </w:pBdr>
-        <w:spacing w:before="240" w:after="0" w:line="240" w:lineRule="auto"/>
-        <w:jc w:val="both"/>
-        <w:rPr>
-          <w:rFonts w:ascii="Century Schoolbook" w:eastAsia="Century Schoolbook" w:hAnsi="Century Schoolbook" w:cs="Century Schoolbook"/>
-        </w:rPr>
-      </w:pPr>
-      <w:r>
-        <w:rPr>
-          <w:rFonts w:ascii="Century Schoolbook" w:eastAsia="Century Schoolbook" w:hAnsi="Century Schoolbook" w:cs="Century Schoolbook"/>
-        </w:rPr>
-        <w:t>Una vez normalizadas las variables, toca aplicarle los ponderadores para así analizar los vectores. Comenzando por el peso de las variables en cada componente vemos que mientras en el primer componente las 2 edades y la educación explican prácticamente todo el componente, a diferencia del otro componente donde el ingreso total familiar explica prácticamente todo</w:t>
-      </w:r>
-    </w:p>
-    <w:p>
-      <w:pPr>
-        <w:pBdr>
-          <w:top w:val="nil"/>
-          <w:left w:val="nil"/>
-          <w:bottom w:val="nil"/>
-          <w:right w:val="nil"/>
-          <w:between w:val="nil"/>
-        </w:pBdr>
-        <w:spacing w:before="240" w:after="0" w:line="240" w:lineRule="auto"/>
-        <w:ind w:left="1788" w:firstLine="336"/>
-        <w:jc w:val="both"/>
-        <w:rPr>
-          <w:rFonts w:ascii="Century Schoolbook" w:eastAsia="Century Schoolbook" w:hAnsi="Century Schoolbook" w:cs="Century Schoolbook"/>
-        </w:rPr>
-      </w:pPr>
-      <w:r>
-        <w:rPr>
-          <w:rFonts w:ascii="Century Schoolbook" w:eastAsia="Century Schoolbook" w:hAnsi="Century Schoolbook" w:cs="Century Schoolbook"/>
-        </w:rPr>
-        <w:drawing>
-          <wp:inline distT="0" distB="0" distL="0" distR="0" wp14:anchorId="0BC1DB8A" wp14:editId="271006CA">
-            <wp:extent cx="2715004" cy="2724530"/>
-            <wp:effectExtent l="0" t="0" r="9525" b="0"/>
-            <wp:docPr id="14" name="Imagen 14"/>
             <wp:cNvGraphicFramePr>
               <a:graphicFrameLocks xmlns:a="http://schemas.openxmlformats.org/drawingml/2006/main" noChangeAspect="1"/>
             </wp:cNvGraphicFramePr>
@@ -2070,7 +3387,7 @@
                   <pic:spPr>
                     <a:xfrm>
                       <a:off x="0" y="0"/>
-                      <a:ext cx="2715004" cy="2724530"/>
+                      <a:ext cx="5443220" cy="4758055"/>
                     </a:xfrm>
                     <a:prstGeom prst="rect">
                       <a:avLst/>
@@ -2085,6 +3402,33 @@
     </w:p>
     <w:p>
       <w:pPr>
+        <w:pStyle w:val="Subttulo"/>
+        <w:numPr>
+          <w:ilvl w:val="0"/>
+          <w:numId w:val="16"/>
+        </w:numPr>
+        <w:ind w:left="360"/>
+        <w:rPr>
+          <w:rFonts w:ascii="Century Schoolbook" w:eastAsia="Century Schoolbook" w:hAnsi="Century Schoolbook" w:cs="Century Schoolbook"/>
+          <w:sz w:val="28"/>
+          <w:szCs w:val="28"/>
+        </w:rPr>
+      </w:pPr>
+      <w:r>
+        <w:rPr>
+          <w:rFonts w:ascii="Century Schoolbook" w:eastAsia="Century Schoolbook" w:hAnsi="Century Schoolbook" w:cs="Century Schoolbook"/>
+          <w:sz w:val="28"/>
+          <w:szCs w:val="28"/>
+        </w:rPr>
+        <w:t>PCA</w:t>
+      </w:r>
+    </w:p>
+    <w:p>
+      <w:pPr>
+        <w:numPr>
+          <w:ilvl w:val="0"/>
+          <w:numId w:val="15"/>
+        </w:numPr>
         <w:pBdr>
           <w:top w:val="nil"/>
           <w:left w:val="nil"/>
@@ -2101,13 +3445,103 @@
       <w:r>
         <w:rPr>
           <w:rFonts w:ascii="Century Schoolbook" w:eastAsia="Century Schoolbook" w:hAnsi="Century Schoolbook" w:cs="Century Schoolbook"/>
+          <w:u w:val="single"/>
+        </w:rPr>
+        <w:t>PCA con ingreso:</w:t>
+      </w:r>
+      <w:r>
+        <w:rPr>
+          <w:rFonts w:ascii="Century Schoolbook" w:eastAsia="Century Schoolbook" w:hAnsi="Century Schoolbook" w:cs="Century Schoolbook"/>
+        </w:rPr>
+        <w:t xml:space="preserve"> Apliquen PCA a las seis variables seleccionadas para esta parte. Recuerde primero estandarizar las variables como vimos en la tutorial. En un gráfico de dispersión muestren los índices (</w:t>
+      </w:r>
+      <w:r>
+        <w:rPr>
+          <w:rFonts w:ascii="Century Schoolbook" w:eastAsia="Century Schoolbook" w:hAnsi="Century Schoolbook" w:cs="Century Schoolbook"/>
+          <w:i/>
+        </w:rPr>
+        <w:t>scores</w:t>
+      </w:r>
+      <w:r>
+        <w:rPr>
+          <w:rFonts w:ascii="Century Schoolbook" w:eastAsia="Century Schoolbook" w:hAnsi="Century Schoolbook" w:cs="Century Schoolbook"/>
+        </w:rPr>
+        <w:t xml:space="preserve">) calculados del primer y segundo componente de PCA y comente los resultados. </w:t>
+      </w:r>
+    </w:p>
+    <w:p>
+      <w:pPr>
+        <w:numPr>
+          <w:ilvl w:val="1"/>
+          <w:numId w:val="18"/>
+        </w:numPr>
+        <w:pBdr>
+          <w:top w:val="nil"/>
+          <w:left w:val="nil"/>
+          <w:bottom w:val="nil"/>
+          <w:right w:val="nil"/>
+          <w:between w:val="nil"/>
+        </w:pBdr>
+        <w:spacing w:before="240" w:after="0" w:line="240" w:lineRule="auto"/>
+        <w:jc w:val="both"/>
+        <w:rPr>
+          <w:rFonts w:ascii="Century Schoolbook" w:eastAsia="Century Schoolbook" w:hAnsi="Century Schoolbook" w:cs="Century Schoolbook"/>
+        </w:rPr>
+      </w:pPr>
+      <w:r>
+        <w:rPr>
+          <w:rFonts w:ascii="Century Schoolbook" w:eastAsia="Century Schoolbook" w:hAnsi="Century Schoolbook" w:cs="Century Schoolbook"/>
+        </w:rPr>
+        <w:t xml:space="preserve">Al aplicar PCA a las variables seleccionadas, primero debemos estandarizar las variables con el propósito de que todas las variables contribuyan de manera equitativa. Ahora una vez estandarizadas vemos un gráfico de dispersión o </w:t>
+      </w:r>
+      <w:proofErr w:type="spellStart"/>
+      <w:r>
+        <w:rPr>
+          <w:rFonts w:ascii="Century Schoolbook" w:eastAsia="Century Schoolbook" w:hAnsi="Century Schoolbook" w:cs="Century Schoolbook"/>
+        </w:rPr>
+        <w:t>scatterplot</w:t>
+      </w:r>
+      <w:proofErr w:type="spellEnd"/>
+      <w:r>
+        <w:rPr>
+          <w:rFonts w:ascii="Century Schoolbook" w:eastAsia="Century Schoolbook" w:hAnsi="Century Schoolbook" w:cs="Century Schoolbook"/>
+        </w:rPr>
+        <w:t xml:space="preserve"> vemos que la dispersión de los datos esta mas a lo ancho que a lo largo, es decir, tiene una predominancia sobre el eje de abscisas que sobre el eje de las ordenadas. Esto denota que el componente numero 1 captura más información (o varianza) que el componente numero 2</w:t>
+      </w:r>
+    </w:p>
+    <w:p>
+      <w:pPr>
+        <w:pBdr>
+          <w:top w:val="nil"/>
+          <w:left w:val="nil"/>
+          <w:bottom w:val="nil"/>
+          <w:right w:val="nil"/>
+          <w:between w:val="nil"/>
+        </w:pBdr>
+        <w:spacing w:before="240" w:after="0" w:line="240" w:lineRule="auto"/>
+        <w:ind w:left="360" w:firstLine="0"/>
+        <w:jc w:val="both"/>
+        <w:rPr>
+          <w:rFonts w:ascii="Century Schoolbook" w:eastAsia="Century Schoolbook" w:hAnsi="Century Schoolbook" w:cs="Century Schoolbook"/>
+        </w:rPr>
+      </w:pPr>
+      <w:r>
+        <w:rPr>
+          <w:rFonts w:ascii="Century Schoolbook" w:eastAsia="Century Schoolbook" w:hAnsi="Century Schoolbook" w:cs="Century Schoolbook"/>
         </w:rPr>
         <w:lastRenderedPageBreak/>
+        <w:t xml:space="preserve"> </w:t>
+      </w:r>
+      <w:r>
+        <w:rPr>
+          <w:rFonts w:ascii="Century Schoolbook" w:eastAsia="Century Schoolbook" w:hAnsi="Century Schoolbook" w:cs="Century Schoolbook"/>
+          <w:noProof/>
+        </w:rPr>
         <w:drawing>
-          <wp:inline distT="0" distB="0" distL="0" distR="0" wp14:anchorId="1DECC664" wp14:editId="18C919C5">
-            <wp:extent cx="5443220" cy="4095750"/>
-            <wp:effectExtent l="0" t="0" r="5080" b="0"/>
-            <wp:docPr id="15" name="Imagen 15"/>
+          <wp:inline distT="0" distB="0" distL="0" distR="0" wp14:anchorId="48D6A001" wp14:editId="4657FA65">
+            <wp:extent cx="5443220" cy="4321175"/>
+            <wp:effectExtent l="0" t="0" r="5080" b="3175"/>
+            <wp:docPr id="11" name="Imagen 11"/>
             <wp:cNvGraphicFramePr>
               <a:graphicFrameLocks xmlns:a="http://schemas.openxmlformats.org/drawingml/2006/main" noChangeAspect="1"/>
             </wp:cNvGraphicFramePr>
@@ -2127,7 +3561,7 @@
                   <pic:spPr>
                     <a:xfrm>
                       <a:off x="0" y="0"/>
-                      <a:ext cx="5443220" cy="4095750"/>
+                      <a:ext cx="5443220" cy="4321175"/>
                     </a:xfrm>
                     <a:prstGeom prst="rect">
                       <a:avLst/>
@@ -2138,184 +3572,6 @@
             </a:graphic>
           </wp:inline>
         </w:drawing>
-      </w:r>
-    </w:p>
-    <w:p>
-      <w:pPr>
-        <w:pBdr>
-          <w:top w:val="nil"/>
-          <w:left w:val="nil"/>
-          <w:bottom w:val="nil"/>
-          <w:right w:val="nil"/>
-          <w:between w:val="nil"/>
-        </w:pBdr>
-        <w:spacing w:before="240" w:after="0" w:line="240" w:lineRule="auto"/>
-        <w:jc w:val="both"/>
-        <w:rPr>
-          <w:rFonts w:ascii="Century Schoolbook" w:eastAsia="Century Schoolbook" w:hAnsi="Century Schoolbook" w:cs="Century Schoolbook"/>
-        </w:rPr>
-      </w:pPr>
-      <w:r>
-        <w:rPr>
-          <w:rFonts w:ascii="Century Schoolbook" w:eastAsia="Century Schoolbook" w:hAnsi="Century Schoolbook" w:cs="Century Schoolbook"/>
-        </w:rPr>
-        <w:t xml:space="preserve">Por otro lado, vemos el grafico con los ponderadores y sus respectivas flechas. </w:t>
-      </w:r>
-      <w:r>
-        <w:rPr>
-          <w:rFonts w:ascii="Century Schoolbook" w:eastAsia="Century Schoolbook" w:hAnsi="Century Schoolbook" w:cs="Century Schoolbook"/>
-        </w:rPr>
-        <w:t xml:space="preserve">El análisis de componentes principales revela dos ejes interpretables: el </w:t>
-      </w:r>
-      <w:r>
-        <w:rPr>
-          <w:rFonts w:ascii="Century Schoolbook" w:eastAsia="Century Schoolbook" w:hAnsi="Century Schoolbook" w:cs="Century Schoolbook"/>
-          <w:b/>
-          <w:bCs/>
-        </w:rPr>
-        <w:t>C</w:t>
-      </w:r>
-      <w:r>
-        <w:rPr>
-          <w:rFonts w:ascii="Century Schoolbook" w:eastAsia="Century Schoolbook" w:hAnsi="Century Schoolbook" w:cs="Century Schoolbook"/>
-          <w:b/>
-          <w:bCs/>
-        </w:rPr>
-        <w:t xml:space="preserve">omponente </w:t>
-      </w:r>
-      <w:r>
-        <w:rPr>
-          <w:rFonts w:ascii="Century Schoolbook" w:eastAsia="Century Schoolbook" w:hAnsi="Century Schoolbook" w:cs="Century Schoolbook"/>
-          <w:b/>
-          <w:bCs/>
-        </w:rPr>
-        <w:t>1</w:t>
-      </w:r>
-      <w:r>
-        <w:rPr>
-          <w:rFonts w:ascii="Century Schoolbook" w:eastAsia="Century Schoolbook" w:hAnsi="Century Schoolbook" w:cs="Century Schoolbook"/>
-        </w:rPr>
-        <w:t xml:space="preserve">, dominado por las variables de </w:t>
-      </w:r>
-      <w:r>
-        <w:rPr>
-          <w:rFonts w:ascii="Century Schoolbook" w:eastAsia="Century Schoolbook" w:hAnsi="Century Schoolbook" w:cs="Century Schoolbook"/>
-          <w:b/>
-          <w:bCs/>
-        </w:rPr>
-        <w:t>edad y educación</w:t>
-      </w:r>
-      <w:r>
-        <w:rPr>
-          <w:rFonts w:ascii="Century Schoolbook" w:eastAsia="Century Schoolbook" w:hAnsi="Century Schoolbook" w:cs="Century Schoolbook"/>
-        </w:rPr>
-        <w:t xml:space="preserve">, refleja un patrón asociado al </w:t>
-      </w:r>
-      <w:r>
-        <w:rPr>
-          <w:rFonts w:ascii="Century Schoolbook" w:eastAsia="Century Schoolbook" w:hAnsi="Century Schoolbook" w:cs="Century Schoolbook"/>
-          <w:b/>
-          <w:bCs/>
-        </w:rPr>
-        <w:t>ciclo de vida y capital humano</w:t>
-      </w:r>
-      <w:r>
-        <w:rPr>
-          <w:rFonts w:ascii="Century Schoolbook" w:eastAsia="Century Schoolbook" w:hAnsi="Century Schoolbook" w:cs="Century Schoolbook"/>
-        </w:rPr>
-        <w:t xml:space="preserve">, diferenciando a individuos mayores y más educados de los más jóvenes o con hogares numerosos; mientras que el </w:t>
-      </w:r>
-      <w:r>
-        <w:rPr>
-          <w:rFonts w:ascii="Century Schoolbook" w:eastAsia="Century Schoolbook" w:hAnsi="Century Schoolbook" w:cs="Century Schoolbook"/>
-          <w:b/>
-          <w:bCs/>
-        </w:rPr>
-        <w:t>C</w:t>
-      </w:r>
-      <w:r>
-        <w:rPr>
-          <w:rFonts w:ascii="Century Schoolbook" w:eastAsia="Century Schoolbook" w:hAnsi="Century Schoolbook" w:cs="Century Schoolbook"/>
-          <w:b/>
-          <w:bCs/>
-        </w:rPr>
-        <w:t xml:space="preserve">omponente </w:t>
-      </w:r>
-      <w:r>
-        <w:rPr>
-          <w:rFonts w:ascii="Century Schoolbook" w:eastAsia="Century Schoolbook" w:hAnsi="Century Schoolbook" w:cs="Century Schoolbook"/>
-          <w:b/>
-          <w:bCs/>
-        </w:rPr>
-        <w:t>2</w:t>
-      </w:r>
-      <w:r>
-        <w:rPr>
-          <w:rFonts w:ascii="Century Schoolbook" w:eastAsia="Century Schoolbook" w:hAnsi="Century Schoolbook" w:cs="Century Schoolbook"/>
-        </w:rPr>
-        <w:t xml:space="preserve">, definido principalmente por el </w:t>
-      </w:r>
-      <w:r>
-        <w:rPr>
-          <w:rFonts w:ascii="Century Schoolbook" w:eastAsia="Century Schoolbook" w:hAnsi="Century Schoolbook" w:cs="Century Schoolbook"/>
-          <w:b/>
-          <w:bCs/>
-        </w:rPr>
-        <w:t>ingreso total familiar (ITF)</w:t>
-      </w:r>
-      <w:r>
-        <w:rPr>
-          <w:rFonts w:ascii="Century Schoolbook" w:eastAsia="Century Schoolbook" w:hAnsi="Century Schoolbook" w:cs="Century Schoolbook"/>
-        </w:rPr>
-        <w:t xml:space="preserve"> y la educación, representa un </w:t>
-      </w:r>
-      <w:r>
-        <w:rPr>
-          <w:rFonts w:ascii="Century Schoolbook" w:eastAsia="Century Schoolbook" w:hAnsi="Century Schoolbook" w:cs="Century Schoolbook"/>
-          <w:b/>
-          <w:bCs/>
-        </w:rPr>
-        <w:t>eje de estatus económico</w:t>
-      </w:r>
-      <w:r>
-        <w:rPr>
-          <w:rFonts w:ascii="Century Schoolbook" w:eastAsia="Century Schoolbook" w:hAnsi="Century Schoolbook" w:cs="Century Schoolbook"/>
-        </w:rPr>
-        <w:t>. En el plano CP1–CP2, los individuos ubicados hacia la derecha son mayores y más educados, y los que se sitúan hacia arriba presentan mayores niveles de ingreso.</w:t>
-      </w:r>
-      <w:r>
-        <w:rPr>
-          <w:rFonts w:ascii="Century Schoolbook" w:eastAsia="Century Schoolbook" w:hAnsi="Century Schoolbook" w:cs="Century Schoolbook"/>
-        </w:rPr>
-        <w:t xml:space="preserve"> Por otro lado, </w:t>
-      </w:r>
-      <w:proofErr w:type="spellStart"/>
-      <w:r>
-        <w:rPr>
-          <w:rFonts w:ascii="Century Schoolbook" w:eastAsia="Century Schoolbook" w:hAnsi="Century Schoolbook" w:cs="Century Schoolbook"/>
-        </w:rPr>
-        <w:t>n_personas</w:t>
-      </w:r>
-      <w:proofErr w:type="spellEnd"/>
-      <w:r>
-        <w:rPr>
-          <w:rFonts w:ascii="Century Schoolbook" w:eastAsia="Century Schoolbook" w:hAnsi="Century Schoolbook" w:cs="Century Schoolbook"/>
-        </w:rPr>
-        <w:t xml:space="preserve"> y horas trabajadas tienen poco aporte en términos de varianza y es por ello </w:t>
-      </w:r>
-      <w:proofErr w:type="gramStart"/>
-      <w:r>
-        <w:rPr>
-          <w:rFonts w:ascii="Century Schoolbook" w:eastAsia="Century Schoolbook" w:hAnsi="Century Schoolbook" w:cs="Century Schoolbook"/>
-        </w:rPr>
-        <w:t>que</w:t>
-      </w:r>
-      <w:proofErr w:type="gramEnd"/>
-      <w:r>
-        <w:rPr>
-          <w:rFonts w:ascii="Century Schoolbook" w:eastAsia="Century Schoolbook" w:hAnsi="Century Schoolbook" w:cs="Century Schoolbook"/>
-        </w:rPr>
-        <w:t xml:space="preserve"> tienen vectores más cortos.</w:t>
       </w:r>
     </w:p>
     <w:p>
@@ -2341,14 +3597,43 @@
         <w:rPr>
           <w:rFonts w:ascii="Century Schoolbook" w:eastAsia="Century Schoolbook" w:hAnsi="Century Schoolbook" w:cs="Century Schoolbook"/>
         </w:rPr>
-        <w:t xml:space="preserve">Finalmente, grafique la proporción de la varianza explicada para cada uno de los seis componentes y comente el gráfico. </w:t>
+        <w:t>Grafique con flechas los ponderadores (</w:t>
+      </w:r>
+      <w:proofErr w:type="spellStart"/>
+      <w:r>
+        <w:rPr>
+          <w:rFonts w:ascii="Century Schoolbook" w:eastAsia="Century Schoolbook" w:hAnsi="Century Schoolbook" w:cs="Century Schoolbook"/>
+          <w:i/>
+        </w:rPr>
+        <w:t>loading</w:t>
+      </w:r>
+      <w:proofErr w:type="spellEnd"/>
+      <w:r>
+        <w:rPr>
+          <w:rFonts w:ascii="Century Schoolbook" w:eastAsia="Century Schoolbook" w:hAnsi="Century Schoolbook" w:cs="Century Schoolbook"/>
+        </w:rPr>
+        <w:t xml:space="preserve">) de PCA para el primer y segundo componente y comente los pesos que </w:t>
+      </w:r>
+      <w:proofErr w:type="spellStart"/>
+      <w:r>
+        <w:rPr>
+          <w:rFonts w:ascii="Century Schoolbook" w:eastAsia="Century Schoolbook" w:hAnsi="Century Schoolbook" w:cs="Century Schoolbook"/>
+        </w:rPr>
+        <w:t>que</w:t>
+      </w:r>
+      <w:proofErr w:type="spellEnd"/>
+      <w:r>
+        <w:rPr>
+          <w:rFonts w:ascii="Century Schoolbook" w:eastAsia="Century Schoolbook" w:hAnsi="Century Schoolbook" w:cs="Century Schoolbook"/>
+        </w:rPr>
+        <w:t xml:space="preserve"> le dan a cada variable utilizada. </w:t>
       </w:r>
     </w:p>
     <w:p>
       <w:pPr>
         <w:numPr>
           <w:ilvl w:val="1"/>
-          <w:numId w:val="15"/>
+          <w:numId w:val="19"/>
         </w:numPr>
         <w:pBdr>
           <w:top w:val="nil"/>
@@ -2367,7 +3652,7 @@
         <w:rPr>
           <w:rFonts w:ascii="Century Schoolbook" w:eastAsia="Century Schoolbook" w:hAnsi="Century Schoolbook" w:cs="Century Schoolbook"/>
         </w:rPr>
-        <w:t>Llegando a lo ultimo que respecta a PCA, resta analizar la varianza explicada que nos determina cuanto aporte de explicación de datos tiene cada variable que analizamos. En principio tan solo una variable explica casi el 40% de nuestros datos, y 3 variables el 73% de estos. Lo que podemos observar es que si bien a medida que agregamos más variables explicamos más, las ultima variable tiene poco peso relativo de varianza explicada y las anteriores están en un promedio de 15% de explicación.</w:t>
+        <w:t>Una vez normalizadas las variables, toca aplicarle los ponderadores para así analizar los vectores. Comenzando por el peso de las variables en cada componente vemos que mientras en el primer componente las 2 edades y la educación explican prácticamente todo el componente, a diferencia del otro componente donde el ingreso total familiar explica prácticamente todo</w:t>
       </w:r>
     </w:p>
     <w:p>
@@ -2380,7 +3665,7 @@
           <w:between w:val="nil"/>
         </w:pBdr>
         <w:spacing w:before="240" w:after="0" w:line="240" w:lineRule="auto"/>
-        <w:ind w:left="0" w:firstLine="360"/>
+        <w:ind w:left="1788" w:firstLine="336"/>
         <w:jc w:val="both"/>
         <w:rPr>
           <w:rFonts w:ascii="Century Schoolbook" w:eastAsia="Century Schoolbook" w:hAnsi="Century Schoolbook" w:cs="Century Schoolbook"/>
@@ -2389,13 +3674,13 @@
       <w:r>
         <w:rPr>
           <w:rFonts w:ascii="Century Schoolbook" w:eastAsia="Century Schoolbook" w:hAnsi="Century Schoolbook" w:cs="Century Schoolbook"/>
-        </w:rPr>
-        <w:lastRenderedPageBreak/>
+          <w:noProof/>
+        </w:rPr>
         <w:drawing>
-          <wp:inline distT="0" distB="0" distL="0" distR="0" wp14:anchorId="01B64BD9" wp14:editId="17904AF8">
-            <wp:extent cx="5443220" cy="2251075"/>
-            <wp:effectExtent l="0" t="0" r="5080" b="0"/>
-            <wp:docPr id="17" name="Imagen 17"/>
+          <wp:inline distT="0" distB="0" distL="0" distR="0" wp14:anchorId="0BC1DB8A" wp14:editId="271006CA">
+            <wp:extent cx="2715004" cy="2724530"/>
+            <wp:effectExtent l="0" t="0" r="9525" b="0"/>
+            <wp:docPr id="14" name="Imagen 14"/>
             <wp:cNvGraphicFramePr>
               <a:graphicFrameLocks xmlns:a="http://schemas.openxmlformats.org/drawingml/2006/main" noChangeAspect="1"/>
             </wp:cNvGraphicFramePr>
@@ -2415,7 +3700,7 @@
                   <pic:spPr>
                     <a:xfrm>
                       <a:off x="0" y="0"/>
-                      <a:ext cx="5443220" cy="2251075"/>
+                      <a:ext cx="2715004" cy="2724530"/>
                     </a:xfrm>
                     <a:prstGeom prst="rect">
                       <a:avLst/>
@@ -2430,30 +3715,225 @@
     </w:p>
     <w:p>
       <w:pPr>
-        <w:pStyle w:val="Subttulo"/>
-        <w:numPr>
-          <w:ilvl w:val="0"/>
-          <w:numId w:val="16"/>
-        </w:numPr>
-        <w:ind w:left="360"/>
-        <w:rPr>
-          <w:rFonts w:ascii="Century Schoolbook" w:eastAsia="Century Schoolbook" w:hAnsi="Century Schoolbook" w:cs="Century Schoolbook"/>
-          <w:sz w:val="28"/>
-          <w:szCs w:val="28"/>
-        </w:rPr>
-      </w:pPr>
+        <w:pBdr>
+          <w:top w:val="nil"/>
+          <w:left w:val="nil"/>
+          <w:bottom w:val="nil"/>
+          <w:right w:val="nil"/>
+          <w:between w:val="nil"/>
+        </w:pBdr>
+        <w:spacing w:before="240" w:after="0" w:line="240" w:lineRule="auto"/>
+        <w:jc w:val="both"/>
+        <w:rPr>
+          <w:rFonts w:ascii="Century Schoolbook" w:eastAsia="Century Schoolbook" w:hAnsi="Century Schoolbook" w:cs="Century Schoolbook"/>
+        </w:rPr>
+      </w:pPr>
+      <w:r>
+        <w:rPr>
+          <w:rFonts w:ascii="Century Schoolbook" w:eastAsia="Century Schoolbook" w:hAnsi="Century Schoolbook" w:cs="Century Schoolbook"/>
+          <w:noProof/>
+        </w:rPr>
+        <w:lastRenderedPageBreak/>
+        <w:drawing>
+          <wp:inline distT="0" distB="0" distL="0" distR="0" wp14:anchorId="1DECC664" wp14:editId="18C919C5">
+            <wp:extent cx="5443220" cy="4095750"/>
+            <wp:effectExtent l="0" t="0" r="5080" b="0"/>
+            <wp:docPr id="15" name="Imagen 15"/>
+            <wp:cNvGraphicFramePr>
+              <a:graphicFrameLocks xmlns:a="http://schemas.openxmlformats.org/drawingml/2006/main" noChangeAspect="1"/>
+            </wp:cNvGraphicFramePr>
+            <a:graphic xmlns:a="http://schemas.openxmlformats.org/drawingml/2006/main">
+              <a:graphicData uri="http://schemas.openxmlformats.org/drawingml/2006/picture">
+                <pic:pic xmlns:pic="http://schemas.openxmlformats.org/drawingml/2006/picture">
+                  <pic:nvPicPr>
+                    <pic:cNvPr id="1" name=""/>
+                    <pic:cNvPicPr/>
+                  </pic:nvPicPr>
+                  <pic:blipFill>
+                    <a:blip r:embed="rId15"/>
+                    <a:stretch>
+                      <a:fillRect/>
+                    </a:stretch>
+                  </pic:blipFill>
+                  <pic:spPr>
+                    <a:xfrm>
+                      <a:off x="0" y="0"/>
+                      <a:ext cx="5443220" cy="4095750"/>
+                    </a:xfrm>
+                    <a:prstGeom prst="rect">
+                      <a:avLst/>
+                    </a:prstGeom>
+                  </pic:spPr>
+                </pic:pic>
+              </a:graphicData>
+            </a:graphic>
+          </wp:inline>
+        </w:drawing>
+      </w:r>
+    </w:p>
+    <w:p>
+      <w:pPr>
+        <w:pBdr>
+          <w:top w:val="nil"/>
+          <w:left w:val="nil"/>
+          <w:bottom w:val="nil"/>
+          <w:right w:val="nil"/>
+          <w:between w:val="nil"/>
+        </w:pBdr>
+        <w:spacing w:before="240" w:after="0" w:line="240" w:lineRule="auto"/>
+        <w:jc w:val="both"/>
+        <w:rPr>
+          <w:rFonts w:ascii="Century Schoolbook" w:eastAsia="Century Schoolbook" w:hAnsi="Century Schoolbook" w:cs="Century Schoolbook"/>
+        </w:rPr>
+      </w:pPr>
+      <w:r>
+        <w:rPr>
+          <w:rFonts w:ascii="Century Schoolbook" w:eastAsia="Century Schoolbook" w:hAnsi="Century Schoolbook" w:cs="Century Schoolbook"/>
+        </w:rPr>
+        <w:t xml:space="preserve">Por otro lado, vemos el grafico con los ponderadores y sus respectivas flechas. </w:t>
+      </w:r>
+      <w:r>
+        <w:rPr>
+          <w:rFonts w:ascii="Century Schoolbook" w:eastAsia="Century Schoolbook" w:hAnsi="Century Schoolbook" w:cs="Century Schoolbook"/>
+        </w:rPr>
+        <w:t xml:space="preserve">El análisis de componentes principales revela dos ejes interpretables: el </w:t>
+      </w:r>
+      <w:r>
+        <w:rPr>
+          <w:rFonts w:ascii="Century Schoolbook" w:eastAsia="Century Schoolbook" w:hAnsi="Century Schoolbook" w:cs="Century Schoolbook"/>
+          <w:b/>
+          <w:bCs/>
+        </w:rPr>
+        <w:t>C</w:t>
+      </w:r>
+      <w:r>
+        <w:rPr>
+          <w:rFonts w:ascii="Century Schoolbook" w:eastAsia="Century Schoolbook" w:hAnsi="Century Schoolbook" w:cs="Century Schoolbook"/>
+          <w:b/>
+          <w:bCs/>
+        </w:rPr>
+        <w:t xml:space="preserve">omponente </w:t>
+      </w:r>
+      <w:r>
+        <w:rPr>
+          <w:rFonts w:ascii="Century Schoolbook" w:eastAsia="Century Schoolbook" w:hAnsi="Century Schoolbook" w:cs="Century Schoolbook"/>
+          <w:b/>
+          <w:bCs/>
+        </w:rPr>
+        <w:t>1</w:t>
+      </w:r>
+      <w:r>
+        <w:rPr>
+          <w:rFonts w:ascii="Century Schoolbook" w:eastAsia="Century Schoolbook" w:hAnsi="Century Schoolbook" w:cs="Century Schoolbook"/>
+        </w:rPr>
+        <w:t xml:space="preserve">, dominado por las variables de </w:t>
+      </w:r>
+      <w:r>
+        <w:rPr>
+          <w:rFonts w:ascii="Century Schoolbook" w:eastAsia="Century Schoolbook" w:hAnsi="Century Schoolbook" w:cs="Century Schoolbook"/>
+          <w:b/>
+          <w:bCs/>
+        </w:rPr>
+        <w:t>edad y educación</w:t>
+      </w:r>
+      <w:r>
+        <w:rPr>
+          <w:rFonts w:ascii="Century Schoolbook" w:eastAsia="Century Schoolbook" w:hAnsi="Century Schoolbook" w:cs="Century Schoolbook"/>
+        </w:rPr>
+        <w:t xml:space="preserve">, refleja un patrón asociado al </w:t>
+      </w:r>
+      <w:r>
+        <w:rPr>
+          <w:rFonts w:ascii="Century Schoolbook" w:eastAsia="Century Schoolbook" w:hAnsi="Century Schoolbook" w:cs="Century Schoolbook"/>
+          <w:b/>
+          <w:bCs/>
+        </w:rPr>
+        <w:t>ciclo de vida y capital humano</w:t>
+      </w:r>
+      <w:r>
+        <w:rPr>
+          <w:rFonts w:ascii="Century Schoolbook" w:eastAsia="Century Schoolbook" w:hAnsi="Century Schoolbook" w:cs="Century Schoolbook"/>
+        </w:rPr>
+        <w:t xml:space="preserve">, diferenciando a individuos mayores y más educados de los más jóvenes o con hogares numerosos; mientras que el </w:t>
+      </w:r>
+      <w:r>
+        <w:rPr>
+          <w:rFonts w:ascii="Century Schoolbook" w:eastAsia="Century Schoolbook" w:hAnsi="Century Schoolbook" w:cs="Century Schoolbook"/>
+          <w:b/>
+          <w:bCs/>
+        </w:rPr>
+        <w:t>C</w:t>
+      </w:r>
+      <w:r>
+        <w:rPr>
+          <w:rFonts w:ascii="Century Schoolbook" w:eastAsia="Century Schoolbook" w:hAnsi="Century Schoolbook" w:cs="Century Schoolbook"/>
+          <w:b/>
+          <w:bCs/>
+        </w:rPr>
+        <w:t xml:space="preserve">omponente </w:t>
+      </w:r>
+      <w:r>
+        <w:rPr>
+          <w:rFonts w:ascii="Century Schoolbook" w:eastAsia="Century Schoolbook" w:hAnsi="Century Schoolbook" w:cs="Century Schoolbook"/>
+          <w:b/>
+          <w:bCs/>
+        </w:rPr>
+        <w:t>2</w:t>
+      </w:r>
+      <w:r>
+        <w:rPr>
+          <w:rFonts w:ascii="Century Schoolbook" w:eastAsia="Century Schoolbook" w:hAnsi="Century Schoolbook" w:cs="Century Schoolbook"/>
+        </w:rPr>
+        <w:t xml:space="preserve">, definido principalmente por el </w:t>
+      </w:r>
+      <w:r>
+        <w:rPr>
+          <w:rFonts w:ascii="Century Schoolbook" w:eastAsia="Century Schoolbook" w:hAnsi="Century Schoolbook" w:cs="Century Schoolbook"/>
+          <w:b/>
+          <w:bCs/>
+        </w:rPr>
+        <w:t>ingreso total familiar (ITF)</w:t>
+      </w:r>
+      <w:r>
+        <w:rPr>
+          <w:rFonts w:ascii="Century Schoolbook" w:eastAsia="Century Schoolbook" w:hAnsi="Century Schoolbook" w:cs="Century Schoolbook"/>
+        </w:rPr>
+        <w:t xml:space="preserve"> y la educación, representa un </w:t>
+      </w:r>
+      <w:r>
+        <w:rPr>
+          <w:rFonts w:ascii="Century Schoolbook" w:eastAsia="Century Schoolbook" w:hAnsi="Century Schoolbook" w:cs="Century Schoolbook"/>
+          <w:b/>
+          <w:bCs/>
+        </w:rPr>
+        <w:t>eje de estatus económico</w:t>
+      </w:r>
+      <w:r>
+        <w:rPr>
+          <w:rFonts w:ascii="Century Schoolbook" w:eastAsia="Century Schoolbook" w:hAnsi="Century Schoolbook" w:cs="Century Schoolbook"/>
+        </w:rPr>
+        <w:t>. En el plano CP1–CP2, los individuos ubicados hacia la derecha son mayores y más educados, y los que se sitúan hacia arriba presentan mayores niveles de ingreso.</w:t>
+      </w:r>
+      <w:r>
+        <w:rPr>
+          <w:rFonts w:ascii="Century Schoolbook" w:eastAsia="Century Schoolbook" w:hAnsi="Century Schoolbook" w:cs="Century Schoolbook"/>
+        </w:rPr>
+        <w:t xml:space="preserve"> Por otro lado, </w:t>
+      </w:r>
       <w:proofErr w:type="spellStart"/>
-      <w:proofErr w:type="gramStart"/>
-      <w:r>
-        <w:rPr>
-          <w:rFonts w:ascii="Century Schoolbook" w:eastAsia="Century Schoolbook" w:hAnsi="Century Schoolbook" w:cs="Century Schoolbook"/>
-          <w:sz w:val="28"/>
-          <w:szCs w:val="28"/>
-        </w:rPr>
-        <w:t>Cluster</w:t>
+      <w:r>
+        <w:rPr>
+          <w:rFonts w:ascii="Century Schoolbook" w:eastAsia="Century Schoolbook" w:hAnsi="Century Schoolbook" w:cs="Century Schoolbook"/>
+        </w:rPr>
+        <w:t>n_personas</w:t>
       </w:r>
       <w:proofErr w:type="spellEnd"/>
-      <w:proofErr w:type="gramEnd"/>
+      <w:r>
+        <w:rPr>
+          <w:rFonts w:ascii="Century Schoolbook" w:eastAsia="Century Schoolbook" w:hAnsi="Century Schoolbook" w:cs="Century Schoolbook"/>
+        </w:rPr>
+        <w:t xml:space="preserve"> y horas trabajadas tienen poco aporte en términos de varianza y es por ello que tienen vectores más cortos.</w:t>
+      </w:r>
     </w:p>
     <w:p>
       <w:pPr>
@@ -2474,116 +3954,11 @@
           <w:rFonts w:ascii="Century Schoolbook" w:eastAsia="Century Schoolbook" w:hAnsi="Century Schoolbook" w:cs="Century Schoolbook"/>
         </w:rPr>
       </w:pPr>
-      <w:proofErr w:type="spellStart"/>
-      <w:proofErr w:type="gramStart"/>
-      <w:r>
-        <w:rPr>
-          <w:rFonts w:ascii="Century Schoolbook" w:eastAsia="Century Schoolbook" w:hAnsi="Century Schoolbook" w:cs="Century Schoolbook"/>
-          <w:u w:val="single"/>
-        </w:rPr>
-        <w:t>Cluster</w:t>
-      </w:r>
-      <w:proofErr w:type="spellEnd"/>
-      <w:proofErr w:type="gramEnd"/>
-      <w:r>
-        <w:rPr>
-          <w:rFonts w:ascii="Century Schoolbook" w:eastAsia="Century Schoolbook" w:hAnsi="Century Schoolbook" w:cs="Century Schoolbook"/>
-          <w:u w:val="single"/>
-        </w:rPr>
-        <w:t xml:space="preserve"> k-medias</w:t>
-      </w:r>
-      <w:r>
-        <w:rPr>
-          <w:rFonts w:ascii="Century Schoolbook" w:eastAsia="Century Schoolbook" w:hAnsi="Century Schoolbook" w:cs="Century Schoolbook"/>
-        </w:rPr>
-        <w:t xml:space="preserve">: </w:t>
-      </w:r>
-    </w:p>
-    <w:p>
-      <w:pPr>
-        <w:numPr>
-          <w:ilvl w:val="1"/>
-          <w:numId w:val="15"/>
-        </w:numPr>
-        <w:pBdr>
-          <w:top w:val="nil"/>
-          <w:left w:val="nil"/>
-          <w:bottom w:val="nil"/>
-          <w:right w:val="nil"/>
-          <w:between w:val="nil"/>
-        </w:pBdr>
-        <w:spacing w:after="0" w:line="240" w:lineRule="auto"/>
-        <w:rPr>
-          <w:rFonts w:ascii="Century Schoolbook" w:eastAsia="Century Schoolbook" w:hAnsi="Century Schoolbook" w:cs="Century Schoolbook"/>
-        </w:rPr>
-      </w:pPr>
-      <w:r>
-        <w:rPr>
-          <w:rFonts w:ascii="Century Schoolbook" w:eastAsia="Century Schoolbook" w:hAnsi="Century Schoolbook" w:cs="Century Schoolbook"/>
-        </w:rPr>
-        <w:t xml:space="preserve">Corran el algoritmo con </w:t>
-      </w:r>
-      <m:oMath>
-        <m:r>
-          <w:rPr>
-            <w:rFonts w:ascii="Cambria Math" w:eastAsia="Cambria Math" w:hAnsi="Cambria Math" w:cs="Cambria Math"/>
-          </w:rPr>
-          <m:t>k=2</m:t>
-        </m:r>
-      </m:oMath>
-      <w:r>
-        <w:rPr>
-          <w:rFonts w:ascii="Century Schoolbook" w:eastAsia="Century Schoolbook" w:hAnsi="Century Schoolbook" w:cs="Century Schoolbook"/>
-        </w:rPr>
-        <w:t xml:space="preserve">, </w:t>
-      </w:r>
-      <m:oMath>
-        <m:r>
-          <w:rPr>
-            <w:rFonts w:ascii="Cambria Math" w:eastAsia="Cambria Math" w:hAnsi="Cambria Math" w:cs="Cambria Math"/>
-          </w:rPr>
-          <m:t>k=4</m:t>
-        </m:r>
-      </m:oMath>
-      <w:r>
-        <w:rPr>
-          <w:rFonts w:ascii="Century Schoolbook" w:eastAsia="Century Schoolbook" w:hAnsi="Century Schoolbook" w:cs="Century Schoolbook"/>
-        </w:rPr>
-        <w:t xml:space="preserve"> y </w:t>
-      </w:r>
-      <m:oMath>
-        <m:r>
-          <w:rPr>
-            <w:rFonts w:ascii="Cambria Math" w:eastAsia="Cambria Math" w:hAnsi="Cambria Math" w:cs="Cambria Math"/>
-          </w:rPr>
-          <m:t>k=10</m:t>
-        </m:r>
-      </m:oMath>
-      <w:r>
-        <w:rPr>
-          <w:rFonts w:ascii="Century Schoolbook" w:eastAsia="Century Schoolbook" w:hAnsi="Century Schoolbook" w:cs="Century Schoolbook"/>
-        </w:rPr>
-        <w:t xml:space="preserve"> usando n_init = 20, y grafiquen los resultados usando edad e ingreso familiar. Interprétenlos ¿Puede el algoritmo con </w:t>
-      </w:r>
-      <m:oMath>
-        <m:r>
-          <w:rPr>
-            <w:rFonts w:ascii="Cambria Math" w:eastAsia="Cambria Math" w:hAnsi="Cambria Math" w:cs="Cambria Math"/>
-          </w:rPr>
-          <m:t>k=2</m:t>
-        </m:r>
-      </m:oMath>
-      <w:r>
-        <w:rPr>
-          <w:rFonts w:ascii="Cambria Math" w:eastAsia="Cambria Math" w:hAnsi="Cambria Math" w:cs="Cambria Math"/>
-        </w:rPr>
-        <w:t xml:space="preserve"> </w:t>
-      </w:r>
-      <w:r>
-        <w:rPr>
-          <w:rFonts w:ascii="Century Schoolbook" w:eastAsia="Century Schoolbook" w:hAnsi="Century Schoolbook" w:cs="Century Schoolbook"/>
-        </w:rPr>
-        <w:t>separar correctamente a las personas pobres y no pobres en su región?</w:t>
+      <w:r>
+        <w:rPr>
+          <w:rFonts w:ascii="Century Schoolbook" w:eastAsia="Century Schoolbook" w:hAnsi="Century Schoolbook" w:cs="Century Schoolbook"/>
+        </w:rPr>
+        <w:t xml:space="preserve">Finalmente, grafique la proporción de la varianza explicada para cada uno de los seis componentes y comente el gráfico. </w:t>
       </w:r>
     </w:p>
     <w:p>
@@ -2609,105 +3984,92 @@
         <w:rPr>
           <w:rFonts w:ascii="Century Schoolbook" w:eastAsia="Century Schoolbook" w:hAnsi="Century Schoolbook" w:cs="Century Schoolbook"/>
         </w:rPr>
-        <w:t xml:space="preserve">Grafique alguna medida de disimilitud para </w:t>
-      </w:r>
-      <m:oMath>
-        <m:r>
-          <w:rPr>
-            <w:rFonts w:ascii="Cambria Math" w:eastAsia="Cambria Math" w:hAnsi="Cambria Math" w:cs="Cambria Math"/>
-          </w:rPr>
-          <m:t>k=1</m:t>
-        </m:r>
-      </m:oMath>
-      <w:r>
-        <w:rPr>
-          <w:rFonts w:ascii="Century Schoolbook" w:eastAsia="Century Schoolbook" w:hAnsi="Century Schoolbook" w:cs="Century Schoolbook"/>
-        </w:rPr>
-        <w:t xml:space="preserve"> hasta </w:t>
-      </w:r>
-      <m:oMath>
-        <m:r>
-          <w:rPr>
-            <w:rFonts w:ascii="Cambria Math" w:eastAsia="Cambria Math" w:hAnsi="Cambria Math" w:cs="Cambria Math"/>
-          </w:rPr>
-          <m:t>k=10</m:t>
-        </m:r>
-      </m:oMath>
-      <w:r>
-        <w:rPr>
-          <w:rFonts w:ascii="Cambria Math" w:eastAsia="Cambria Math" w:hAnsi="Cambria Math" w:cs="Cambria Math"/>
-        </w:rPr>
-        <w:t xml:space="preserve">. </w:t>
-      </w:r>
-      <w:r>
-        <w:rPr>
-          <w:rFonts w:ascii="Century Schoolbook" w:eastAsia="Century Schoolbook" w:hAnsi="Century Schoolbook" w:cs="Century Schoolbook"/>
-        </w:rPr>
-        <w:t xml:space="preserve">Usando la inspección visual de </w:t>
-      </w:r>
+        <w:t>Llegando a lo ultimo que respecta a PCA, resta analizar la varianza explicada que nos determina cuanto aporte de explicación de datos tiene cada variable que analizamos. En principio tan solo una variable explica casi el 40% de nuestros datos, y 3 variables el 73% de estos. Lo que podemos observar es que si bien a medida que agregamos más variables explicamos más, las ultima variable tiene poco peso relativo de varianza explicada y las anteriores están en un promedio de 15% de explicación.</w:t>
+      </w:r>
+    </w:p>
+    <w:p>
+      <w:pPr>
+        <w:pBdr>
+          <w:top w:val="nil"/>
+          <w:left w:val="nil"/>
+          <w:bottom w:val="nil"/>
+          <w:right w:val="nil"/>
+          <w:between w:val="nil"/>
+        </w:pBdr>
+        <w:spacing w:before="240" w:after="0" w:line="240" w:lineRule="auto"/>
+        <w:ind w:left="0" w:firstLine="360"/>
+        <w:jc w:val="both"/>
+        <w:rPr>
+          <w:rFonts w:ascii="Century Schoolbook" w:eastAsia="Century Schoolbook" w:hAnsi="Century Schoolbook" w:cs="Century Schoolbook"/>
+        </w:rPr>
+      </w:pPr>
+      <w:r>
+        <w:rPr>
+          <w:rFonts w:ascii="Century Schoolbook" w:eastAsia="Century Schoolbook" w:hAnsi="Century Schoolbook" w:cs="Century Schoolbook"/>
+          <w:noProof/>
+        </w:rPr>
+        <w:lastRenderedPageBreak/>
+        <w:drawing>
+          <wp:inline distT="0" distB="0" distL="0" distR="0" wp14:anchorId="01B64BD9" wp14:editId="17904AF8">
+            <wp:extent cx="5443220" cy="2251075"/>
+            <wp:effectExtent l="0" t="0" r="5080" b="0"/>
+            <wp:docPr id="17" name="Imagen 17"/>
+            <wp:cNvGraphicFramePr>
+              <a:graphicFrameLocks xmlns:a="http://schemas.openxmlformats.org/drawingml/2006/main" noChangeAspect="1"/>
+            </wp:cNvGraphicFramePr>
+            <a:graphic xmlns:a="http://schemas.openxmlformats.org/drawingml/2006/main">
+              <a:graphicData uri="http://schemas.openxmlformats.org/drawingml/2006/picture">
+                <pic:pic xmlns:pic="http://schemas.openxmlformats.org/drawingml/2006/picture">
+                  <pic:nvPicPr>
+                    <pic:cNvPr id="1" name=""/>
+                    <pic:cNvPicPr/>
+                  </pic:nvPicPr>
+                  <pic:blipFill>
+                    <a:blip r:embed="rId16"/>
+                    <a:stretch>
+                      <a:fillRect/>
+                    </a:stretch>
+                  </pic:blipFill>
+                  <pic:spPr>
+                    <a:xfrm>
+                      <a:off x="0" y="0"/>
+                      <a:ext cx="5443220" cy="2251075"/>
+                    </a:xfrm>
+                    <a:prstGeom prst="rect">
+                      <a:avLst/>
+                    </a:prstGeom>
+                  </pic:spPr>
+                </pic:pic>
+              </a:graphicData>
+            </a:graphic>
+          </wp:inline>
+        </w:drawing>
+      </w:r>
+    </w:p>
+    <w:p>
+      <w:pPr>
+        <w:pStyle w:val="Subttulo"/>
+        <w:numPr>
+          <w:ilvl w:val="0"/>
+          <w:numId w:val="16"/>
+        </w:numPr>
+        <w:ind w:left="360"/>
+        <w:rPr>
+          <w:rFonts w:ascii="Century Schoolbook" w:eastAsia="Century Schoolbook" w:hAnsi="Century Schoolbook" w:cs="Century Schoolbook"/>
+          <w:sz w:val="28"/>
+          <w:szCs w:val="28"/>
+        </w:rPr>
+      </w:pPr>
       <w:proofErr w:type="spellStart"/>
       <w:r>
         <w:rPr>
           <w:rFonts w:ascii="Century Schoolbook" w:eastAsia="Century Schoolbook" w:hAnsi="Century Schoolbook" w:cs="Century Schoolbook"/>
-          <w:i/>
-        </w:rPr>
-        <w:t>Elbow</w:t>
+          <w:sz w:val="28"/>
+          <w:szCs w:val="28"/>
+        </w:rPr>
+        <w:t>Cluster</w:t>
       </w:r>
       <w:proofErr w:type="spellEnd"/>
-      <w:r>
-        <w:rPr>
-          <w:rFonts w:ascii="Cambria Math" w:eastAsia="Cambria Math" w:hAnsi="Cambria Math" w:cs="Cambria Math"/>
-        </w:rPr>
-        <w:t xml:space="preserve"> </w:t>
-      </w:r>
-      <w:r>
-        <w:rPr>
-          <w:rFonts w:ascii="Century Schoolbook" w:eastAsia="Century Schoolbook" w:hAnsi="Century Schoolbook" w:cs="Century Schoolbook"/>
-        </w:rPr>
-        <w:t xml:space="preserve">¿cuál sería el número óptimo de </w:t>
-      </w:r>
-      <w:proofErr w:type="spellStart"/>
-      <w:proofErr w:type="gramStart"/>
-      <w:r>
-        <w:rPr>
-          <w:rFonts w:ascii="Century Schoolbook" w:eastAsia="Century Schoolbook" w:hAnsi="Century Schoolbook" w:cs="Century Schoolbook"/>
-        </w:rPr>
-        <w:t>clusters</w:t>
-      </w:r>
-      <w:proofErr w:type="spellEnd"/>
-      <w:proofErr w:type="gramEnd"/>
-      <w:r>
-        <w:rPr>
-          <w:rFonts w:ascii="Century Schoolbook" w:eastAsia="Century Schoolbook" w:hAnsi="Century Schoolbook" w:cs="Century Schoolbook"/>
-        </w:rPr>
-        <w:t xml:space="preserve"> en su región? ¿Dicha cantidad de grupos nos ayudaría a distinguir entre </w:t>
-      </w:r>
-      <w:r>
-        <w:rPr>
-          <w:rFonts w:ascii="Century Schoolbook" w:eastAsia="Century Schoolbook" w:hAnsi="Century Schoolbook" w:cs="Century Schoolbook"/>
-          <w:i/>
-        </w:rPr>
-        <w:t>pobres</w:t>
-      </w:r>
-      <w:r>
-        <w:rPr>
-          <w:rFonts w:ascii="Century Schoolbook" w:eastAsia="Century Schoolbook" w:hAnsi="Century Schoolbook" w:cs="Century Schoolbook"/>
-        </w:rPr>
-        <w:t xml:space="preserve"> y </w:t>
-      </w:r>
-      <w:r>
-        <w:rPr>
-          <w:rFonts w:ascii="Century Schoolbook" w:eastAsia="Century Schoolbook" w:hAnsi="Century Schoolbook" w:cs="Century Schoolbook"/>
-          <w:i/>
-        </w:rPr>
-        <w:t>no pobres</w:t>
-      </w:r>
-      <w:r>
-        <w:rPr>
-          <w:rFonts w:ascii="Century Schoolbook" w:eastAsia="Century Schoolbook" w:hAnsi="Century Schoolbook" w:cs="Century Schoolbook"/>
-        </w:rPr>
-        <w:t xml:space="preserve"> o entre distintas clases socioeconómicas? </w:t>
-      </w:r>
     </w:p>
     <w:p>
       <w:pPr>
@@ -2729,7 +4091,6 @@
         </w:rPr>
       </w:pPr>
       <w:proofErr w:type="spellStart"/>
-      <w:proofErr w:type="gramStart"/>
       <w:r>
         <w:rPr>
           <w:rFonts w:ascii="Century Schoolbook" w:eastAsia="Century Schoolbook" w:hAnsi="Century Schoolbook" w:cs="Century Schoolbook"/>
@@ -2738,7 +4099,256 @@
         <w:t>Cluster</w:t>
       </w:r>
       <w:proofErr w:type="spellEnd"/>
-      <w:proofErr w:type="gramEnd"/>
+      <w:r>
+        <w:rPr>
+          <w:rFonts w:ascii="Century Schoolbook" w:eastAsia="Century Schoolbook" w:hAnsi="Century Schoolbook" w:cs="Century Schoolbook"/>
+          <w:u w:val="single"/>
+        </w:rPr>
+        <w:t xml:space="preserve"> k-medias</w:t>
+      </w:r>
+      <w:r>
+        <w:rPr>
+          <w:rFonts w:ascii="Century Schoolbook" w:eastAsia="Century Schoolbook" w:hAnsi="Century Schoolbook" w:cs="Century Schoolbook"/>
+        </w:rPr>
+        <w:t xml:space="preserve">: </w:t>
+      </w:r>
+    </w:p>
+    <w:p>
+      <w:pPr>
+        <w:numPr>
+          <w:ilvl w:val="1"/>
+          <w:numId w:val="15"/>
+        </w:numPr>
+        <w:pBdr>
+          <w:top w:val="nil"/>
+          <w:left w:val="nil"/>
+          <w:bottom w:val="nil"/>
+          <w:right w:val="nil"/>
+          <w:between w:val="nil"/>
+        </w:pBdr>
+        <w:spacing w:after="0" w:line="240" w:lineRule="auto"/>
+        <w:rPr>
+          <w:rFonts w:ascii="Century Schoolbook" w:eastAsia="Century Schoolbook" w:hAnsi="Century Schoolbook" w:cs="Century Schoolbook"/>
+        </w:rPr>
+      </w:pPr>
+      <w:r>
+        <w:rPr>
+          <w:rFonts w:ascii="Century Schoolbook" w:eastAsia="Century Schoolbook" w:hAnsi="Century Schoolbook" w:cs="Century Schoolbook"/>
+        </w:rPr>
+        <w:t xml:space="preserve">Corran el algoritmo con </w:t>
+      </w:r>
+      <m:oMath>
+        <m:r>
+          <w:rPr>
+            <w:rFonts w:ascii="Cambria Math" w:eastAsia="Cambria Math" w:hAnsi="Cambria Math" w:cs="Cambria Math"/>
+          </w:rPr>
+          <m:t>k=2</m:t>
+        </m:r>
+      </m:oMath>
+      <w:r>
+        <w:rPr>
+          <w:rFonts w:ascii="Century Schoolbook" w:eastAsia="Century Schoolbook" w:hAnsi="Century Schoolbook" w:cs="Century Schoolbook"/>
+        </w:rPr>
+        <w:t xml:space="preserve">, </w:t>
+      </w:r>
+      <m:oMath>
+        <m:r>
+          <w:rPr>
+            <w:rFonts w:ascii="Cambria Math" w:eastAsia="Cambria Math" w:hAnsi="Cambria Math" w:cs="Cambria Math"/>
+          </w:rPr>
+          <m:t>k=4</m:t>
+        </m:r>
+      </m:oMath>
+      <w:r>
+        <w:rPr>
+          <w:rFonts w:ascii="Century Schoolbook" w:eastAsia="Century Schoolbook" w:hAnsi="Century Schoolbook" w:cs="Century Schoolbook"/>
+        </w:rPr>
+        <w:t xml:space="preserve"> y </w:t>
+      </w:r>
+      <m:oMath>
+        <m:r>
+          <w:rPr>
+            <w:rFonts w:ascii="Cambria Math" w:eastAsia="Cambria Math" w:hAnsi="Cambria Math" w:cs="Cambria Math"/>
+          </w:rPr>
+          <m:t>k=10</m:t>
+        </m:r>
+      </m:oMath>
+      <w:r>
+        <w:rPr>
+          <w:rFonts w:ascii="Century Schoolbook" w:eastAsia="Century Schoolbook" w:hAnsi="Century Schoolbook" w:cs="Century Schoolbook"/>
+        </w:rPr>
+        <w:t xml:space="preserve"> usando n_init = 20, y grafiquen los resultados usando edad e ingreso familiar. Interprétenlos ¿Puede el algoritmo con </w:t>
+      </w:r>
+      <m:oMath>
+        <m:r>
+          <w:rPr>
+            <w:rFonts w:ascii="Cambria Math" w:eastAsia="Cambria Math" w:hAnsi="Cambria Math" w:cs="Cambria Math"/>
+          </w:rPr>
+          <m:t>k=2</m:t>
+        </m:r>
+      </m:oMath>
+      <w:r>
+        <w:rPr>
+          <w:rFonts w:ascii="Cambria Math" w:eastAsia="Cambria Math" w:hAnsi="Cambria Math" w:cs="Cambria Math"/>
+        </w:rPr>
+        <w:t xml:space="preserve"> </w:t>
+      </w:r>
+      <w:r>
+        <w:rPr>
+          <w:rFonts w:ascii="Century Schoolbook" w:eastAsia="Century Schoolbook" w:hAnsi="Century Schoolbook" w:cs="Century Schoolbook"/>
+        </w:rPr>
+        <w:t>separar correctamente a las personas pobres y no pobres en su región?</w:t>
+      </w:r>
+    </w:p>
+    <w:p>
+      <w:pPr>
+        <w:numPr>
+          <w:ilvl w:val="1"/>
+          <w:numId w:val="15"/>
+        </w:numPr>
+        <w:pBdr>
+          <w:top w:val="nil"/>
+          <w:left w:val="nil"/>
+          <w:bottom w:val="nil"/>
+          <w:right w:val="nil"/>
+          <w:between w:val="nil"/>
+        </w:pBdr>
+        <w:spacing w:before="240" w:after="0" w:line="240" w:lineRule="auto"/>
+        <w:jc w:val="both"/>
+        <w:rPr>
+          <w:rFonts w:ascii="Century Schoolbook" w:eastAsia="Century Schoolbook" w:hAnsi="Century Schoolbook" w:cs="Century Schoolbook"/>
+        </w:rPr>
+      </w:pPr>
+      <w:r>
+        <w:rPr>
+          <w:rFonts w:ascii="Century Schoolbook" w:eastAsia="Century Schoolbook" w:hAnsi="Century Schoolbook" w:cs="Century Schoolbook"/>
+        </w:rPr>
+        <w:t xml:space="preserve">Grafique alguna medida de disimilitud para </w:t>
+      </w:r>
+      <m:oMath>
+        <m:r>
+          <w:rPr>
+            <w:rFonts w:ascii="Cambria Math" w:eastAsia="Cambria Math" w:hAnsi="Cambria Math" w:cs="Cambria Math"/>
+          </w:rPr>
+          <m:t>k=1</m:t>
+        </m:r>
+      </m:oMath>
+      <w:r>
+        <w:rPr>
+          <w:rFonts w:ascii="Century Schoolbook" w:eastAsia="Century Schoolbook" w:hAnsi="Century Schoolbook" w:cs="Century Schoolbook"/>
+        </w:rPr>
+        <w:t xml:space="preserve"> hasta </w:t>
+      </w:r>
+      <m:oMath>
+        <m:r>
+          <w:rPr>
+            <w:rFonts w:ascii="Cambria Math" w:eastAsia="Cambria Math" w:hAnsi="Cambria Math" w:cs="Cambria Math"/>
+          </w:rPr>
+          <m:t>k=10</m:t>
+        </m:r>
+      </m:oMath>
+      <w:r>
+        <w:rPr>
+          <w:rFonts w:ascii="Cambria Math" w:eastAsia="Cambria Math" w:hAnsi="Cambria Math" w:cs="Cambria Math"/>
+        </w:rPr>
+        <w:t xml:space="preserve">. </w:t>
+      </w:r>
+      <w:r>
+        <w:rPr>
+          <w:rFonts w:ascii="Century Schoolbook" w:eastAsia="Century Schoolbook" w:hAnsi="Century Schoolbook" w:cs="Century Schoolbook"/>
+        </w:rPr>
+        <w:t xml:space="preserve">Usando la inspección visual de </w:t>
+      </w:r>
+      <w:proofErr w:type="spellStart"/>
+      <w:r>
+        <w:rPr>
+          <w:rFonts w:ascii="Century Schoolbook" w:eastAsia="Century Schoolbook" w:hAnsi="Century Schoolbook" w:cs="Century Schoolbook"/>
+          <w:i/>
+        </w:rPr>
+        <w:t>Elbow</w:t>
+      </w:r>
+      <w:proofErr w:type="spellEnd"/>
+      <w:r>
+        <w:rPr>
+          <w:rFonts w:ascii="Cambria Math" w:eastAsia="Cambria Math" w:hAnsi="Cambria Math" w:cs="Cambria Math"/>
+        </w:rPr>
+        <w:t xml:space="preserve"> </w:t>
+      </w:r>
+      <w:r>
+        <w:rPr>
+          <w:rFonts w:ascii="Century Schoolbook" w:eastAsia="Century Schoolbook" w:hAnsi="Century Schoolbook" w:cs="Century Schoolbook"/>
+        </w:rPr>
+        <w:t xml:space="preserve">¿cuál sería el número óptimo de </w:t>
+      </w:r>
+      <w:proofErr w:type="spellStart"/>
+      <w:r>
+        <w:rPr>
+          <w:rFonts w:ascii="Century Schoolbook" w:eastAsia="Century Schoolbook" w:hAnsi="Century Schoolbook" w:cs="Century Schoolbook"/>
+        </w:rPr>
+        <w:t>clusters</w:t>
+      </w:r>
+      <w:proofErr w:type="spellEnd"/>
+      <w:r>
+        <w:rPr>
+          <w:rFonts w:ascii="Century Schoolbook" w:eastAsia="Century Schoolbook" w:hAnsi="Century Schoolbook" w:cs="Century Schoolbook"/>
+        </w:rPr>
+        <w:t xml:space="preserve"> en su región? ¿Dicha cantidad de grupos nos ayudaría a distinguir entre </w:t>
+      </w:r>
+      <w:r>
+        <w:rPr>
+          <w:rFonts w:ascii="Century Schoolbook" w:eastAsia="Century Schoolbook" w:hAnsi="Century Schoolbook" w:cs="Century Schoolbook"/>
+          <w:i/>
+        </w:rPr>
+        <w:t>pobres</w:t>
+      </w:r>
+      <w:r>
+        <w:rPr>
+          <w:rFonts w:ascii="Century Schoolbook" w:eastAsia="Century Schoolbook" w:hAnsi="Century Schoolbook" w:cs="Century Schoolbook"/>
+        </w:rPr>
+        <w:t xml:space="preserve"> y </w:t>
+      </w:r>
+      <w:r>
+        <w:rPr>
+          <w:rFonts w:ascii="Century Schoolbook" w:eastAsia="Century Schoolbook" w:hAnsi="Century Schoolbook" w:cs="Century Schoolbook"/>
+          <w:i/>
+        </w:rPr>
+        <w:t>no pobres</w:t>
+      </w:r>
+      <w:r>
+        <w:rPr>
+          <w:rFonts w:ascii="Century Schoolbook" w:eastAsia="Century Schoolbook" w:hAnsi="Century Schoolbook" w:cs="Century Schoolbook"/>
+        </w:rPr>
+        <w:t xml:space="preserve"> o entre distintas clases socioeconómicas? </w:t>
+      </w:r>
+    </w:p>
+    <w:p>
+      <w:pPr>
+        <w:numPr>
+          <w:ilvl w:val="0"/>
+          <w:numId w:val="15"/>
+        </w:numPr>
+        <w:pBdr>
+          <w:top w:val="nil"/>
+          <w:left w:val="nil"/>
+          <w:bottom w:val="nil"/>
+          <w:right w:val="nil"/>
+          <w:between w:val="nil"/>
+        </w:pBdr>
+        <w:spacing w:before="240" w:after="0" w:line="240" w:lineRule="auto"/>
+        <w:jc w:val="both"/>
+        <w:rPr>
+          <w:rFonts w:ascii="Century Schoolbook" w:eastAsia="Century Schoolbook" w:hAnsi="Century Schoolbook" w:cs="Century Schoolbook"/>
+        </w:rPr>
+      </w:pPr>
+      <w:proofErr w:type="spellStart"/>
+      <w:r>
+        <w:rPr>
+          <w:rFonts w:ascii="Century Schoolbook" w:eastAsia="Century Schoolbook" w:hAnsi="Century Schoolbook" w:cs="Century Schoolbook"/>
+          <w:u w:val="single"/>
+        </w:rPr>
+        <w:t>Cluster</w:t>
+      </w:r>
+      <w:proofErr w:type="spellEnd"/>
       <w:r>
         <w:rPr>
           <w:rFonts w:ascii="Century Schoolbook" w:eastAsia="Century Schoolbook" w:hAnsi="Century Schoolbook" w:cs="Century Schoolbook"/>
@@ -2814,7 +4424,6 @@
         <w:t xml:space="preserve">(Opcional) </w:t>
       </w:r>
       <w:proofErr w:type="spellStart"/>
-      <w:proofErr w:type="gramStart"/>
       <w:r>
         <w:rPr>
           <w:rFonts w:ascii="Century Schoolbook" w:eastAsia="Century Schoolbook" w:hAnsi="Century Schoolbook" w:cs="Century Schoolbook"/>
@@ -2823,7 +4432,6 @@
         <w:t>Cluster</w:t>
       </w:r>
       <w:proofErr w:type="spellEnd"/>
-      <w:proofErr w:type="gramEnd"/>
       <w:r>
         <w:rPr>
           <w:rFonts w:ascii="Century Schoolbook" w:eastAsia="Century Schoolbook" w:hAnsi="Century Schoolbook" w:cs="Century Schoolbook"/>
@@ -2969,8 +4577,8 @@
       </w:pPr>
     </w:p>
     <w:sectPr>
-      <w:headerReference w:type="default" r:id="rId15"/>
-      <w:footerReference w:type="default" r:id="rId16"/>
+      <w:headerReference w:type="default" r:id="rId17"/>
+      <w:footerReference w:type="default" r:id="rId18"/>
       <w:pgSz w:w="11900" w:h="16840"/>
       <w:pgMar w:top="1412" w:right="1627" w:bottom="1319" w:left="1701" w:header="720" w:footer="720" w:gutter="0"/>
       <w:cols w:space="720"/>
@@ -2980,7 +4588,7 @@
 </file>
 
 <file path=word/endnotes.xml><?xml version="1.0" encoding="utf-8"?>
-<w:endnotes xmlns:wpc="http://schemas.microsoft.com/office/word/2010/wordprocessingCanvas" xmlns:cx="http://schemas.microsoft.com/office/drawing/2014/chartex" xmlns:cx1="http://schemas.microsoft.com/office/drawing/2015/9/8/chartex" xmlns:cx2="http://schemas.microsoft.com/office/drawing/2015/10/21/chartex" xmlns:cx3="http://schemas.microsoft.com/office/drawing/2016/5/9/chartex" xmlns:cx4="http://schemas.microsoft.com/office/drawing/2016/5/10/chartex" xmlns:cx5="http://schemas.microsoft.com/office/drawing/2016/5/11/chartex" xmlns:cx6="http://schemas.microsoft.com/office/drawing/2016/5/12/chartex" xmlns:cx7="http://schemas.microsoft.com/office/drawing/2016/5/13/chartex" xmlns:cx8="http://schemas.microsoft.com/office/drawing/2016/5/14/chartex" xmlns:mc="http://schemas.openxmlformats.org/markup-compatibility/2006" xmlns:aink="http://schemas.microsoft.com/office/drawing/2016/ink" xmlns:am3d="http://schemas.microsoft.com/office/drawing/2017/model3d" xmlns:o="urn:schemas-microsoft-com:office:office" xmlns:oel="http://schemas.microsoft.com/office/2019/extlst" xmlns:r="http://schemas.openxmlformats.org/officeDocument/2006/relationships" xmlns:m="http://schemas.openxmlformats.org/officeDocument/2006/math" xmlns:v="urn:schemas-microsoft-com:vml" xmlns:wp14="http://schemas.microsoft.com/office/word/2010/wordprocessingDrawing" xmlns:wp="http://schemas.openxmlformats.org/drawingml/2006/wordprocessingDrawing" xmlns:w10="urn:schemas-microsoft-com:office:word" xmlns:w="http://schemas.openxmlformats.org/wordprocessingml/2006/main" xmlns:w14="http://schemas.microsoft.com/office/word/2010/wordml" xmlns:w15="http://schemas.microsoft.com/office/word/2012/wordml" xmlns:w16cex="http://schemas.microsoft.com/office/word/2018/wordml/cex" xmlns:w16cid="http://schemas.microsoft.com/office/word/2016/wordml/cid" xmlns:w16="http://schemas.microsoft.com/office/word/2018/wordml" xmlns:w16sdtdh="http://schemas.microsoft.com/office/word/2020/wordml/sdtdatahash" xmlns:w16se="http://schemas.microsoft.com/office/word/2015/wordml/symex" xmlns:wpg="http://schemas.microsoft.com/office/word/2010/wordprocessingGroup" xmlns:wpi="http://schemas.microsoft.com/office/word/2010/wordprocessingInk" xmlns:wne="http://schemas.microsoft.com/office/word/2006/wordml" xmlns:wps="http://schemas.microsoft.com/office/word/2010/wordprocessingShape" mc:Ignorable="w14 w15 w16se w16cid w16 w16cex w16sdtdh wp14">
+<w:endnotes xmlns:wpc="http://schemas.microsoft.com/office/word/2010/wordprocessingCanvas" xmlns:cx="http://schemas.microsoft.com/office/drawing/2014/chartex" xmlns:cx1="http://schemas.microsoft.com/office/drawing/2015/9/8/chartex" xmlns:cx2="http://schemas.microsoft.com/office/drawing/2015/10/21/chartex" xmlns:cx3="http://schemas.microsoft.com/office/drawing/2016/5/9/chartex" xmlns:cx4="http://schemas.microsoft.com/office/drawing/2016/5/10/chartex" xmlns:cx5="http://schemas.microsoft.com/office/drawing/2016/5/11/chartex" xmlns:cx6="http://schemas.microsoft.com/office/drawing/2016/5/12/chartex" xmlns:cx7="http://schemas.microsoft.com/office/drawing/2016/5/13/chartex" xmlns:cx8="http://schemas.microsoft.com/office/drawing/2016/5/14/chartex" xmlns:mc="http://schemas.openxmlformats.org/markup-compatibility/2006" xmlns:aink="http://schemas.microsoft.com/office/drawing/2016/ink" xmlns:am3d="http://schemas.microsoft.com/office/drawing/2017/model3d" xmlns:o="urn:schemas-microsoft-com:office:office" xmlns:r="http://schemas.openxmlformats.org/officeDocument/2006/relationships" xmlns:m="http://schemas.openxmlformats.org/officeDocument/2006/math" xmlns:v="urn:schemas-microsoft-com:vml" xmlns:wp14="http://schemas.microsoft.com/office/word/2010/wordprocessingDrawing" xmlns:wp="http://schemas.openxmlformats.org/drawingml/2006/wordprocessingDrawing" xmlns:w10="urn:schemas-microsoft-com:office:word" xmlns:w="http://schemas.openxmlformats.org/wordprocessingml/2006/main" xmlns:w14="http://schemas.microsoft.com/office/word/2010/wordml" xmlns:w15="http://schemas.microsoft.com/office/word/2012/wordml" xmlns:w16cex="http://schemas.microsoft.com/office/word/2018/wordml/cex" xmlns:w16cid="http://schemas.microsoft.com/office/word/2016/wordml/cid" xmlns:w16="http://schemas.microsoft.com/office/word/2018/wordml" xmlns:w16sdtdh="http://schemas.microsoft.com/office/word/2020/wordml/sdtdatahash" xmlns:w16se="http://schemas.microsoft.com/office/word/2015/wordml/symex" xmlns:wpg="http://schemas.microsoft.com/office/word/2010/wordprocessingGroup" xmlns:wpi="http://schemas.microsoft.com/office/word/2010/wordprocessingInk" xmlns:wne="http://schemas.microsoft.com/office/word/2006/wordml" xmlns:wps="http://schemas.microsoft.com/office/word/2010/wordprocessingShape" mc:Ignorable="w14 w15 w16se w16cid w16 w16cex w16sdtdh wp14">
   <w:endnote w:type="separator" w:id="-1">
     <w:p>
       <w:pPr>
@@ -3005,7 +4613,7 @@
 </file>
 
 <file path=word/footer1.xml><?xml version="1.0" encoding="utf-8"?>
-<w:ftr xmlns:wpc="http://schemas.microsoft.com/office/word/2010/wordprocessingCanvas" xmlns:cx="http://schemas.microsoft.com/office/drawing/2014/chartex" xmlns:cx1="http://schemas.microsoft.com/office/drawing/2015/9/8/chartex" xmlns:cx2="http://schemas.microsoft.com/office/drawing/2015/10/21/chartex" xmlns:cx3="http://schemas.microsoft.com/office/drawing/2016/5/9/chartex" xmlns:cx4="http://schemas.microsoft.com/office/drawing/2016/5/10/chartex" xmlns:cx5="http://schemas.microsoft.com/office/drawing/2016/5/11/chartex" xmlns:cx6="http://schemas.microsoft.com/office/drawing/2016/5/12/chartex" xmlns:cx7="http://schemas.microsoft.com/office/drawing/2016/5/13/chartex" xmlns:cx8="http://schemas.microsoft.com/office/drawing/2016/5/14/chartex" xmlns:mc="http://schemas.openxmlformats.org/markup-compatibility/2006" xmlns:aink="http://schemas.microsoft.com/office/drawing/2016/ink" xmlns:am3d="http://schemas.microsoft.com/office/drawing/2017/model3d" xmlns:o="urn:schemas-microsoft-com:office:office" xmlns:oel="http://schemas.microsoft.com/office/2019/extlst" xmlns:r="http://schemas.openxmlformats.org/officeDocument/2006/relationships" xmlns:m="http://schemas.openxmlformats.org/officeDocument/2006/math" xmlns:v="urn:schemas-microsoft-com:vml" xmlns:wp14="http://schemas.microsoft.com/office/word/2010/wordprocessingDrawing" xmlns:wp="http://schemas.openxmlformats.org/drawingml/2006/wordprocessingDrawing" xmlns:w10="urn:schemas-microsoft-com:office:word" xmlns:w="http://schemas.openxmlformats.org/wordprocessingml/2006/main" xmlns:w14="http://schemas.microsoft.com/office/word/2010/wordml" xmlns:w15="http://schemas.microsoft.com/office/word/2012/wordml" xmlns:w16cex="http://schemas.microsoft.com/office/word/2018/wordml/cex" xmlns:w16cid="http://schemas.microsoft.com/office/word/2016/wordml/cid" xmlns:w16="http://schemas.microsoft.com/office/word/2018/wordml" xmlns:w16sdtdh="http://schemas.microsoft.com/office/word/2020/wordml/sdtdatahash" xmlns:w16se="http://schemas.microsoft.com/office/word/2015/wordml/symex" xmlns:wpg="http://schemas.microsoft.com/office/word/2010/wordprocessingGroup" xmlns:wpi="http://schemas.microsoft.com/office/word/2010/wordprocessingInk" xmlns:wne="http://schemas.microsoft.com/office/word/2006/wordml" xmlns:wps="http://schemas.microsoft.com/office/word/2010/wordprocessingShape" mc:Ignorable="w14 w15 w16se w16cid w16 w16cex w16sdtdh wp14">
+<w:ftr xmlns:wpc="http://schemas.microsoft.com/office/word/2010/wordprocessingCanvas" xmlns:cx="http://schemas.microsoft.com/office/drawing/2014/chartex" xmlns:cx1="http://schemas.microsoft.com/office/drawing/2015/9/8/chartex" xmlns:cx2="http://schemas.microsoft.com/office/drawing/2015/10/21/chartex" xmlns:cx3="http://schemas.microsoft.com/office/drawing/2016/5/9/chartex" xmlns:cx4="http://schemas.microsoft.com/office/drawing/2016/5/10/chartex" xmlns:cx5="http://schemas.microsoft.com/office/drawing/2016/5/11/chartex" xmlns:cx6="http://schemas.microsoft.com/office/drawing/2016/5/12/chartex" xmlns:cx7="http://schemas.microsoft.com/office/drawing/2016/5/13/chartex" xmlns:cx8="http://schemas.microsoft.com/office/drawing/2016/5/14/chartex" xmlns:mc="http://schemas.openxmlformats.org/markup-compatibility/2006" xmlns:aink="http://schemas.microsoft.com/office/drawing/2016/ink" xmlns:am3d="http://schemas.microsoft.com/office/drawing/2017/model3d" xmlns:o="urn:schemas-microsoft-com:office:office" xmlns:r="http://schemas.openxmlformats.org/officeDocument/2006/relationships" xmlns:m="http://schemas.openxmlformats.org/officeDocument/2006/math" xmlns:v="urn:schemas-microsoft-com:vml" xmlns:wp14="http://schemas.microsoft.com/office/word/2010/wordprocessingDrawing" xmlns:wp="http://schemas.openxmlformats.org/drawingml/2006/wordprocessingDrawing" xmlns:w10="urn:schemas-microsoft-com:office:word" xmlns:w="http://schemas.openxmlformats.org/wordprocessingml/2006/main" xmlns:w14="http://schemas.microsoft.com/office/word/2010/wordml" xmlns:w15="http://schemas.microsoft.com/office/word/2012/wordml" xmlns:w16cex="http://schemas.microsoft.com/office/word/2018/wordml/cex" xmlns:w16cid="http://schemas.microsoft.com/office/word/2016/wordml/cid" xmlns:w16="http://schemas.microsoft.com/office/word/2018/wordml" xmlns:w16sdtdh="http://schemas.microsoft.com/office/word/2020/wordml/sdtdatahash" xmlns:w16se="http://schemas.microsoft.com/office/word/2015/wordml/symex" xmlns:wpg="http://schemas.microsoft.com/office/word/2010/wordprocessingGroup" xmlns:wpi="http://schemas.microsoft.com/office/word/2010/wordprocessingInk" xmlns:wne="http://schemas.microsoft.com/office/word/2006/wordml" xmlns:wps="http://schemas.microsoft.com/office/word/2010/wordprocessingShape" mc:Ignorable="w14 w15 w16se w16cid w16 w16cex w16sdtdh wp14">
   <w:p>
     <w:pPr>
       <w:tabs>
@@ -3126,7 +4734,7 @@
 </file>
 
 <file path=word/footnotes.xml><?xml version="1.0" encoding="utf-8"?>
-<w:footnotes xmlns:wpc="http://schemas.microsoft.com/office/word/2010/wordprocessingCanvas" xmlns:cx="http://schemas.microsoft.com/office/drawing/2014/chartex" xmlns:cx1="http://schemas.microsoft.com/office/drawing/2015/9/8/chartex" xmlns:cx2="http://schemas.microsoft.com/office/drawing/2015/10/21/chartex" xmlns:cx3="http://schemas.microsoft.com/office/drawing/2016/5/9/chartex" xmlns:cx4="http://schemas.microsoft.com/office/drawing/2016/5/10/chartex" xmlns:cx5="http://schemas.microsoft.com/office/drawing/2016/5/11/chartex" xmlns:cx6="http://schemas.microsoft.com/office/drawing/2016/5/12/chartex" xmlns:cx7="http://schemas.microsoft.com/office/drawing/2016/5/13/chartex" xmlns:cx8="http://schemas.microsoft.com/office/drawing/2016/5/14/chartex" xmlns:mc="http://schemas.openxmlformats.org/markup-compatibility/2006" xmlns:aink="http://schemas.microsoft.com/office/drawing/2016/ink" xmlns:am3d="http://schemas.microsoft.com/office/drawing/2017/model3d" xmlns:o="urn:schemas-microsoft-com:office:office" xmlns:oel="http://schemas.microsoft.com/office/2019/extlst" xmlns:r="http://schemas.openxmlformats.org/officeDocument/2006/relationships" xmlns:m="http://schemas.openxmlformats.org/officeDocument/2006/math" xmlns:v="urn:schemas-microsoft-com:vml" xmlns:wp14="http://schemas.microsoft.com/office/word/2010/wordprocessingDrawing" xmlns:wp="http://schemas.openxmlformats.org/drawingml/2006/wordprocessingDrawing" xmlns:w10="urn:schemas-microsoft-com:office:word" xmlns:w="http://schemas.openxmlformats.org/wordprocessingml/2006/main" xmlns:w14="http://schemas.microsoft.com/office/word/2010/wordml" xmlns:w15="http://schemas.microsoft.com/office/word/2012/wordml" xmlns:w16cex="http://schemas.microsoft.com/office/word/2018/wordml/cex" xmlns:w16cid="http://schemas.microsoft.com/office/word/2016/wordml/cid" xmlns:w16="http://schemas.microsoft.com/office/word/2018/wordml" xmlns:w16sdtdh="http://schemas.microsoft.com/office/word/2020/wordml/sdtdatahash" xmlns:w16se="http://schemas.microsoft.com/office/word/2015/wordml/symex" xmlns:wpg="http://schemas.microsoft.com/office/word/2010/wordprocessingGroup" xmlns:wpi="http://schemas.microsoft.com/office/word/2010/wordprocessingInk" xmlns:wne="http://schemas.microsoft.com/office/word/2006/wordml" xmlns:wps="http://schemas.microsoft.com/office/word/2010/wordprocessingShape" mc:Ignorable="w14 w15 w16se w16cid w16 w16cex w16sdtdh wp14">
+<w:footnotes xmlns:wpc="http://schemas.microsoft.com/office/word/2010/wordprocessingCanvas" xmlns:cx="http://schemas.microsoft.com/office/drawing/2014/chartex" xmlns:cx1="http://schemas.microsoft.com/office/drawing/2015/9/8/chartex" xmlns:cx2="http://schemas.microsoft.com/office/drawing/2015/10/21/chartex" xmlns:cx3="http://schemas.microsoft.com/office/drawing/2016/5/9/chartex" xmlns:cx4="http://schemas.microsoft.com/office/drawing/2016/5/10/chartex" xmlns:cx5="http://schemas.microsoft.com/office/drawing/2016/5/11/chartex" xmlns:cx6="http://schemas.microsoft.com/office/drawing/2016/5/12/chartex" xmlns:cx7="http://schemas.microsoft.com/office/drawing/2016/5/13/chartex" xmlns:cx8="http://schemas.microsoft.com/office/drawing/2016/5/14/chartex" xmlns:mc="http://schemas.openxmlformats.org/markup-compatibility/2006" xmlns:aink="http://schemas.microsoft.com/office/drawing/2016/ink" xmlns:am3d="http://schemas.microsoft.com/office/drawing/2017/model3d" xmlns:o="urn:schemas-microsoft-com:office:office" xmlns:r="http://schemas.openxmlformats.org/officeDocument/2006/relationships" xmlns:m="http://schemas.openxmlformats.org/officeDocument/2006/math" xmlns:v="urn:schemas-microsoft-com:vml" xmlns:wp14="http://schemas.microsoft.com/office/word/2010/wordprocessingDrawing" xmlns:wp="http://schemas.openxmlformats.org/drawingml/2006/wordprocessingDrawing" xmlns:w10="urn:schemas-microsoft-com:office:word" xmlns:w="http://schemas.openxmlformats.org/wordprocessingml/2006/main" xmlns:w14="http://schemas.microsoft.com/office/word/2010/wordml" xmlns:w15="http://schemas.microsoft.com/office/word/2012/wordml" xmlns:w16cex="http://schemas.microsoft.com/office/word/2018/wordml/cex" xmlns:w16cid="http://schemas.microsoft.com/office/word/2016/wordml/cid" xmlns:w16="http://schemas.microsoft.com/office/word/2018/wordml" xmlns:w16sdtdh="http://schemas.microsoft.com/office/word/2020/wordml/sdtdatahash" xmlns:w16se="http://schemas.microsoft.com/office/word/2015/wordml/symex" xmlns:wpg="http://schemas.microsoft.com/office/word/2010/wordprocessingGroup" xmlns:wpi="http://schemas.microsoft.com/office/word/2010/wordprocessingInk" xmlns:wne="http://schemas.microsoft.com/office/word/2006/wordml" xmlns:wps="http://schemas.microsoft.com/office/word/2010/wordprocessingShape" mc:Ignorable="w14 w15 w16se w16cid w16 w16cex w16sdtdh wp14">
   <w:footnote w:type="separator" w:id="-1">
     <w:p>
       <w:pPr>
@@ -3151,7 +4759,7 @@
 </file>
 
 <file path=word/header1.xml><?xml version="1.0" encoding="utf-8"?>
-<w:hdr xmlns:wpc="http://schemas.microsoft.com/office/word/2010/wordprocessingCanvas" xmlns:cx="http://schemas.microsoft.com/office/drawing/2014/chartex" xmlns:cx1="http://schemas.microsoft.com/office/drawing/2015/9/8/chartex" xmlns:cx2="http://schemas.microsoft.com/office/drawing/2015/10/21/chartex" xmlns:cx3="http://schemas.microsoft.com/office/drawing/2016/5/9/chartex" xmlns:cx4="http://schemas.microsoft.com/office/drawing/2016/5/10/chartex" xmlns:cx5="http://schemas.microsoft.com/office/drawing/2016/5/11/chartex" xmlns:cx6="http://schemas.microsoft.com/office/drawing/2016/5/12/chartex" xmlns:cx7="http://schemas.microsoft.com/office/drawing/2016/5/13/chartex" xmlns:cx8="http://schemas.microsoft.com/office/drawing/2016/5/14/chartex" xmlns:mc="http://schemas.openxmlformats.org/markup-compatibility/2006" xmlns:aink="http://schemas.microsoft.com/office/drawing/2016/ink" xmlns:am3d="http://schemas.microsoft.com/office/drawing/2017/model3d" xmlns:o="urn:schemas-microsoft-com:office:office" xmlns:oel="http://schemas.microsoft.com/office/2019/extlst" xmlns:r="http://schemas.openxmlformats.org/officeDocument/2006/relationships" xmlns:m="http://schemas.openxmlformats.org/officeDocument/2006/math" xmlns:v="urn:schemas-microsoft-com:vml" xmlns:wp14="http://schemas.microsoft.com/office/word/2010/wordprocessingDrawing" xmlns:wp="http://schemas.openxmlformats.org/drawingml/2006/wordprocessingDrawing" xmlns:w10="urn:schemas-microsoft-com:office:word" xmlns:w="http://schemas.openxmlformats.org/wordprocessingml/2006/main" xmlns:w14="http://schemas.microsoft.com/office/word/2010/wordml" xmlns:w15="http://schemas.microsoft.com/office/word/2012/wordml" xmlns:w16cex="http://schemas.microsoft.com/office/word/2018/wordml/cex" xmlns:w16cid="http://schemas.microsoft.com/office/word/2016/wordml/cid" xmlns:w16="http://schemas.microsoft.com/office/word/2018/wordml" xmlns:w16sdtdh="http://schemas.microsoft.com/office/word/2020/wordml/sdtdatahash" xmlns:w16se="http://schemas.microsoft.com/office/word/2015/wordml/symex" xmlns:wpg="http://schemas.microsoft.com/office/word/2010/wordprocessingGroup" xmlns:wpi="http://schemas.microsoft.com/office/word/2010/wordprocessingInk" xmlns:wne="http://schemas.microsoft.com/office/word/2006/wordml" xmlns:wps="http://schemas.microsoft.com/office/word/2010/wordprocessingShape" mc:Ignorable="w14 w15 w16se w16cid w16 w16cex w16sdtdh wp14">
+<w:hdr xmlns:wpc="http://schemas.microsoft.com/office/word/2010/wordprocessingCanvas" xmlns:cx="http://schemas.microsoft.com/office/drawing/2014/chartex" xmlns:cx1="http://schemas.microsoft.com/office/drawing/2015/9/8/chartex" xmlns:cx2="http://schemas.microsoft.com/office/drawing/2015/10/21/chartex" xmlns:cx3="http://schemas.microsoft.com/office/drawing/2016/5/9/chartex" xmlns:cx4="http://schemas.microsoft.com/office/drawing/2016/5/10/chartex" xmlns:cx5="http://schemas.microsoft.com/office/drawing/2016/5/11/chartex" xmlns:cx6="http://schemas.microsoft.com/office/drawing/2016/5/12/chartex" xmlns:cx7="http://schemas.microsoft.com/office/drawing/2016/5/13/chartex" xmlns:cx8="http://schemas.microsoft.com/office/drawing/2016/5/14/chartex" xmlns:mc="http://schemas.openxmlformats.org/markup-compatibility/2006" xmlns:aink="http://schemas.microsoft.com/office/drawing/2016/ink" xmlns:am3d="http://schemas.microsoft.com/office/drawing/2017/model3d" xmlns:o="urn:schemas-microsoft-com:office:office" xmlns:r="http://schemas.openxmlformats.org/officeDocument/2006/relationships" xmlns:m="http://schemas.openxmlformats.org/officeDocument/2006/math" xmlns:v="urn:schemas-microsoft-com:vml" xmlns:wp14="http://schemas.microsoft.com/office/word/2010/wordprocessingDrawing" xmlns:wp="http://schemas.openxmlformats.org/drawingml/2006/wordprocessingDrawing" xmlns:w10="urn:schemas-microsoft-com:office:word" xmlns:w="http://schemas.openxmlformats.org/wordprocessingml/2006/main" xmlns:w14="http://schemas.microsoft.com/office/word/2010/wordml" xmlns:w15="http://schemas.microsoft.com/office/word/2012/wordml" xmlns:w16cex="http://schemas.microsoft.com/office/word/2018/wordml/cex" xmlns:w16cid="http://schemas.microsoft.com/office/word/2016/wordml/cid" xmlns:w16="http://schemas.microsoft.com/office/word/2018/wordml" xmlns:w16sdtdh="http://schemas.microsoft.com/office/word/2020/wordml/sdtdatahash" xmlns:w16se="http://schemas.microsoft.com/office/word/2015/wordml/symex" xmlns:wpg="http://schemas.microsoft.com/office/word/2010/wordprocessingGroup" xmlns:wpi="http://schemas.microsoft.com/office/word/2010/wordprocessingInk" xmlns:wne="http://schemas.microsoft.com/office/word/2006/wordml" xmlns:wps="http://schemas.microsoft.com/office/word/2010/wordprocessingShape" mc:Ignorable="w14 w15 w16se w16cid w16 w16cex w16sdtdh wp14">
   <w:p>
     <w:pPr>
       <w:pStyle w:val="Encabezado"/>
@@ -3172,7 +4780,7 @@
 </file>
 
 <file path=word/numbering.xml><?xml version="1.0" encoding="utf-8"?>
-<w:numbering xmlns:wpc="http://schemas.microsoft.com/office/word/2010/wordprocessingCanvas" xmlns:cx="http://schemas.microsoft.com/office/drawing/2014/chartex" xmlns:cx1="http://schemas.microsoft.com/office/drawing/2015/9/8/chartex" xmlns:cx2="http://schemas.microsoft.com/office/drawing/2015/10/21/chartex" xmlns:cx3="http://schemas.microsoft.com/office/drawing/2016/5/9/chartex" xmlns:cx4="http://schemas.microsoft.com/office/drawing/2016/5/10/chartex" xmlns:cx5="http://schemas.microsoft.com/office/drawing/2016/5/11/chartex" xmlns:cx6="http://schemas.microsoft.com/office/drawing/2016/5/12/chartex" xmlns:cx7="http://schemas.microsoft.com/office/drawing/2016/5/13/chartex" xmlns:cx8="http://schemas.microsoft.com/office/drawing/2016/5/14/chartex" xmlns:mc="http://schemas.openxmlformats.org/markup-compatibility/2006" xmlns:aink="http://schemas.microsoft.com/office/drawing/2016/ink" xmlns:am3d="http://schemas.microsoft.com/office/drawing/2017/model3d" xmlns:o="urn:schemas-microsoft-com:office:office" xmlns:oel="http://schemas.microsoft.com/office/2019/extlst" xmlns:r="http://schemas.openxmlformats.org/officeDocument/2006/relationships" xmlns:m="http://schemas.openxmlformats.org/officeDocument/2006/math" xmlns:v="urn:schemas-microsoft-com:vml" xmlns:wp14="http://schemas.microsoft.com/office/word/2010/wordprocessingDrawing" xmlns:wp="http://schemas.openxmlformats.org/drawingml/2006/wordprocessingDrawing" xmlns:w10="urn:schemas-microsoft-com:office:word" xmlns:w="http://schemas.openxmlformats.org/wordprocessingml/2006/main" xmlns:w14="http://schemas.microsoft.com/office/word/2010/wordml" xmlns:w15="http://schemas.microsoft.com/office/word/2012/wordml" xmlns:w16cex="http://schemas.microsoft.com/office/word/2018/wordml/cex" xmlns:w16cid="http://schemas.microsoft.com/office/word/2016/wordml/cid" xmlns:w16="http://schemas.microsoft.com/office/word/2018/wordml" xmlns:w16sdtdh="http://schemas.microsoft.com/office/word/2020/wordml/sdtdatahash" xmlns:w16se="http://schemas.microsoft.com/office/word/2015/wordml/symex" xmlns:wpg="http://schemas.microsoft.com/office/word/2010/wordprocessingGroup" xmlns:wpi="http://schemas.microsoft.com/office/word/2010/wordprocessingInk" xmlns:wne="http://schemas.microsoft.com/office/word/2006/wordml" xmlns:wps="http://schemas.microsoft.com/office/word/2010/wordprocessingShape" mc:Ignorable="w14 w15 w16se w16cid w16 w16cex w16sdtdh wp14">
+<w:numbering xmlns:wpc="http://schemas.microsoft.com/office/word/2010/wordprocessingCanvas" xmlns:cx="http://schemas.microsoft.com/office/drawing/2014/chartex" xmlns:cx1="http://schemas.microsoft.com/office/drawing/2015/9/8/chartex" xmlns:cx2="http://schemas.microsoft.com/office/drawing/2015/10/21/chartex" xmlns:cx3="http://schemas.microsoft.com/office/drawing/2016/5/9/chartex" xmlns:cx4="http://schemas.microsoft.com/office/drawing/2016/5/10/chartex" xmlns:cx5="http://schemas.microsoft.com/office/drawing/2016/5/11/chartex" xmlns:cx6="http://schemas.microsoft.com/office/drawing/2016/5/12/chartex" xmlns:cx7="http://schemas.microsoft.com/office/drawing/2016/5/13/chartex" xmlns:cx8="http://schemas.microsoft.com/office/drawing/2016/5/14/chartex" xmlns:mc="http://schemas.openxmlformats.org/markup-compatibility/2006" xmlns:aink="http://schemas.microsoft.com/office/drawing/2016/ink" xmlns:am3d="http://schemas.microsoft.com/office/drawing/2017/model3d" xmlns:o="urn:schemas-microsoft-com:office:office" xmlns:r="http://schemas.openxmlformats.org/officeDocument/2006/relationships" xmlns:m="http://schemas.openxmlformats.org/officeDocument/2006/math" xmlns:v="urn:schemas-microsoft-com:vml" xmlns:wp14="http://schemas.microsoft.com/office/word/2010/wordprocessingDrawing" xmlns:wp="http://schemas.openxmlformats.org/drawingml/2006/wordprocessingDrawing" xmlns:w10="urn:schemas-microsoft-com:office:word" xmlns:w="http://schemas.openxmlformats.org/wordprocessingml/2006/main" xmlns:w14="http://schemas.microsoft.com/office/word/2010/wordml" xmlns:w15="http://schemas.microsoft.com/office/word/2012/wordml" xmlns:w16cex="http://schemas.microsoft.com/office/word/2018/wordml/cex" xmlns:w16cid="http://schemas.microsoft.com/office/word/2016/wordml/cid" xmlns:w16="http://schemas.microsoft.com/office/word/2018/wordml" xmlns:w16sdtdh="http://schemas.microsoft.com/office/word/2020/wordml/sdtdatahash" xmlns:w16se="http://schemas.microsoft.com/office/word/2015/wordml/symex" xmlns:wpg="http://schemas.microsoft.com/office/word/2010/wordprocessingGroup" xmlns:wpi="http://schemas.microsoft.com/office/word/2010/wordprocessingInk" xmlns:wne="http://schemas.microsoft.com/office/word/2006/wordml" xmlns:wps="http://schemas.microsoft.com/office/word/2010/wordprocessingShape" mc:Ignorable="w14 w15 w16se w16cid w16 w16cex w16sdtdh wp14">
   <w:abstractNum w:abstractNumId="0" w15:restartNumberingAfterBreak="0">
     <w:nsid w:val="16863A5F"/>
     <w:multiLevelType w:val="hybridMultilevel"/>
@@ -5432,61 +7040,61 @@
       </w:pPr>
     </w:lvl>
   </w:abstractNum>
-  <w:num w:numId="1" w16cid:durableId="1351907024">
+  <w:num w:numId="1">
     <w:abstractNumId w:val="4"/>
   </w:num>
-  <w:num w:numId="2" w16cid:durableId="459959114">
+  <w:num w:numId="2">
     <w:abstractNumId w:val="13"/>
   </w:num>
-  <w:num w:numId="3" w16cid:durableId="1699817065">
+  <w:num w:numId="3">
     <w:abstractNumId w:val="6"/>
   </w:num>
-  <w:num w:numId="4" w16cid:durableId="916743885">
+  <w:num w:numId="4">
     <w:abstractNumId w:val="7"/>
   </w:num>
-  <w:num w:numId="5" w16cid:durableId="1387293065">
+  <w:num w:numId="5">
     <w:abstractNumId w:val="18"/>
   </w:num>
-  <w:num w:numId="6" w16cid:durableId="2070691806">
+  <w:num w:numId="6">
     <w:abstractNumId w:val="3"/>
   </w:num>
-  <w:num w:numId="7" w16cid:durableId="605774692">
+  <w:num w:numId="7">
     <w:abstractNumId w:val="9"/>
   </w:num>
-  <w:num w:numId="8" w16cid:durableId="1260872074">
+  <w:num w:numId="8">
     <w:abstractNumId w:val="14"/>
   </w:num>
-  <w:num w:numId="9" w16cid:durableId="965544753">
+  <w:num w:numId="9">
     <w:abstractNumId w:val="15"/>
   </w:num>
-  <w:num w:numId="10" w16cid:durableId="1046098597">
+  <w:num w:numId="10">
     <w:abstractNumId w:val="5"/>
   </w:num>
-  <w:num w:numId="11" w16cid:durableId="1569926265">
+  <w:num w:numId="11">
     <w:abstractNumId w:val="10"/>
   </w:num>
-  <w:num w:numId="12" w16cid:durableId="502747648">
+  <w:num w:numId="12">
     <w:abstractNumId w:val="0"/>
   </w:num>
-  <w:num w:numId="13" w16cid:durableId="1352804989">
+  <w:num w:numId="13">
     <w:abstractNumId w:val="17"/>
   </w:num>
-  <w:num w:numId="14" w16cid:durableId="1876115375">
+  <w:num w:numId="14">
     <w:abstractNumId w:val="12"/>
   </w:num>
-  <w:num w:numId="15" w16cid:durableId="1966543998">
+  <w:num w:numId="15">
     <w:abstractNumId w:val="11"/>
   </w:num>
-  <w:num w:numId="16" w16cid:durableId="1640573425">
+  <w:num w:numId="16">
     <w:abstractNumId w:val="8"/>
   </w:num>
-  <w:num w:numId="17" w16cid:durableId="394554002">
+  <w:num w:numId="17">
     <w:abstractNumId w:val="1"/>
   </w:num>
-  <w:num w:numId="18" w16cid:durableId="1230186462">
+  <w:num w:numId="18">
     <w:abstractNumId w:val="2"/>
   </w:num>
-  <w:num w:numId="19" w16cid:durableId="1718966414">
+  <w:num w:numId="19">
     <w:abstractNumId w:val="16"/>
   </w:num>
 </w:numbering>
@@ -5990,6 +7598,7 @@
   <w:style w:type="character" w:default="1" w:styleId="Fuentedeprrafopredeter">
     <w:name w:val="Default Paragraph Font"/>
     <w:uiPriority w:val="1"/>
+    <w:semiHidden/>
     <w:unhideWhenUsed/>
   </w:style>
   <w:style w:type="table" w:default="1" w:styleId="Tablanormal">
@@ -6390,6 +7999,17 @@
       <w:color w:val="666666"/>
     </w:rPr>
   </w:style>
+  <w:style w:type="character" w:styleId="nfasis">
+    <w:name w:val="Emphasis"/>
+    <w:basedOn w:val="Fuentedeprrafopredeter"/>
+    <w:uiPriority w:val="20"/>
+    <w:qFormat/>
+    <w:rsid w:val="007F01EC"/>
+    <w:rPr>
+      <w:i/>
+      <w:iCs/>
+    </w:rPr>
+  </w:style>
 </w:styles>
 </file>
 
